--- a/01-6个主号内容创作/收入_发布文案/收入_Word1_账号1到6.docx
+++ b/01-6个主号内容创作/收入_发布文案/收入_Word1_账号1到6.docx
@@ -3,188 +3,20 @@
 <w:document xmlns:wpc="http://schemas.microsoft.com/office/word/2010/wordprocessingCanvas" xmlns:mo="http://schemas.microsoft.com/office/mac/office/2008/main" xmlns:mc="http://schemas.openxmlformats.org/markup-compatibility/2006" xmlns:mv="urn:schemas-microsoft-com:mac:vml" xmlns:o="urn:schemas-microsoft-com:office:office" xmlns:r="http://schemas.openxmlformats.org/officeDocument/2006/relationships" xmlns:m="http://schemas.openxmlformats.org/officeDocument/2006/math" xmlns:v="urn:schemas-microsoft-com:vml" xmlns:wp14="http://schemas.microsoft.com/office/word/2010/wordprocessingDrawing" xmlns:wp="http://schemas.openxmlformats.org/drawingml/2006/wordprocessingDrawing" xmlns:w10="urn:schemas-microsoft-com:office:word" xmlns:w="http://schemas.openxmlformats.org/wordprocessingml/2006/main" xmlns:w14="http://schemas.microsoft.com/office/word/2010/wordml" xmlns:wpg="http://schemas.microsoft.com/office/word/2010/wordprocessingGroup" xmlns:wpi="http://schemas.microsoft.com/office/word/2010/wordprocessingInk" xmlns:wne="http://schemas.microsoft.com/office/word/2006/wordml" xmlns:wps="http://schemas.microsoft.com/office/word/2010/wordprocessingShape" mc:Ignorable="w14 wp14">
   <w:body>
     <w:p>
-      <w:pPr>
-        <w:pStyle w:val="Title"/>
-      </w:pPr>
-      <w:r>
-        <w:t>收入确认 - 发布文案 Word1（账号①-⑥）</w:t>
-      </w:r>
-    </w:p>
-    <w:p>
-      <w:pPr>
-        <w:pStyle w:val="Heading1"/>
-      </w:pPr>
-      <w:r>
-        <w:t>第1组_主号诗雨学姐  标题：收入五步法，甄嬛传版最好记</w:t>
-      </w:r>
-    </w:p>
-    <w:p>
-      <w:r>
-        <w:rPr>
-          <w:sz w:val="24"/>
-        </w:rPr>
-        <w:t>已选标题：收入五步法，甄嬛传版最好记</w:t>
-      </w:r>
-    </w:p>
-    <w:p>
-      <w:r>
-        <w:rPr>
-          <w:sz w:val="24"/>
-        </w:rPr>
-      </w:r>
-    </w:p>
-    <w:p>
-      <w:r>
-        <w:rPr>
-          <w:sz w:val="24"/>
-        </w:rPr>
-        <w:t>【账号① 主号·甄嬛传版】</w:t>
-      </w:r>
-    </w:p>
-    <w:p>
-      <w:r>
-        <w:rPr>
-          <w:sz w:val="24"/>
-        </w:rPr>
-      </w:r>
-    </w:p>
-    <w:p>
-      <w:r>
-        <w:rPr>
-          <w:sz w:val="24"/>
-        </w:rPr>
-        <w:t>皇宫里最懂"收入"的，不是户部尚书，是甄嬛。</w:t>
-      </w:r>
-    </w:p>
-    <w:p>
-      <w:r>
-        <w:rPr>
-          <w:sz w:val="24"/>
-        </w:rPr>
-      </w:r>
-    </w:p>
-    <w:p>
-      <w:r>
-        <w:rPr>
-          <w:sz w:val="24"/>
-        </w:rPr>
-        <w:t>翊坤宫每逢节庆，各宫都要向皇上"进贡"，皇上再赐回赏赐。但内务府从不在收到进贡的那一刻就记为"皇室收入"，而是等到确实分发赏赐之后，才记录皇室的"支出"与"收入"。</w:t>
-      </w:r>
-    </w:p>
-    <w:p>
-      <w:r>
-        <w:rPr>
-          <w:sz w:val="24"/>
-        </w:rPr>
-      </w:r>
-    </w:p>
-    <w:p>
-      <w:r>
-        <w:rPr>
-          <w:sz w:val="24"/>
-        </w:rPr>
-        <w:t>这正是中级会计收入确认五步法的精髓——收到钱不等于确认收入，要到履约时才算。</w:t>
-      </w:r>
-    </w:p>
-    <w:p>
-      <w:r>
-        <w:rPr>
-          <w:sz w:val="24"/>
-        </w:rPr>
-      </w:r>
-    </w:p>
-    <w:p>
       <w:r>
         <w:rPr>
           <w:b/>
-          <w:sz w:val="24"/>
-        </w:rPr>
-        <w:t>一、第一步：识别合同（皇上下旨=签合同）</w:t>
-      </w:r>
-    </w:p>
-    <w:p>
-      <w:r>
-        <w:rPr>
-          <w:sz w:val="24"/>
-        </w:rPr>
-      </w:r>
-    </w:p>
-    <w:p>
-      <w:r>
-        <w:rPr>
-          <w:sz w:val="24"/>
-        </w:rPr>
-        <w:t>甄嬛进宫时，皇上下了一道旨意：封嫔，赐翊坤宫，按月给例钱。</w:t>
-      </w:r>
-    </w:p>
-    <w:p>
-      <w:r>
-        <w:rPr>
-          <w:sz w:val="24"/>
-        </w:rPr>
-      </w:r>
-    </w:p>
-    <w:p>
-      <w:r>
-        <w:rPr>
-          <w:sz w:val="24"/>
-        </w:rPr>
-        <w:t>对应会计：这道旨意，就是合同。合同必须满足几个条件：</w:t>
-      </w:r>
-    </w:p>
-    <w:p>
-      <w:r>
-        <w:rPr>
-          <w:sz w:val="24"/>
-        </w:rPr>
-        <w:t>- 双方已批准且有权利义务</w:t>
-      </w:r>
-    </w:p>
-    <w:p>
-      <w:r>
-        <w:rPr>
-          <w:sz w:val="24"/>
-        </w:rPr>
-        <w:t>- 能识别每一方的权利</w:t>
-      </w:r>
-    </w:p>
-    <w:p>
-      <w:r>
-        <w:rPr>
-          <w:sz w:val="24"/>
-        </w:rPr>
-        <w:t>- 有明确的付款条款</w:t>
-      </w:r>
-    </w:p>
-    <w:p>
-      <w:r>
-        <w:rPr>
-          <w:sz w:val="24"/>
-        </w:rPr>
-        <w:t>- 有商业实质</w:t>
-      </w:r>
-    </w:p>
-    <w:p>
-      <w:r>
-        <w:rPr>
-          <w:sz w:val="24"/>
-        </w:rPr>
-        <w:t>- 很可能收到对价</w:t>
-      </w:r>
-    </w:p>
-    <w:p>
-      <w:r>
-        <w:rPr>
-          <w:sz w:val="24"/>
-        </w:rPr>
-      </w:r>
-    </w:p>
-    <w:p>
-      <w:r>
-        <w:rPr>
-          <w:sz w:val="24"/>
-        </w:rPr>
-        <w:t>皇上下旨（签合同）→ 才开始走五步法。</w:t>
+          <w:sz w:val="28"/>
+        </w:rPr>
+        <w:t>【账号①（主号诗雨学姐）】</w:t>
+      </w:r>
+    </w:p>
+    <w:p>
+      <w:r>
+        <w:rPr>
+          <w:sz w:val="24"/>
+        </w:rPr>
+        <w:t>已选标题：收入五步法，甄嬛传版秒记</w:t>
       </w:r>
     </w:p>
     <w:p>
@@ -200,92 +32,145 @@
           <w:b/>
           <w:sz w:val="24"/>
         </w:rPr>
-        <w:t>二、第二步：识别履约义务（内务府任务=履约义务）</w:t>
-      </w:r>
-    </w:p>
-    <w:p>
-      <w:r>
-        <w:rPr>
-          <w:sz w:val="24"/>
-        </w:rPr>
-      </w:r>
-    </w:p>
-    <w:p>
-      <w:r>
-        <w:rPr>
-          <w:sz w:val="24"/>
-        </w:rPr>
-        <w:t>皇上这道旨意里，包含了多项内容：</w:t>
-      </w:r>
-    </w:p>
-    <w:p>
-      <w:r>
-        <w:rPr>
-          <w:sz w:val="24"/>
-        </w:rPr>
-        <w:t>① 封嫔（一次性完成的义务）</w:t>
-      </w:r>
-    </w:p>
-    <w:p>
-      <w:r>
-        <w:rPr>
-          <w:sz w:val="24"/>
-        </w:rPr>
-        <w:t>② 赐居翊坤宫（持续性使用权义务）</w:t>
-      </w:r>
-    </w:p>
-    <w:p>
-      <w:r>
-        <w:rPr>
-          <w:sz w:val="24"/>
-        </w:rPr>
-        <w:t>③ 按月给例钱（持续性付款义务）</w:t>
-      </w:r>
-    </w:p>
-    <w:p>
-      <w:r>
-        <w:rPr>
-          <w:sz w:val="24"/>
-        </w:rPr>
-      </w:r>
-    </w:p>
-    <w:p>
-      <w:r>
-        <w:rPr>
-          <w:sz w:val="24"/>
-        </w:rPr>
-        <w:t>每一项，都是独立的"履约义务"。</w:t>
-      </w:r>
-    </w:p>
-    <w:p>
-      <w:r>
-        <w:rPr>
-          <w:sz w:val="24"/>
-        </w:rPr>
-        <w:t>识别的标准：该商品或服务是否具有"可区分性"——单独有用，且可以单独交付。</w:t>
-      </w:r>
-    </w:p>
-    <w:p>
-      <w:r>
-        <w:rPr>
-          <w:sz w:val="24"/>
-        </w:rPr>
-      </w:r>
-    </w:p>
-    <w:p>
-      <w:r>
-        <w:rPr>
-          <w:sz w:val="24"/>
-        </w:rPr>
-        <w:t>A公司卖机器（单独售价150万）+ 1年维护服务（单独售价50万），打包卖160万。</w:t>
-      </w:r>
-    </w:p>
-    <w:p>
-      <w:r>
-        <w:rPr>
-          <w:sz w:val="24"/>
-        </w:rPr>
-        <w:t>这里有两个履约义务：交机器 + 提供维护服务，需要分开核算。</w:t>
+        <w:t>一、收入确认五步法，就是甄嬛传的五关</w:t>
+      </w:r>
+    </w:p>
+    <w:p>
+      <w:r>
+        <w:rPr>
+          <w:sz w:val="24"/>
+        </w:rPr>
+      </w:r>
+    </w:p>
+    <w:p>
+      <w:r>
+        <w:rPr>
+          <w:sz w:val="24"/>
+        </w:rPr>
+        <w:t>在甄嬛传里，妃嫔从入宫到得宠需要过五道关。收入确认的五步法，就是企业从签合同到确认收入要走的五道程序。</w:t>
+      </w:r>
+    </w:p>
+    <w:p>
+      <w:r>
+        <w:rPr>
+          <w:sz w:val="24"/>
+        </w:rPr>
+      </w:r>
+    </w:p>
+    <w:p>
+      <w:r>
+        <w:rPr>
+          <w:sz w:val="24"/>
+        </w:rPr>
+        <w:t>第一步：识别与客户订立的合同（皇上召见——颁旨）</w:t>
+      </w:r>
+    </w:p>
+    <w:p>
+      <w:r>
+        <w:rPr>
+          <w:sz w:val="24"/>
+        </w:rPr>
+        <w:t>甄嬛被皇上看上，颁旨召见。企业签订销售合同，合同必须具有商业实质、双方权利义务明确、收款可能性大，才能作为收入确认的基础。</w:t>
+      </w:r>
+    </w:p>
+    <w:p>
+      <w:r>
+        <w:rPr>
+          <w:sz w:val="24"/>
+        </w:rPr>
+      </w:r>
+    </w:p>
+    <w:p>
+      <w:r>
+        <w:rPr>
+          <w:sz w:val="24"/>
+        </w:rPr>
+        <w:t>第二步：识别合同中的履约义务（旨意明确——分清任务）</w:t>
+      </w:r>
+    </w:p>
+    <w:p>
+      <w:r>
+        <w:rPr>
+          <w:sz w:val="24"/>
+        </w:rPr>
+        <w:t>皇上的旨意里，可能包含不同的任务：陪驾、绣鸳鸯、随行等。合同里也可能有多项履约义务——卖货+安装+售后。每项义务需单独识别。</w:t>
+      </w:r>
+    </w:p>
+    <w:p>
+      <w:r>
+        <w:rPr>
+          <w:sz w:val="24"/>
+        </w:rPr>
+      </w:r>
+    </w:p>
+    <w:p>
+      <w:r>
+        <w:rPr>
+          <w:sz w:val="24"/>
+        </w:rPr>
+        <w:t>第三步：确定交易价格（彩礼定价——定下金额）</w:t>
+      </w:r>
+    </w:p>
+    <w:p>
+      <w:r>
+        <w:rPr>
+          <w:sz w:val="24"/>
+        </w:rPr>
+        <w:t>皇上给的彩礼（对价）有多少？合同的交易价格是多少？如果涉及可变对价，要按最可能金额或期望值估计，并以高概率不会发生重大转回为限制。</w:t>
+      </w:r>
+    </w:p>
+    <w:p>
+      <w:r>
+        <w:rPr>
+          <w:sz w:val="24"/>
+        </w:rPr>
+      </w:r>
+    </w:p>
+    <w:p>
+      <w:r>
+        <w:rPr>
+          <w:sz w:val="24"/>
+        </w:rPr>
+        <w:t>第四步：将交易价格分摊至各履约义务（按份例分配）</w:t>
+      </w:r>
+    </w:p>
+    <w:p>
+      <w:r>
+        <w:rPr>
+          <w:sz w:val="24"/>
+        </w:rPr>
+        <w:t>如果合同里有三项义务，分别值多少钱，需要按独立售价比例分配总交易价格。</w:t>
+      </w:r>
+    </w:p>
+    <w:p>
+      <w:r>
+        <w:rPr>
+          <w:sz w:val="24"/>
+        </w:rPr>
+      </w:r>
+    </w:p>
+    <w:p>
+      <w:r>
+        <w:rPr>
+          <w:sz w:val="24"/>
+        </w:rPr>
+        <w:t>第五步：在履行履约义务时确认收入（完成任务，才算得宠）</w:t>
+      </w:r>
+    </w:p>
+    <w:p>
+      <w:r>
+        <w:rPr>
+          <w:sz w:val="24"/>
+        </w:rPr>
+        <w:t>甄嬛完成任务，皇上才正式恩宠。企业完成履约义务，才能确认收入。</w:t>
+      </w:r>
+    </w:p>
+    <w:p>
+      <w:r>
+        <w:rPr>
+          <w:sz w:val="24"/>
+        </w:rPr>
+        <w:t>时间段内完成→按进度确认；某一时点完成→在该时点确认。</w:t>
       </w:r>
     </w:p>
     <w:p>
@@ -301,76 +186,147 @@
           <w:b/>
           <w:sz w:val="24"/>
         </w:rPr>
-        <w:t>三、第三步：确定交易价格（赏赐金额=交易价格）</w:t>
-      </w:r>
-    </w:p>
-    <w:p>
-      <w:r>
-        <w:rPr>
-          <w:sz w:val="24"/>
-        </w:rPr>
-      </w:r>
-    </w:p>
-    <w:p>
-      <w:r>
-        <w:rPr>
-          <w:sz w:val="24"/>
-        </w:rPr>
-        <w:t>皇上给的赏赐有多少？包含现金赏赐、宫缎绸布、还有"可能的"额外赏赐（可变对价）。</w:t>
-      </w:r>
-    </w:p>
-    <w:p>
-      <w:r>
-        <w:rPr>
-          <w:sz w:val="24"/>
-        </w:rPr>
-      </w:r>
-    </w:p>
-    <w:p>
-      <w:r>
-        <w:rPr>
-          <w:sz w:val="24"/>
-        </w:rPr>
-        <w:t>可变对价处理原则：</w:t>
-      </w:r>
-    </w:p>
-    <w:p>
-      <w:r>
-        <w:rPr>
-          <w:sz w:val="24"/>
-        </w:rPr>
-        <w:t>- 只确认"大概率不会反转"的部分</w:t>
-      </w:r>
-    </w:p>
-    <w:p>
-      <w:r>
-        <w:rPr>
-          <w:sz w:val="24"/>
-        </w:rPr>
-        <w:t>- 例：销售返利、折扣、奖金</w:t>
-      </w:r>
-    </w:p>
-    <w:p>
-      <w:r>
-        <w:rPr>
-          <w:sz w:val="24"/>
-        </w:rPr>
-      </w:r>
-    </w:p>
-    <w:p>
-      <w:r>
-        <w:rPr>
-          <w:sz w:val="24"/>
-        </w:rPr>
-        <w:t>A公司打包价160万：</w:t>
-      </w:r>
-    </w:p>
-    <w:p>
-      <w:r>
-        <w:rPr>
-          <w:sz w:val="24"/>
-        </w:rPr>
-        <w:t>- 不含税，固定金额，无退货折扣，交易价格=160万。</w:t>
+        <w:t>二、核心数字例题</w:t>
+      </w:r>
+    </w:p>
+    <w:p>
+      <w:r>
+        <w:rPr>
+          <w:sz w:val="24"/>
+        </w:rPr>
+      </w:r>
+    </w:p>
+    <w:p>
+      <w:r>
+        <w:rPr>
+          <w:sz w:val="24"/>
+        </w:rPr>
+        <w:t>A公司与B公司签订销售合同：</w:t>
+      </w:r>
+    </w:p>
+    <w:p>
+      <w:r>
+        <w:rPr>
+          <w:sz w:val="24"/>
+        </w:rPr>
+        <w:t>合同总金额：100万元</w:t>
+      </w:r>
+    </w:p>
+    <w:p>
+      <w:r>
+        <w:rPr>
+          <w:sz w:val="24"/>
+        </w:rPr>
+        <w:t>客户预付款：30万元</w:t>
+      </w:r>
+    </w:p>
+    <w:p>
+      <w:r>
+        <w:rPr>
+          <w:sz w:val="24"/>
+        </w:rPr>
+        <w:t>发货日期：3个月后</w:t>
+      </w:r>
+    </w:p>
+    <w:p>
+      <w:r>
+        <w:rPr>
+          <w:sz w:val="24"/>
+        </w:rPr>
+      </w:r>
+    </w:p>
+    <w:p>
+      <w:r>
+        <w:rPr>
+          <w:sz w:val="24"/>
+        </w:rPr>
+        <w:t>第一步：收到预付款（尚未履约，不能确认收入）：</w:t>
+      </w:r>
+    </w:p>
+    <w:p>
+      <w:r>
+        <w:rPr>
+          <w:sz w:val="24"/>
+        </w:rPr>
+        <w:t>借：银行存款        30</w:t>
+      </w:r>
+    </w:p>
+    <w:p>
+      <w:r>
+        <w:rPr>
+          <w:sz w:val="24"/>
+        </w:rPr>
+        <w:t>贷：合同负债        30</w:t>
+      </w:r>
+    </w:p>
+    <w:p>
+      <w:r>
+        <w:rPr>
+          <w:sz w:val="24"/>
+        </w:rPr>
+      </w:r>
+    </w:p>
+    <w:p>
+      <w:r>
+        <w:rPr>
+          <w:sz w:val="24"/>
+        </w:rPr>
+        <w:t>第二步：发货，完成履约义务，确认全部收入：</w:t>
+      </w:r>
+    </w:p>
+    <w:p>
+      <w:r>
+        <w:rPr>
+          <w:sz w:val="24"/>
+        </w:rPr>
+        <w:t>借：合同负债        30</w:t>
+      </w:r>
+    </w:p>
+    <w:p>
+      <w:r>
+        <w:rPr>
+          <w:sz w:val="24"/>
+        </w:rPr>
+        <w:t xml:space="preserve">    银行存款        70</w:t>
+      </w:r>
+    </w:p>
+    <w:p>
+      <w:r>
+        <w:rPr>
+          <w:sz w:val="24"/>
+        </w:rPr>
+        <w:t>贷：主营业务收入   100</w:t>
+      </w:r>
+    </w:p>
+    <w:p>
+      <w:r>
+        <w:rPr>
+          <w:sz w:val="24"/>
+        </w:rPr>
+      </w:r>
+    </w:p>
+    <w:p>
+      <w:r>
+        <w:rPr>
+          <w:sz w:val="24"/>
+        </w:rPr>
+        <w:t>同时结转销售成本（假设成本60万）：</w:t>
+      </w:r>
+    </w:p>
+    <w:p>
+      <w:r>
+        <w:rPr>
+          <w:sz w:val="24"/>
+        </w:rPr>
+        <w:t>借：主营业务成本    60</w:t>
+      </w:r>
+    </w:p>
+    <w:p>
+      <w:r>
+        <w:rPr>
+          <w:sz w:val="24"/>
+        </w:rPr>
+        <w:t>贷：库存商品        60</w:t>
       </w:r>
     </w:p>
     <w:p>
@@ -386,84 +342,115 @@
           <w:b/>
           <w:sz w:val="24"/>
         </w:rPr>
-        <w:t>四、第四步：分摊交易价格（按任务权重分赏赐=按单独售价比例分摊）</w:t>
-      </w:r>
-    </w:p>
-    <w:p>
-      <w:r>
-        <w:rPr>
-          <w:sz w:val="24"/>
-        </w:rPr>
-      </w:r>
-    </w:p>
-    <w:p>
-      <w:r>
-        <w:rPr>
-          <w:sz w:val="24"/>
-        </w:rPr>
-        <w:t>皇上要把这笔赏赐，按内务府各司的"任务比重"分配。</w:t>
-      </w:r>
-    </w:p>
-    <w:p>
-      <w:r>
-        <w:rPr>
-          <w:sz w:val="24"/>
-        </w:rPr>
-      </w:r>
-    </w:p>
-    <w:p>
-      <w:r>
-        <w:rPr>
-          <w:sz w:val="24"/>
-        </w:rPr>
-        <w:t>对应会计：把160万按各履约义务的单独售价比例分摊：</w:t>
-      </w:r>
-    </w:p>
-    <w:p>
-      <w:r>
-        <w:rPr>
-          <w:sz w:val="24"/>
-        </w:rPr>
-        <w:t>- 机器单独售价：150万，占比=150÷(150+50)=75%</w:t>
-      </w:r>
-    </w:p>
-    <w:p>
-      <w:r>
-        <w:rPr>
-          <w:sz w:val="24"/>
-        </w:rPr>
-        <w:t>- 维护单独售价：50万，占比=50÷(150+50)=25%</w:t>
-      </w:r>
-    </w:p>
-    <w:p>
-      <w:r>
-        <w:rPr>
-          <w:sz w:val="24"/>
-        </w:rPr>
-      </w:r>
-    </w:p>
-    <w:p>
-      <w:r>
-        <w:rPr>
-          <w:sz w:val="24"/>
-        </w:rPr>
-        <w:t>分摊后：</w:t>
-      </w:r>
-    </w:p>
-    <w:p>
-      <w:r>
-        <w:rPr>
-          <w:sz w:val="24"/>
-        </w:rPr>
-        <w:t>- 机器分摊价格 = 160 × 75% = 120万</w:t>
-      </w:r>
-    </w:p>
-    <w:p>
-      <w:r>
-        <w:rPr>
-          <w:sz w:val="24"/>
-        </w:rPr>
-        <w:t>- 维护分摊价格 = 160 × 25% = 40万</w:t>
+        <w:t>三、附有销售退回条款</w:t>
+      </w:r>
+    </w:p>
+    <w:p>
+      <w:r>
+        <w:rPr>
+          <w:sz w:val="24"/>
+        </w:rPr>
+      </w:r>
+    </w:p>
+    <w:p>
+      <w:r>
+        <w:rPr>
+          <w:sz w:val="24"/>
+        </w:rPr>
+        <w:t>A公司销售商品200万（成本120万），根据历史经验，预计退货率10%（退货20万元，成本12万元）。</w:t>
+      </w:r>
+    </w:p>
+    <w:p>
+      <w:r>
+        <w:rPr>
+          <w:sz w:val="24"/>
+        </w:rPr>
+      </w:r>
+    </w:p>
+    <w:p>
+      <w:r>
+        <w:rPr>
+          <w:sz w:val="24"/>
+        </w:rPr>
+        <w:t>确认收入时（只确认预计不会退货的部分）：</w:t>
+      </w:r>
+    </w:p>
+    <w:p>
+      <w:r>
+        <w:rPr>
+          <w:sz w:val="24"/>
+        </w:rPr>
+        <w:t>借：银行存款       200</w:t>
+      </w:r>
+    </w:p>
+    <w:p>
+      <w:r>
+        <w:rPr>
+          <w:sz w:val="24"/>
+        </w:rPr>
+        <w:t>贷：主营业务收入   180    （200×90%）</w:t>
+      </w:r>
+    </w:p>
+    <w:p>
+      <w:r>
+        <w:rPr>
+          <w:sz w:val="24"/>
+        </w:rPr>
+        <w:t xml:space="preserve">    退货负债        20    （200×10%，等退货期满后处理）</w:t>
+      </w:r>
+    </w:p>
+    <w:p>
+      <w:r>
+        <w:rPr>
+          <w:sz w:val="24"/>
+        </w:rPr>
+      </w:r>
+    </w:p>
+    <w:p>
+      <w:r>
+        <w:rPr>
+          <w:sz w:val="24"/>
+        </w:rPr>
+        <w:t>确认成本时（只确认已完成销售的部分成本）：</w:t>
+      </w:r>
+    </w:p>
+    <w:p>
+      <w:r>
+        <w:rPr>
+          <w:sz w:val="24"/>
+        </w:rPr>
+        <w:t>借：主营业务成本   108    （120×90%）</w:t>
+      </w:r>
+    </w:p>
+    <w:p>
+      <w:r>
+        <w:rPr>
+          <w:sz w:val="24"/>
+        </w:rPr>
+        <w:t xml:space="preserve">    退货资产        12    （120×10%，对应可能退回的商品成本）</w:t>
+      </w:r>
+    </w:p>
+    <w:p>
+      <w:r>
+        <w:rPr>
+          <w:sz w:val="24"/>
+        </w:rPr>
+        <w:t>贷：库存商品       120</w:t>
+      </w:r>
+    </w:p>
+    <w:p>
+      <w:r>
+        <w:rPr>
+          <w:sz w:val="24"/>
+        </w:rPr>
+      </w:r>
+    </w:p>
+    <w:p>
+      <w:r>
+        <w:rPr>
+          <w:sz w:val="24"/>
+        </w:rPr>
+        <w:t>记住：退货负债不是真的负债，是预计会退款给客户的部分；退货资产是预计退回货物对应的账面成本，资产方列示。</w:t>
       </w:r>
     </w:p>
     <w:p>
@@ -479,178 +466,107 @@
           <w:b/>
           <w:sz w:val="24"/>
         </w:rPr>
-        <w:t>五、第五步：履约时确认收入（完成任务才赏赐=履约确认收入）</w:t>
-      </w:r>
-    </w:p>
-    <w:p>
-      <w:r>
-        <w:rPr>
-          <w:sz w:val="24"/>
-        </w:rPr>
-      </w:r>
-    </w:p>
-    <w:p>
-      <w:r>
-        <w:rPr>
-          <w:sz w:val="24"/>
-        </w:rPr>
-        <w:t>内务府的任务没完成，赏赐不发。</w:t>
-      </w:r>
-    </w:p>
-    <w:p>
-      <w:r>
-        <w:rPr>
-          <w:sz w:val="24"/>
-        </w:rPr>
-      </w:r>
-    </w:p>
-    <w:p>
-      <w:r>
-        <w:rPr>
-          <w:sz w:val="24"/>
-        </w:rPr>
-        <w:t>会计处理：</w:t>
-      </w:r>
-    </w:p>
-    <w:p>
-      <w:r>
-        <w:rPr>
-          <w:sz w:val="24"/>
-        </w:rPr>
-        <w:t>① 收到客户款项时（尚未履约）：</w:t>
-      </w:r>
-    </w:p>
-    <w:p>
-      <w:r>
-        <w:rPr>
-          <w:sz w:val="24"/>
-        </w:rPr>
-        <w:t xml:space="preserve">   借：银行存款    160万</w:t>
-      </w:r>
-    </w:p>
-    <w:p>
-      <w:r>
-        <w:rPr>
-          <w:sz w:val="24"/>
-        </w:rPr>
-        <w:t xml:space="preserve">   贷：合同负债    160万</w:t>
-      </w:r>
-    </w:p>
-    <w:p>
-      <w:r>
-        <w:rPr>
-          <w:sz w:val="24"/>
-        </w:rPr>
-      </w:r>
-    </w:p>
-    <w:p>
-      <w:r>
-        <w:rPr>
-          <w:sz w:val="24"/>
-        </w:rPr>
-        <w:t>② 完成机器交付时（时点确认）：</w:t>
-      </w:r>
-    </w:p>
-    <w:p>
-      <w:r>
-        <w:rPr>
-          <w:sz w:val="24"/>
-        </w:rPr>
-        <w:t xml:space="preserve">   借：合同负债    120万</w:t>
-      </w:r>
-    </w:p>
-    <w:p>
-      <w:r>
-        <w:rPr>
-          <w:sz w:val="24"/>
-        </w:rPr>
-        <w:t xml:space="preserve">   贷：主营业务收入  120万</w:t>
-      </w:r>
-    </w:p>
-    <w:p>
-      <w:r>
-        <w:rPr>
-          <w:sz w:val="24"/>
-        </w:rPr>
-        <w:t xml:space="preserve">   同时结转成本：</w:t>
-      </w:r>
-    </w:p>
-    <w:p>
-      <w:r>
-        <w:rPr>
-          <w:sz w:val="24"/>
-        </w:rPr>
-        <w:t xml:space="preserve">   借：主营业务成本</w:t>
-      </w:r>
-    </w:p>
-    <w:p>
-      <w:r>
-        <w:rPr>
-          <w:sz w:val="24"/>
-        </w:rPr>
-        <w:t xml:space="preserve">   贷：库存商品</w:t>
-      </w:r>
-    </w:p>
-    <w:p>
-      <w:r>
-        <w:rPr>
-          <w:sz w:val="24"/>
-        </w:rPr>
-      </w:r>
-    </w:p>
-    <w:p>
-      <w:r>
-        <w:rPr>
-          <w:sz w:val="24"/>
-        </w:rPr>
-        <w:t>③ 每月提供维护服务时（时段确认，共12个月）：</w:t>
-      </w:r>
-    </w:p>
-    <w:p>
-      <w:r>
-        <w:rPr>
-          <w:sz w:val="24"/>
-        </w:rPr>
-        <w:t xml:space="preserve">   每月=40÷12≈3.33万</w:t>
-      </w:r>
-    </w:p>
-    <w:p>
-      <w:r>
-        <w:rPr>
-          <w:sz w:val="24"/>
-        </w:rPr>
-        <w:t xml:space="preserve">   借：合同负债    3.33万</w:t>
-      </w:r>
-    </w:p>
-    <w:p>
-      <w:r>
-        <w:rPr>
-          <w:sz w:val="24"/>
-        </w:rPr>
-        <w:t xml:space="preserve">   贷：主营业务收入  3.33万</w:t>
-      </w:r>
-    </w:p>
-    <w:p>
-      <w:r>
-        <w:rPr>
-          <w:sz w:val="24"/>
-        </w:rPr>
-      </w:r>
-    </w:p>
-    <w:p>
-      <w:r>
-        <w:rPr>
-          <w:sz w:val="24"/>
-        </w:rPr>
-        <w:t>甄嬛：皇上，臣妾的任务清单完成了，赏赐可以给了。</w:t>
-      </w:r>
-    </w:p>
-    <w:p>
-      <w:r>
-        <w:rPr>
-          <w:sz w:val="24"/>
-        </w:rPr>
-        <w:t>皇上：这才是收入确认的正确打开方式。</w:t>
+        <w:t>四、附有质量保证条款</w:t>
+      </w:r>
+    </w:p>
+    <w:p>
+      <w:r>
+        <w:rPr>
+          <w:sz w:val="24"/>
+        </w:rPr>
+      </w:r>
+    </w:p>
+    <w:p>
+      <w:r>
+        <w:rPr>
+          <w:sz w:val="24"/>
+        </w:rPr>
+        <w:t>A公司销售产品100万，承诺提供1年质保，预计保修费5万元。</w:t>
+      </w:r>
+    </w:p>
+    <w:p>
+      <w:r>
+        <w:rPr>
+          <w:sz w:val="24"/>
+        </w:rPr>
+      </w:r>
+    </w:p>
+    <w:p>
+      <w:r>
+        <w:rPr>
+          <w:sz w:val="24"/>
+        </w:rPr>
+        <w:t>确认收入时（全额确认，质保不作为单独履约义务处理——保证类质保）：</w:t>
+      </w:r>
+    </w:p>
+    <w:p>
+      <w:r>
+        <w:rPr>
+          <w:sz w:val="24"/>
+        </w:rPr>
+        <w:t>借：应收账款       100</w:t>
+      </w:r>
+    </w:p>
+    <w:p>
+      <w:r>
+        <w:rPr>
+          <w:sz w:val="24"/>
+        </w:rPr>
+        <w:t>贷：主营业务收入   100</w:t>
+      </w:r>
+    </w:p>
+    <w:p>
+      <w:r>
+        <w:rPr>
+          <w:sz w:val="24"/>
+        </w:rPr>
+      </w:r>
+    </w:p>
+    <w:p>
+      <w:r>
+        <w:rPr>
+          <w:sz w:val="24"/>
+        </w:rPr>
+        <w:t>同时预提保修费：</w:t>
+      </w:r>
+    </w:p>
+    <w:p>
+      <w:r>
+        <w:rPr>
+          <w:sz w:val="24"/>
+        </w:rPr>
+        <w:t>借：销售费用         5</w:t>
+      </w:r>
+    </w:p>
+    <w:p>
+      <w:r>
+        <w:rPr>
+          <w:sz w:val="24"/>
+        </w:rPr>
+        <w:t>贷：预计负债         5</w:t>
+      </w:r>
+    </w:p>
+    <w:p>
+      <w:r>
+        <w:rPr>
+          <w:sz w:val="24"/>
+        </w:rPr>
+      </w:r>
+    </w:p>
+    <w:p>
+      <w:r>
+        <w:rPr>
+          <w:sz w:val="24"/>
+        </w:rPr>
+        <w:t>注意：保证类质保（只保证产品符合承诺）不单独分配交易价格，直接计入销售费用。</w:t>
+      </w:r>
+    </w:p>
+    <w:p>
+      <w:r>
+        <w:rPr>
+          <w:sz w:val="24"/>
+        </w:rPr>
+        <w:t>若是服务类质保（提供额外服务），则需分离为单独履约义务，分配交易价格。</w:t>
       </w:r>
     </w:p>
     <w:p>
@@ -666,101 +582,225 @@
           <w:b/>
           <w:sz w:val="24"/>
         </w:rPr>
-        <w:t>六、重点汇总</w:t>
-      </w:r>
-    </w:p>
-    <w:p>
-      <w:r>
-        <w:rPr>
-          <w:sz w:val="24"/>
-        </w:rPr>
-      </w:r>
-    </w:p>
-    <w:p>
-      <w:r>
-        <w:rPr>
-          <w:sz w:val="24"/>
-        </w:rPr>
-        <w:t>| 步骤 | 甄嬛版类比 | 会计术语 |</w:t>
-      </w:r>
-    </w:p>
-    <w:p>
-      <w:r>
-        <w:rPr>
-          <w:sz w:val="24"/>
-        </w:rPr>
-        <w:t>|------|-----------|---------|</w:t>
-      </w:r>
-    </w:p>
-    <w:p>
-      <w:r>
-        <w:rPr>
-          <w:sz w:val="24"/>
-        </w:rPr>
-        <w:t>| 第一步 | 皇上下旨 | 识别合同 |</w:t>
-      </w:r>
-    </w:p>
-    <w:p>
-      <w:r>
-        <w:rPr>
-          <w:sz w:val="24"/>
-        </w:rPr>
-        <w:t>| 第二步 | 分派任务 | 识别履约义务 |</w:t>
-      </w:r>
-    </w:p>
-    <w:p>
-      <w:r>
-        <w:rPr>
-          <w:sz w:val="24"/>
-        </w:rPr>
-        <w:t>| 第三步 | 确定赏赐金额 | 确定交易价格 |</w:t>
-      </w:r>
-    </w:p>
-    <w:p>
-      <w:r>
-        <w:rPr>
-          <w:sz w:val="24"/>
-        </w:rPr>
-        <w:t>| 第四步 | 按任务比例分赏赐 | 分摊交易价格 |</w:t>
-      </w:r>
-    </w:p>
-    <w:p>
-      <w:r>
-        <w:rPr>
-          <w:sz w:val="24"/>
-        </w:rPr>
-        <w:t>| 第五步 | 完成任务才给赏 | 履约时确认收入 |</w:t>
-      </w:r>
-    </w:p>
-    <w:p>
-      <w:r>
-        <w:rPr>
-          <w:sz w:val="24"/>
-        </w:rPr>
-      </w:r>
-    </w:p>
-    <w:p>
-      <w:r>
-        <w:rPr>
-          <w:sz w:val="24"/>
-        </w:rPr>
-        <w:t>核心口诀：收钱入负债，履约转收入。</w:t>
-      </w:r>
-    </w:p>
-    <w:p>
-      <w:r>
-        <w:rPr>
-          <w:sz w:val="24"/>
-        </w:rPr>
-        <w:t>考试最常考：多履约义务的分摊，以及合同负债vs合同资产的区分。</w:t>
-      </w:r>
-    </w:p>
-    <w:p>
-      <w:r>
-        <w:rPr>
-          <w:sz w:val="24"/>
-        </w:rPr>
-        <w:t>今天背会五步法，收入章节稳拿分。</w:t>
+        <w:t>五、主要责任人和代理人</w:t>
+      </w:r>
+    </w:p>
+    <w:p>
+      <w:r>
+        <w:rPr>
+          <w:sz w:val="24"/>
+        </w:rPr>
+      </w:r>
+    </w:p>
+    <w:p>
+      <w:r>
+        <w:rPr>
+          <w:sz w:val="24"/>
+        </w:rPr>
+        <w:t>区分标准：谁对商品/服务在转让给客户前控制它？</w:t>
+      </w:r>
+    </w:p>
+    <w:p>
+      <w:r>
+        <w:rPr>
+          <w:sz w:val="24"/>
+        </w:rPr>
+      </w:r>
+    </w:p>
+    <w:p>
+      <w:r>
+        <w:rPr>
+          <w:sz w:val="24"/>
+        </w:rPr>
+        <w:t>主要责任人（控制者）：</w:t>
+      </w:r>
+    </w:p>
+    <w:p>
+      <w:r>
+        <w:rPr>
+          <w:sz w:val="24"/>
+        </w:rPr>
+        <w:t>- 自己承担商品控制权，承担库存风险</w:t>
+      </w:r>
+    </w:p>
+    <w:p>
+      <w:r>
+        <w:rPr>
+          <w:sz w:val="24"/>
+        </w:rPr>
+        <w:t>- 确认收入为总额（全额法）</w:t>
+      </w:r>
+    </w:p>
+    <w:p>
+      <w:r>
+        <w:rPr>
+          <w:sz w:val="24"/>
+        </w:rPr>
+        <w:t>- 例：电商平台自己备货、卖货，确认全额收入100万</w:t>
+      </w:r>
+    </w:p>
+    <w:p>
+      <w:r>
+        <w:rPr>
+          <w:sz w:val="24"/>
+        </w:rPr>
+      </w:r>
+    </w:p>
+    <w:p>
+      <w:r>
+        <w:rPr>
+          <w:sz w:val="24"/>
+        </w:rPr>
+        <w:t>代理人（服务者）：</w:t>
+      </w:r>
+    </w:p>
+    <w:p>
+      <w:r>
+        <w:rPr>
+          <w:sz w:val="24"/>
+        </w:rPr>
+        <w:t>- 不控制商品，只提供撮合/推销服务</w:t>
+      </w:r>
+    </w:p>
+    <w:p>
+      <w:r>
+        <w:rPr>
+          <w:sz w:val="24"/>
+        </w:rPr>
+        <w:t>- 确认收入为净额（佣金法）</w:t>
+      </w:r>
+    </w:p>
+    <w:p>
+      <w:r>
+        <w:rPr>
+          <w:sz w:val="24"/>
+        </w:rPr>
+        <w:t>- 例：平台帮品牌商卖100万商品，佣金10%=10万，只确认10万收入</w:t>
+      </w:r>
+    </w:p>
+    <w:p>
+      <w:r>
+        <w:rPr>
+          <w:sz w:val="24"/>
+        </w:rPr>
+      </w:r>
+    </w:p>
+    <w:p>
+      <w:r>
+        <w:rPr>
+          <w:sz w:val="24"/>
+        </w:rPr>
+        <w:t>分录对比：</w:t>
+      </w:r>
+    </w:p>
+    <w:p>
+      <w:r>
+        <w:rPr>
+          <w:sz w:val="24"/>
+        </w:rPr>
+        <w:t>主要责任人（收款100万，成本80万）：</w:t>
+      </w:r>
+    </w:p>
+    <w:p>
+      <w:r>
+        <w:rPr>
+          <w:sz w:val="24"/>
+        </w:rPr>
+        <w:t>借：银行存款 100，贷：主营业务收入 100</w:t>
+      </w:r>
+    </w:p>
+    <w:p>
+      <w:r>
+        <w:rPr>
+          <w:sz w:val="24"/>
+        </w:rPr>
+        <w:t>借：主营业务成本 80，贷：库存商品 80</w:t>
+      </w:r>
+    </w:p>
+    <w:p>
+      <w:r>
+        <w:rPr>
+          <w:sz w:val="24"/>
+        </w:rPr>
+      </w:r>
+    </w:p>
+    <w:p>
+      <w:r>
+        <w:rPr>
+          <w:sz w:val="24"/>
+        </w:rPr>
+        <w:t>代理人（收款100万，支付品牌商90万）：</w:t>
+      </w:r>
+    </w:p>
+    <w:p>
+      <w:r>
+        <w:rPr>
+          <w:sz w:val="24"/>
+        </w:rPr>
+        <w:t>借：银行存款 100，贷：代理业务收入 10，应付账款 90</w:t>
+      </w:r>
+    </w:p>
+    <w:p>
+      <w:r>
+        <w:rPr>
+          <w:sz w:val="24"/>
+        </w:rPr>
+      </w:r>
+    </w:p>
+    <w:p>
+      <w:r>
+        <w:rPr>
+          <w:b/>
+          <w:sz w:val="24"/>
+        </w:rPr>
+        <w:t>六、甄嬛传口诀汇总</w:t>
+      </w:r>
+    </w:p>
+    <w:p>
+      <w:r>
+        <w:rPr>
+          <w:sz w:val="24"/>
+        </w:rPr>
+      </w:r>
+    </w:p>
+    <w:p>
+      <w:r>
+        <w:rPr>
+          <w:sz w:val="24"/>
+        </w:rPr>
+        <w:t>收入五步不能乱：签合同、定义务、定价格、摊价格、完成后确认。</w:t>
+      </w:r>
+    </w:p>
+    <w:p>
+      <w:r>
+        <w:rPr>
+          <w:sz w:val="24"/>
+        </w:rPr>
+        <w:t>预收款先挂负债（合同负债），别急着确认！</w:t>
+      </w:r>
+    </w:p>
+    <w:p>
+      <w:r>
+        <w:rPr>
+          <w:sz w:val="24"/>
+        </w:rPr>
+        <w:t>退货条款算好率（退货率），收入按净额；</w:t>
+      </w:r>
+    </w:p>
+    <w:p>
+      <w:r>
+        <w:rPr>
+          <w:sz w:val="24"/>
+        </w:rPr>
+        <w:t>代理人只挣佣金（净额），不确认总额；</w:t>
+      </w:r>
+    </w:p>
+    <w:p>
+      <w:r>
+        <w:rPr>
+          <w:sz w:val="24"/>
+        </w:rPr>
+        <w:t>质保费用预计提（预计负债），与收入分开走！</w:t>
       </w:r>
     </w:p>
     <w:p>
@@ -769,218 +809,110 @@
       </w:r>
     </w:p>
     <w:p>
-      <w:pPr>
-        <w:pStyle w:val="Heading1"/>
-      </w:pPr>
-      <w:r>
-        <w:t>第2组_副号1学生视角  标题：广志公司卖机器，收入怎么确认</w:t>
-      </w:r>
-    </w:p>
-    <w:p>
-      <w:r>
-        <w:rPr>
-          <w:sz w:val="24"/>
-        </w:rPr>
-        <w:t>已选标题：广志公司卖机器，收入怎么确认</w:t>
-      </w:r>
-    </w:p>
-    <w:p>
-      <w:r>
-        <w:rPr>
-          <w:sz w:val="24"/>
-        </w:rPr>
-      </w:r>
-    </w:p>
-    <w:p>
-      <w:r>
-        <w:rPr>
-          <w:sz w:val="24"/>
-        </w:rPr>
-        <w:t>【账号② 副号1·蜡笔小新版】</w:t>
-      </w:r>
-    </w:p>
-    <w:p>
-      <w:r>
-        <w:rPr>
-          <w:sz w:val="24"/>
-        </w:rPr>
-      </w:r>
-    </w:p>
-    <w:p>
-      <w:r>
-        <w:rPr>
-          <w:sz w:val="24"/>
-        </w:rPr>
-        <w:t>广志最近接了个大单，但差点因为一个会计问题把客户给吓跑。</w:t>
-      </w:r>
-    </w:p>
-    <w:p>
-      <w:r>
-        <w:rPr>
-          <w:sz w:val="24"/>
-        </w:rPr>
-      </w:r>
-    </w:p>
-    <w:p>
-      <w:r>
-        <w:rPr>
-          <w:sz w:val="24"/>
-        </w:rPr>
-        <w:t>事情是这样的：广志公司接了个合同，卖一台机器给客户，同时附带一年的免费维护服务。客户一次性付款160万，广志高兴坏了，准备在收到钱的当天就把160万全记成收入。</w:t>
-      </w:r>
-    </w:p>
-    <w:p>
-      <w:r>
-        <w:rPr>
-          <w:sz w:val="24"/>
-        </w:rPr>
-      </w:r>
-    </w:p>
-    <w:p>
-      <w:r>
-        <w:rPr>
-          <w:sz w:val="24"/>
-        </w:rPr>
-        <w:t>小新在旁边玩玩具，头也不抬地说："爸爸，你这样做不对哦。"</w:t>
-      </w:r>
-    </w:p>
-    <w:p>
-      <w:r>
-        <w:rPr>
-          <w:sz w:val="24"/>
-        </w:rPr>
-      </w:r>
-    </w:p>
-    <w:p>
-      <w:r>
-        <w:rPr>
-          <w:sz w:val="24"/>
-        </w:rPr>
-        <w:t>广志一愣："什么不对？钱不是到账了吗？"</w:t>
-      </w:r>
-    </w:p>
-    <w:p>
-      <w:r>
-        <w:rPr>
-          <w:sz w:val="24"/>
-        </w:rPr>
-      </w:r>
-    </w:p>
-    <w:p>
-      <w:r>
-        <w:rPr>
-          <w:sz w:val="24"/>
-        </w:rPr>
-        <w:t>小新放下玩具，开始认真给爸爸分析。</w:t>
-      </w:r>
-    </w:p>
-    <w:p>
-      <w:r>
-        <w:rPr>
-          <w:sz w:val="24"/>
-        </w:rPr>
-      </w:r>
-    </w:p>
-    <w:p>
       <w:r>
         <w:rPr>
           <w:b/>
-          <w:sz w:val="24"/>
-        </w:rPr>
-        <w:t>一、这160万到底是不是收入？</w:t>
-      </w:r>
-    </w:p>
-    <w:p>
-      <w:r>
-        <w:rPr>
-          <w:sz w:val="24"/>
-        </w:rPr>
-      </w:r>
-    </w:p>
-    <w:p>
-      <w:r>
-        <w:rPr>
-          <w:sz w:val="24"/>
-        </w:rPr>
-        <w:t>小新问广志："爸爸，你把机器交给客户了吗？"</w:t>
-      </w:r>
-    </w:p>
-    <w:p>
-      <w:r>
-        <w:rPr>
-          <w:sz w:val="24"/>
-        </w:rPr>
-        <w:t>广志："没有，钱刚到，机器还在仓库。"</w:t>
-      </w:r>
-    </w:p>
-    <w:p>
-      <w:r>
-        <w:rPr>
-          <w:sz w:val="24"/>
-        </w:rPr>
-        <w:t>小新："那你的任务完成了吗？"</w:t>
-      </w:r>
-    </w:p>
-    <w:p>
-      <w:r>
-        <w:rPr>
-          <w:sz w:val="24"/>
-        </w:rPr>
-        <w:t>广志："没有……"</w:t>
-      </w:r>
-    </w:p>
-    <w:p>
-      <w:r>
-        <w:rPr>
-          <w:sz w:val="24"/>
-        </w:rPr>
-        <w:t>小新："没完成任务就收了钱，这在会计上叫——合同负债！"</w:t>
-      </w:r>
-    </w:p>
-    <w:p>
-      <w:r>
-        <w:rPr>
-          <w:sz w:val="24"/>
-        </w:rPr>
-      </w:r>
-    </w:p>
-    <w:p>
-      <w:r>
-        <w:rPr>
-          <w:sz w:val="24"/>
-        </w:rPr>
-        <w:t>收到款项时（机器还没交）：</w:t>
-      </w:r>
-    </w:p>
-    <w:p>
-      <w:r>
-        <w:rPr>
-          <w:sz w:val="24"/>
-        </w:rPr>
-        <w:t>借：银行存款    160万</w:t>
-      </w:r>
-    </w:p>
-    <w:p>
-      <w:r>
-        <w:rPr>
-          <w:sz w:val="24"/>
-        </w:rPr>
-        <w:t>贷：合同负债    160万</w:t>
-      </w:r>
-    </w:p>
-    <w:p>
-      <w:r>
-        <w:rPr>
-          <w:sz w:val="24"/>
-        </w:rPr>
-      </w:r>
-    </w:p>
-    <w:p>
-      <w:r>
-        <w:rPr>
-          <w:sz w:val="24"/>
-        </w:rPr>
-        <w:t>合同负债≠收入。它是负债，代表广志还欠客户一台机器+一年维护。</w:t>
+          <w:sz w:val="28"/>
+        </w:rPr>
+        <w:t>【账号②（副号1学生视角）】</w:t>
+      </w:r>
+    </w:p>
+    <w:p>
+      <w:r>
+        <w:rPr>
+          <w:sz w:val="24"/>
+        </w:rPr>
+        <w:t>已选标题：广志开店，收入咋确认</w:t>
+      </w:r>
+    </w:p>
+    <w:p>
+      <w:r>
+        <w:rPr>
+          <w:sz w:val="24"/>
+        </w:rPr>
+      </w:r>
+    </w:p>
+    <w:p>
+      <w:r>
+        <w:rPr>
+          <w:sz w:val="24"/>
+        </w:rPr>
+        <w:t>故事：广志开蛋糕店，第一次遇上预付款</w:t>
+      </w:r>
+    </w:p>
+    <w:p>
+      <w:r>
+        <w:rPr>
+          <w:sz w:val="24"/>
+        </w:rPr>
+      </w:r>
+    </w:p>
+    <w:p>
+      <w:r>
+        <w:rPr>
+          <w:sz w:val="24"/>
+        </w:rPr>
+        <w:t>广志下岗后决定自己创业，开了一家"广志蛋糕坊"，专门做定制蛋糕。</w:t>
+      </w:r>
+    </w:p>
+    <w:p>
+      <w:r>
+        <w:rPr>
+          <w:sz w:val="24"/>
+        </w:rPr>
+      </w:r>
+    </w:p>
+    <w:p>
+      <w:r>
+        <w:rPr>
+          <w:sz w:val="24"/>
+        </w:rPr>
+        <w:t>第一单大客户来了——公司团购100万的蛋糕礼盒，要求先付30万定金，3个月后交货。</w:t>
+      </w:r>
+    </w:p>
+    <w:p>
+      <w:r>
+        <w:rPr>
+          <w:sz w:val="24"/>
+        </w:rPr>
+      </w:r>
+    </w:p>
+    <w:p>
+      <w:r>
+        <w:rPr>
+          <w:sz w:val="24"/>
+        </w:rPr>
+        <w:t>广志兴冲冲地拿出账本，准备记收入。</w:t>
+      </w:r>
+    </w:p>
+    <w:p>
+      <w:r>
+        <w:rPr>
+          <w:sz w:val="24"/>
+        </w:rPr>
+      </w:r>
+    </w:p>
+    <w:p>
+      <w:r>
+        <w:rPr>
+          <w:sz w:val="24"/>
+        </w:rPr>
+        <w:t>小新走过来："爸，你不能直接记主营业务收入！"</w:t>
+      </w:r>
+    </w:p>
+    <w:p>
+      <w:r>
+        <w:rPr>
+          <w:sz w:val="24"/>
+        </w:rPr>
+      </w:r>
+    </w:p>
+    <w:p>
+      <w:r>
+        <w:rPr>
+          <w:sz w:val="24"/>
+        </w:rPr>
+        <w:t>广志一愣："为啥？钱已经收到了啊！"</w:t>
       </w:r>
     </w:p>
     <w:p>
@@ -996,106 +928,98 @@
           <w:b/>
           <w:sz w:val="24"/>
         </w:rPr>
-        <w:t>二、但这里有两个任务，怎么拆？</w:t>
-      </w:r>
-    </w:p>
-    <w:p>
-      <w:r>
-        <w:rPr>
-          <w:sz w:val="24"/>
-        </w:rPr>
-      </w:r>
-    </w:p>
-    <w:p>
-      <w:r>
-        <w:rPr>
-          <w:sz w:val="24"/>
-        </w:rPr>
-        <w:t>小新翻出一张纸，写下：</w:t>
-      </w:r>
-    </w:p>
-    <w:p>
-      <w:r>
-        <w:rPr>
-          <w:sz w:val="24"/>
-        </w:rPr>
-        <w:t>- 任务一：交出机器（单独卖要150万）</w:t>
-      </w:r>
-    </w:p>
-    <w:p>
-      <w:r>
-        <w:rPr>
-          <w:sz w:val="24"/>
-        </w:rPr>
-        <w:t>- 任务二：提供1年维护（单独卖要50万）</w:t>
-      </w:r>
-    </w:p>
-    <w:p>
-      <w:r>
-        <w:rPr>
-          <w:sz w:val="24"/>
-        </w:rPr>
-      </w:r>
-    </w:p>
-    <w:p>
-      <w:r>
-        <w:rPr>
-          <w:sz w:val="24"/>
-        </w:rPr>
-        <w:t>两个任务合起来=200万单独售价，但打包价只收了160万，有40万折扣。</w:t>
-      </w:r>
-    </w:p>
-    <w:p>
-      <w:r>
-        <w:rPr>
-          <w:sz w:val="24"/>
-        </w:rPr>
-      </w:r>
-    </w:p>
-    <w:p>
-      <w:r>
-        <w:rPr>
-          <w:sz w:val="24"/>
-        </w:rPr>
-        <w:t>小新："爸爸，折扣也要按比例分！"</w:t>
-      </w:r>
-    </w:p>
-    <w:p>
-      <w:r>
-        <w:rPr>
-          <w:sz w:val="24"/>
-        </w:rPr>
-      </w:r>
-    </w:p>
-    <w:p>
-      <w:r>
-        <w:rPr>
-          <w:sz w:val="24"/>
-        </w:rPr>
-        <w:t>机器分到的金额：160 × 150/200 = 120万</w:t>
-      </w:r>
-    </w:p>
-    <w:p>
-      <w:r>
-        <w:rPr>
-          <w:sz w:val="24"/>
-        </w:rPr>
-        <w:t>维护分到的金额：160 × 50/200 = 40万</w:t>
-      </w:r>
-    </w:p>
-    <w:p>
-      <w:r>
-        <w:rPr>
-          <w:sz w:val="24"/>
-        </w:rPr>
-      </w:r>
-    </w:p>
-    <w:p>
-      <w:r>
-        <w:rPr>
-          <w:sz w:val="24"/>
-        </w:rPr>
-        <w:t>这就是"多履约义务下的交易价格分摊"——按各自的单独售价比例来。</w:t>
+        <w:t>一、预收款的正确处理</w:t>
+      </w:r>
+    </w:p>
+    <w:p>
+      <w:r>
+        <w:rPr>
+          <w:sz w:val="24"/>
+        </w:rPr>
+      </w:r>
+    </w:p>
+    <w:p>
+      <w:r>
+        <w:rPr>
+          <w:sz w:val="24"/>
+        </w:rPr>
+        <w:t>小新解释：收到预付款，但蛋糕还没做好，还没交货，算是欠客户的东西，应该先记"合同负债"。</w:t>
+      </w:r>
+    </w:p>
+    <w:p>
+      <w:r>
+        <w:rPr>
+          <w:sz w:val="24"/>
+        </w:rPr>
+      </w:r>
+    </w:p>
+    <w:p>
+      <w:r>
+        <w:rPr>
+          <w:sz w:val="24"/>
+        </w:rPr>
+        <w:t>收到预付款30万时：</w:t>
+      </w:r>
+    </w:p>
+    <w:p>
+      <w:r>
+        <w:rPr>
+          <w:sz w:val="24"/>
+        </w:rPr>
+        <w:t>借：银行存款        30</w:t>
+      </w:r>
+    </w:p>
+    <w:p>
+      <w:r>
+        <w:rPr>
+          <w:sz w:val="24"/>
+        </w:rPr>
+        <w:t>贷：合同负债        30</w:t>
+      </w:r>
+    </w:p>
+    <w:p>
+      <w:r>
+        <w:rPr>
+          <w:sz w:val="24"/>
+        </w:rPr>
+      </w:r>
+    </w:p>
+    <w:p>
+      <w:r>
+        <w:rPr>
+          <w:sz w:val="24"/>
+        </w:rPr>
+        <w:t>广志皱眉："负债？我收了钱怎么是负债？"</w:t>
+      </w:r>
+    </w:p>
+    <w:p>
+      <w:r>
+        <w:rPr>
+          <w:sz w:val="24"/>
+        </w:rPr>
+      </w:r>
+    </w:p>
+    <w:p>
+      <w:r>
+        <w:rPr>
+          <w:sz w:val="24"/>
+        </w:rPr>
+        <w:t>小新："因为你还没交货，这笔钱是客户预付的，你欠着客户30万的蛋糕呢！"</w:t>
+      </w:r>
+    </w:p>
+    <w:p>
+      <w:r>
+        <w:rPr>
+          <w:sz w:val="24"/>
+        </w:rPr>
+      </w:r>
+    </w:p>
+    <w:p>
+      <w:r>
+        <w:rPr>
+          <w:sz w:val="24"/>
+        </w:rPr>
+        <w:t>广志若有所思地点了点头。</w:t>
       </w:r>
     </w:p>
     <w:p>
@@ -1111,76 +1035,122 @@
           <w:b/>
           <w:sz w:val="24"/>
         </w:rPr>
-        <w:t>三、机器交货了，这时候确认收入</w:t>
-      </w:r>
-    </w:p>
-    <w:p>
-      <w:r>
-        <w:rPr>
-          <w:sz w:val="24"/>
-        </w:rPr>
-      </w:r>
-    </w:p>
-    <w:p>
-      <w:r>
-        <w:rPr>
-          <w:sz w:val="24"/>
-        </w:rPr>
-        <w:t>广志把机器运到客户那边，确认签收。</w:t>
-      </w:r>
-    </w:p>
-    <w:p>
-      <w:r>
-        <w:rPr>
-          <w:sz w:val="24"/>
-        </w:rPr>
-      </w:r>
-    </w:p>
-    <w:p>
-      <w:r>
-        <w:rPr>
-          <w:sz w:val="24"/>
-        </w:rPr>
-        <w:t>借：合同负债    120万</w:t>
-      </w:r>
-    </w:p>
-    <w:p>
-      <w:r>
-        <w:rPr>
-          <w:sz w:val="24"/>
-        </w:rPr>
-        <w:t>贷：主营业务收入  120万</w:t>
-      </w:r>
-    </w:p>
-    <w:p>
-      <w:r>
-        <w:rPr>
-          <w:sz w:val="24"/>
-        </w:rPr>
-        <w:t>借：主营业务成本   XX万（结转成本）</w:t>
-      </w:r>
-    </w:p>
-    <w:p>
-      <w:r>
-        <w:rPr>
-          <w:sz w:val="24"/>
-        </w:rPr>
-        <w:t>贷：库存商品      XX万</w:t>
-      </w:r>
-    </w:p>
-    <w:p>
-      <w:r>
-        <w:rPr>
-          <w:sz w:val="24"/>
-        </w:rPr>
-      </w:r>
-    </w:p>
-    <w:p>
-      <w:r>
-        <w:rPr>
-          <w:sz w:val="24"/>
-        </w:rPr>
-        <w:t>注意：只确认机器的120万，维护那40万还没开始干。</w:t>
+        <w:t>二、发货后确认收入</w:t>
+      </w:r>
+    </w:p>
+    <w:p>
+      <w:r>
+        <w:rPr>
+          <w:sz w:val="24"/>
+        </w:rPr>
+      </w:r>
+    </w:p>
+    <w:p>
+      <w:r>
+        <w:rPr>
+          <w:sz w:val="24"/>
+        </w:rPr>
+        <w:t>三个月后，100万蛋糕礼盒全部做好送出去了。</w:t>
+      </w:r>
+    </w:p>
+    <w:p>
+      <w:r>
+        <w:rPr>
+          <w:sz w:val="24"/>
+        </w:rPr>
+      </w:r>
+    </w:p>
+    <w:p>
+      <w:r>
+        <w:rPr>
+          <w:sz w:val="24"/>
+        </w:rPr>
+        <w:t>这时候才可以确认收入！</w:t>
+      </w:r>
+    </w:p>
+    <w:p>
+      <w:r>
+        <w:rPr>
+          <w:sz w:val="24"/>
+        </w:rPr>
+      </w:r>
+    </w:p>
+    <w:p>
+      <w:r>
+        <w:rPr>
+          <w:sz w:val="24"/>
+        </w:rPr>
+        <w:t>发货，完成履约义务：</w:t>
+      </w:r>
+    </w:p>
+    <w:p>
+      <w:r>
+        <w:rPr>
+          <w:sz w:val="24"/>
+        </w:rPr>
+        <w:t>借：合同负债        30    （之前挂的预付款负债，现在冲销）</w:t>
+      </w:r>
+    </w:p>
+    <w:p>
+      <w:r>
+        <w:rPr>
+          <w:sz w:val="24"/>
+        </w:rPr>
+        <w:t xml:space="preserve">    银行存款        70    （剩余70万收到）</w:t>
+      </w:r>
+    </w:p>
+    <w:p>
+      <w:r>
+        <w:rPr>
+          <w:sz w:val="24"/>
+        </w:rPr>
+        <w:t>贷：主营业务收入   100    （合同总金额，全额确认）</w:t>
+      </w:r>
+    </w:p>
+    <w:p>
+      <w:r>
+        <w:rPr>
+          <w:sz w:val="24"/>
+        </w:rPr>
+      </w:r>
+    </w:p>
+    <w:p>
+      <w:r>
+        <w:rPr>
+          <w:sz w:val="24"/>
+        </w:rPr>
+        <w:t>同时结转蛋糕成本（假设成本60万）：</w:t>
+      </w:r>
+    </w:p>
+    <w:p>
+      <w:r>
+        <w:rPr>
+          <w:sz w:val="24"/>
+        </w:rPr>
+        <w:t>借：主营业务成本    60</w:t>
+      </w:r>
+    </w:p>
+    <w:p>
+      <w:r>
+        <w:rPr>
+          <w:sz w:val="24"/>
+        </w:rPr>
+        <w:t>贷：库存商品        60</w:t>
+      </w:r>
+    </w:p>
+    <w:p>
+      <w:r>
+        <w:rPr>
+          <w:sz w:val="24"/>
+        </w:rPr>
+      </w:r>
+    </w:p>
+    <w:p>
+      <w:r>
+        <w:rPr>
+          <w:sz w:val="24"/>
+        </w:rPr>
+        <w:t>广志终于明白了："所以，先收到钱，是负债；交货了，才是收入。"</w:t>
       </w:r>
     </w:p>
     <w:p>
@@ -1196,121 +1166,130 @@
           <w:b/>
           <w:sz w:val="24"/>
         </w:rPr>
-        <w:t>四、维护服务，每个月确认</w:t>
-      </w:r>
-    </w:p>
-    <w:p>
-      <w:r>
-        <w:rPr>
-          <w:sz w:val="24"/>
-        </w:rPr>
-      </w:r>
-    </w:p>
-    <w:p>
-      <w:r>
-        <w:rPr>
-          <w:sz w:val="24"/>
-        </w:rPr>
-        <w:t>1年维护，时段确认（持续服务，按月）：</w:t>
-      </w:r>
-    </w:p>
-    <w:p>
-      <w:r>
-        <w:rPr>
-          <w:sz w:val="24"/>
-        </w:rPr>
-        <w:t>40万÷12个月≈3.33万/月</w:t>
-      </w:r>
-    </w:p>
-    <w:p>
-      <w:r>
-        <w:rPr>
-          <w:sz w:val="24"/>
-        </w:rPr>
-      </w:r>
-    </w:p>
-    <w:p>
-      <w:r>
-        <w:rPr>
-          <w:sz w:val="24"/>
-        </w:rPr>
-        <w:t>每月：</w:t>
-      </w:r>
-    </w:p>
-    <w:p>
-      <w:r>
-        <w:rPr>
-          <w:sz w:val="24"/>
-        </w:rPr>
-        <w:t>借：合同负债    3.33万</w:t>
-      </w:r>
-    </w:p>
-    <w:p>
-      <w:r>
-        <w:rPr>
-          <w:sz w:val="24"/>
-        </w:rPr>
-        <w:t>贷：主营业务收入  3.33万</w:t>
-      </w:r>
-    </w:p>
-    <w:p>
-      <w:r>
-        <w:rPr>
-          <w:sz w:val="24"/>
-        </w:rPr>
-      </w:r>
-    </w:p>
-    <w:p>
-      <w:r>
-        <w:rPr>
-          <w:sz w:val="24"/>
-        </w:rPr>
-        <w:t>12个月结束，维护的40万全部确认完毕。</w:t>
-      </w:r>
-    </w:p>
-    <w:p>
-      <w:r>
-        <w:rPr>
-          <w:sz w:val="24"/>
-        </w:rPr>
-      </w:r>
-    </w:p>
-    <w:p>
-      <w:r>
-        <w:rPr>
-          <w:sz w:val="24"/>
-        </w:rPr>
-        <w:t>小新总结："爸爸，收到钱是合同负债，交货确认机器的份，做完维护确认服务的份，两笔分开算。"</w:t>
-      </w:r>
-    </w:p>
-    <w:p>
-      <w:r>
-        <w:rPr>
-          <w:sz w:val="24"/>
-        </w:rPr>
-      </w:r>
-    </w:p>
-    <w:p>
-      <w:r>
-        <w:rPr>
-          <w:sz w:val="24"/>
-        </w:rPr>
-        <w:t>广志若有所思地点头："那我如果先做完维护，钱还没收呢？"</w:t>
-      </w:r>
-    </w:p>
-    <w:p>
-      <w:r>
-        <w:rPr>
-          <w:sz w:val="24"/>
-        </w:rPr>
-      </w:r>
-    </w:p>
-    <w:p>
-      <w:r>
-        <w:rPr>
-          <w:sz w:val="24"/>
-        </w:rPr>
-        <w:t>小新（不假思索）："那叫合同资产！"</w:t>
+        <w:t>三、退货条款的坑</w:t>
+      </w:r>
+    </w:p>
+    <w:p>
+      <w:r>
+        <w:rPr>
+          <w:sz w:val="24"/>
+        </w:rPr>
+      </w:r>
+    </w:p>
+    <w:p>
+      <w:r>
+        <w:rPr>
+          <w:sz w:val="24"/>
+        </w:rPr>
+        <w:t>广志又签了一单，卖200万礼盒给超市，合同里写了退货条款：可退货30天，历史退货率约10%。</w:t>
+      </w:r>
+    </w:p>
+    <w:p>
+      <w:r>
+        <w:rPr>
+          <w:sz w:val="24"/>
+        </w:rPr>
+      </w:r>
+    </w:p>
+    <w:p>
+      <w:r>
+        <w:rPr>
+          <w:sz w:val="24"/>
+        </w:rPr>
+        <w:t>小新警告：有退货条款，不能全确认200万收入！</w:t>
+      </w:r>
+    </w:p>
+    <w:p>
+      <w:r>
+        <w:rPr>
+          <w:sz w:val="24"/>
+        </w:rPr>
+      </w:r>
+    </w:p>
+    <w:p>
+      <w:r>
+        <w:rPr>
+          <w:sz w:val="24"/>
+        </w:rPr>
+        <w:t>应该这么记：</w:t>
+      </w:r>
+    </w:p>
+    <w:p>
+      <w:r>
+        <w:rPr>
+          <w:sz w:val="24"/>
+        </w:rPr>
+        <w:t>借：银行存款       200</w:t>
+      </w:r>
+    </w:p>
+    <w:p>
+      <w:r>
+        <w:rPr>
+          <w:sz w:val="24"/>
+        </w:rPr>
+        <w:t>贷：主营业务收入   180    （200×90%，预计不会退货的部分）</w:t>
+      </w:r>
+    </w:p>
+    <w:p>
+      <w:r>
+        <w:rPr>
+          <w:sz w:val="24"/>
+        </w:rPr>
+        <w:t xml:space="preserve">    退货负债        20    （200×10%，预计会退货的部分）</w:t>
+      </w:r>
+    </w:p>
+    <w:p>
+      <w:r>
+        <w:rPr>
+          <w:sz w:val="24"/>
+        </w:rPr>
+      </w:r>
+    </w:p>
+    <w:p>
+      <w:r>
+        <w:rPr>
+          <w:sz w:val="24"/>
+        </w:rPr>
+        <w:t>成本处理（假设成本120万）：</w:t>
+      </w:r>
+    </w:p>
+    <w:p>
+      <w:r>
+        <w:rPr>
+          <w:sz w:val="24"/>
+        </w:rPr>
+        <w:t>借：主营业务成本   108    （120×90%）</w:t>
+      </w:r>
+    </w:p>
+    <w:p>
+      <w:r>
+        <w:rPr>
+          <w:sz w:val="24"/>
+        </w:rPr>
+        <w:t xml:space="preserve">    退货资产        12    （120×10%，对应退货部分的成本）</w:t>
+      </w:r>
+    </w:p>
+    <w:p>
+      <w:r>
+        <w:rPr>
+          <w:sz w:val="24"/>
+        </w:rPr>
+        <w:t>贷：库存商品       120</w:t>
+      </w:r>
+    </w:p>
+    <w:p>
+      <w:r>
+        <w:rPr>
+          <w:sz w:val="24"/>
+        </w:rPr>
+      </w:r>
+    </w:p>
+    <w:p>
+      <w:r>
+        <w:rPr>
+          <w:sz w:val="24"/>
+        </w:rPr>
+        <w:t>等30天退货期过后，根据实际退货情况再调整。</w:t>
       </w:r>
     </w:p>
     <w:p>
@@ -1326,91 +1305,69 @@
           <w:b/>
           <w:sz w:val="24"/>
         </w:rPr>
-        <w:t>五、合同资产和合同负债的区别</w:t>
-      </w:r>
-    </w:p>
-    <w:p>
-      <w:r>
-        <w:rPr>
-          <w:sz w:val="24"/>
-        </w:rPr>
-      </w:r>
-    </w:p>
-    <w:p>
-      <w:r>
-        <w:rPr>
-          <w:sz w:val="24"/>
-        </w:rPr>
-        <w:t>广志这才搞清楚：</w:t>
-      </w:r>
-    </w:p>
-    <w:p>
-      <w:r>
-        <w:rPr>
-          <w:sz w:val="24"/>
-        </w:rPr>
-        <w:t>- 收了钱、没干活 → 合同负债（欠客户的义务）</w:t>
-      </w:r>
-    </w:p>
-    <w:p>
-      <w:r>
-        <w:rPr>
-          <w:sz w:val="24"/>
-        </w:rPr>
-        <w:t>- 干了活、没收钱 → 合同资产（客户欠我们的权利，但尚未到应收账款阶段）</w:t>
-      </w:r>
-    </w:p>
-    <w:p>
-      <w:r>
-        <w:rPr>
-          <w:sz w:val="24"/>
-        </w:rPr>
-        <w:t>- 应收账款 → 已到结算日期，无条件的收款权利</w:t>
-      </w:r>
-    </w:p>
-    <w:p>
-      <w:r>
-        <w:rPr>
-          <w:sz w:val="24"/>
-        </w:rPr>
-      </w:r>
-    </w:p>
-    <w:p>
-      <w:r>
-        <w:rPr>
-          <w:sz w:val="24"/>
-        </w:rPr>
-        <w:t>美冴在厨房喊："饭好了！"</w:t>
-      </w:r>
-    </w:p>
-    <w:p>
-      <w:r>
-        <w:rPr>
-          <w:sz w:val="24"/>
-        </w:rPr>
-      </w:r>
-    </w:p>
-    <w:p>
-      <w:r>
-        <w:rPr>
-          <w:sz w:val="24"/>
-        </w:rPr>
-        <w:t>小新飞奔过去："妈妈，爸爸今天学到了一个新知识点，你要不要听？"</w:t>
-      </w:r>
-    </w:p>
-    <w:p>
-      <w:r>
-        <w:rPr>
-          <w:sz w:val="24"/>
-        </w:rPr>
-      </w:r>
-    </w:p>
-    <w:p>
-      <w:r>
-        <w:rPr>
-          <w:sz w:val="24"/>
-        </w:rPr>
-        <w:t>广志：……我已经记住了，你不要再讲了。</w:t>
+        <w:t>四、广志开窍了</w:t>
+      </w:r>
+    </w:p>
+    <w:p>
+      <w:r>
+        <w:rPr>
+          <w:sz w:val="24"/>
+        </w:rPr>
+      </w:r>
+    </w:p>
+    <w:p>
+      <w:r>
+        <w:rPr>
+          <w:sz w:val="24"/>
+        </w:rPr>
+        <w:t>广志把这一单单算下来，总结了三点：</w:t>
+      </w:r>
+    </w:p>
+    <w:p>
+      <w:r>
+        <w:rPr>
+          <w:sz w:val="24"/>
+        </w:rPr>
+        <w:t>①预收款→先记合同负债，交货后转收入；</w:t>
+      </w:r>
+    </w:p>
+    <w:p>
+      <w:r>
+        <w:rPr>
+          <w:sz w:val="24"/>
+        </w:rPr>
+        <w:t>②有退货条款→按净额确认收入，差额挂退货负债；</w:t>
+      </w:r>
+    </w:p>
+    <w:p>
+      <w:r>
+        <w:rPr>
+          <w:sz w:val="24"/>
+        </w:rPr>
+        <w:t>③收入确认的核心：履约义务完成了，才能确认！</w:t>
+      </w:r>
+    </w:p>
+    <w:p>
+      <w:r>
+        <w:rPr>
+          <w:sz w:val="24"/>
+        </w:rPr>
+      </w:r>
+    </w:p>
+    <w:p>
+      <w:r>
+        <w:rPr>
+          <w:sz w:val="24"/>
+        </w:rPr>
+        <w:t>小新："爸，你现在比我厉害了！"</w:t>
+      </w:r>
+    </w:p>
+    <w:p>
+      <w:r>
+        <w:rPr>
+          <w:sz w:val="24"/>
+        </w:rPr>
+        <w:t>广志得意地说："那可不，我是自学成才的！"</w:t>
       </w:r>
     </w:p>
     <w:p>
@@ -1419,88 +1376,120 @@
       </w:r>
     </w:p>
     <w:p>
-      <w:pPr>
-        <w:pStyle w:val="Heading1"/>
-      </w:pPr>
-      <w:r>
-        <w:t>第3组_副号2干货速记  标题：收入五步法速记，五分钟建框架</w:t>
-      </w:r>
-    </w:p>
-    <w:p>
-      <w:r>
-        <w:rPr>
-          <w:sz w:val="24"/>
-        </w:rPr>
-        <w:t>已选标题：收入五步法速记，五分钟建框架</w:t>
-      </w:r>
-    </w:p>
-    <w:p>
-      <w:r>
-        <w:rPr>
-          <w:sz w:val="24"/>
-        </w:rPr>
-      </w:r>
-    </w:p>
-    <w:p>
-      <w:r>
-        <w:rPr>
-          <w:sz w:val="24"/>
-        </w:rPr>
-        <w:t>【账号③ 副号2·干货速记版】</w:t>
-      </w:r>
-    </w:p>
-    <w:p>
-      <w:r>
-        <w:rPr>
-          <w:sz w:val="24"/>
-        </w:rPr>
-      </w:r>
-    </w:p>
-    <w:p>
-      <w:r>
-        <w:rPr>
-          <w:sz w:val="24"/>
-        </w:rPr>
-        <w:t>中级会计考试里，收入确认章节几乎每年必考，而且分值不低。掌握五步法框架，是解题的核心。这篇给你搭好框架，五分钟过一遍。</w:t>
-      </w:r>
-    </w:p>
-    <w:p>
-      <w:r>
-        <w:rPr>
-          <w:sz w:val="24"/>
-        </w:rPr>
-      </w:r>
-    </w:p>
-    <w:p>
       <w:r>
         <w:rPr>
           <w:b/>
-          <w:sz w:val="24"/>
-        </w:rPr>
-        <w:t>一、五步法总览</w:t>
-      </w:r>
-    </w:p>
-    <w:p>
-      <w:r>
-        <w:rPr>
-          <w:sz w:val="24"/>
-        </w:rPr>
-      </w:r>
-    </w:p>
-    <w:p>
-      <w:r>
-        <w:rPr>
-          <w:sz w:val="24"/>
-        </w:rPr>
-        <w:t>第一步：识别合同</w:t>
-      </w:r>
-    </w:p>
-    <w:p>
-      <w:r>
-        <w:rPr>
-          <w:sz w:val="24"/>
-        </w:rPr>
-        <w:t>第二步：识别履约义务</w:t>
+          <w:sz w:val="28"/>
+        </w:rPr>
+        <w:t>【账号③（副号2干货速记）】</w:t>
+      </w:r>
+    </w:p>
+    <w:p>
+      <w:r>
+        <w:rPr>
+          <w:sz w:val="24"/>
+        </w:rPr>
+        <w:t>已选标题：收入确认五步法速记清单</w:t>
+      </w:r>
+    </w:p>
+    <w:p>
+      <w:r>
+        <w:rPr>
+          <w:sz w:val="24"/>
+        </w:rPr>
+      </w:r>
+    </w:p>
+    <w:p>
+      <w:r>
+        <w:rPr>
+          <w:sz w:val="24"/>
+        </w:rPr>
+        <w:t>中级会计实务——收入确认，五步法是核心，本文系统整理速记要点。</w:t>
+      </w:r>
+    </w:p>
+    <w:p>
+      <w:r>
+        <w:rPr>
+          <w:sz w:val="24"/>
+        </w:rPr>
+      </w:r>
+    </w:p>
+    <w:p>
+      <w:r>
+        <w:rPr>
+          <w:b/>
+          <w:sz w:val="24"/>
+        </w:rPr>
+        <w:t>一、收入确认五步法速记</w:t>
+      </w:r>
+    </w:p>
+    <w:p>
+      <w:r>
+        <w:rPr>
+          <w:sz w:val="24"/>
+        </w:rPr>
+      </w:r>
+    </w:p>
+    <w:p>
+      <w:r>
+        <w:rPr>
+          <w:sz w:val="24"/>
+        </w:rPr>
+        <w:t>第一步：识别与客户订立的合同</w:t>
+      </w:r>
+    </w:p>
+    <w:p>
+      <w:r>
+        <w:rPr>
+          <w:sz w:val="24"/>
+        </w:rPr>
+        <w:t>条件：双方已批准、权利义务明确、有商业实质、收款可能性大</w:t>
+      </w:r>
+    </w:p>
+    <w:p>
+      <w:r>
+        <w:rPr>
+          <w:sz w:val="24"/>
+        </w:rPr>
+        <w:t>特殊：合同合并、合同变更的处理</w:t>
+      </w:r>
+    </w:p>
+    <w:p>
+      <w:r>
+        <w:rPr>
+          <w:sz w:val="24"/>
+        </w:rPr>
+      </w:r>
+    </w:p>
+    <w:p>
+      <w:r>
+        <w:rPr>
+          <w:sz w:val="24"/>
+        </w:rPr>
+        <w:t>第二步：识别合同中的履约义务</w:t>
+      </w:r>
+    </w:p>
+    <w:p>
+      <w:r>
+        <w:rPr>
+          <w:sz w:val="24"/>
+        </w:rPr>
+        <w:t>区分标准：商品/服务在客户角度是否可明确区分</w:t>
+      </w:r>
+    </w:p>
+    <w:p>
+      <w:r>
+        <w:rPr>
+          <w:sz w:val="24"/>
+        </w:rPr>
+        <w:t>单独履约义务 vs 组合履约义务（系列服务）</w:t>
+      </w:r>
+    </w:p>
+    <w:p>
+      <w:r>
+        <w:rPr>
+          <w:sz w:val="24"/>
+        </w:rPr>
       </w:r>
     </w:p>
     <w:p>
@@ -1516,30 +1505,85 @@
         <w:rPr>
           <w:sz w:val="24"/>
         </w:rPr>
-        <w:t>第四步：分摊交易价格</w:t>
-      </w:r>
-    </w:p>
-    <w:p>
-      <w:r>
-        <w:rPr>
-          <w:sz w:val="24"/>
-        </w:rPr>
-        <w:t>第五步：履约时确认收入</w:t>
-      </w:r>
-    </w:p>
-    <w:p>
-      <w:r>
-        <w:rPr>
-          <w:sz w:val="24"/>
-        </w:rPr>
-      </w:r>
-    </w:p>
-    <w:p>
-      <w:r>
-        <w:rPr>
-          <w:sz w:val="24"/>
-        </w:rPr>
-        <w:t>看起来简单，但每一步都有细节。</w:t>
+        <w:t>固定对价：直接用合同金额</w:t>
+      </w:r>
+    </w:p>
+    <w:p>
+      <w:r>
+        <w:rPr>
+          <w:sz w:val="24"/>
+        </w:rPr>
+        <w:t>可变对价：用期望值法或最可能金额法，需满足"极可能不发生重大收入转回"</w:t>
+      </w:r>
+    </w:p>
+    <w:p>
+      <w:r>
+        <w:rPr>
+          <w:sz w:val="24"/>
+        </w:rPr>
+        <w:t>重要融资成分：若收款和交货间隔&gt;1年，需调整</w:t>
+      </w:r>
+    </w:p>
+    <w:p>
+      <w:r>
+        <w:rPr>
+          <w:sz w:val="24"/>
+        </w:rPr>
+      </w:r>
+    </w:p>
+    <w:p>
+      <w:r>
+        <w:rPr>
+          <w:sz w:val="24"/>
+        </w:rPr>
+        <w:t>第四步：将交易价格分摊至各单项履约义务</w:t>
+      </w:r>
+    </w:p>
+    <w:p>
+      <w:r>
+        <w:rPr>
+          <w:sz w:val="24"/>
+        </w:rPr>
+        <w:t>按各项义务独立售价比例分摊</w:t>
+      </w:r>
+    </w:p>
+    <w:p>
+      <w:r>
+        <w:rPr>
+          <w:sz w:val="24"/>
+        </w:rPr>
+        <w:t>如有折扣，通常按比例分摊</w:t>
+      </w:r>
+    </w:p>
+    <w:p>
+      <w:r>
+        <w:rPr>
+          <w:sz w:val="24"/>
+        </w:rPr>
+      </w:r>
+    </w:p>
+    <w:p>
+      <w:r>
+        <w:rPr>
+          <w:sz w:val="24"/>
+        </w:rPr>
+        <w:t>第五步：在履行履约义务时确认收入</w:t>
+      </w:r>
+    </w:p>
+    <w:p>
+      <w:r>
+        <w:rPr>
+          <w:sz w:val="24"/>
+        </w:rPr>
+        <w:t>在某一时点履行：控制权转移给客户时</w:t>
+      </w:r>
+    </w:p>
+    <w:p>
+      <w:r>
+        <w:rPr>
+          <w:sz w:val="24"/>
+        </w:rPr>
+        <w:t>在一段时间内履行：按完工进度确认（投入法或产出法）</w:t>
       </w:r>
     </w:p>
     <w:p>
@@ -1555,77 +1599,296 @@
           <w:b/>
           <w:sz w:val="24"/>
         </w:rPr>
-        <w:t>二、第一步：识别合同</w:t>
-      </w:r>
-    </w:p>
-    <w:p>
-      <w:r>
-        <w:rPr>
-          <w:sz w:val="24"/>
-        </w:rPr>
-      </w:r>
-    </w:p>
-    <w:p>
-      <w:r>
-        <w:rPr>
-          <w:sz w:val="24"/>
-        </w:rPr>
-        <w:t>合同成立的5个条件：</w:t>
-      </w:r>
-    </w:p>
-    <w:p>
-      <w:r>
-        <w:rPr>
-          <w:sz w:val="24"/>
-        </w:rPr>
-        <w:t>① 双方已批准且承担各自义务</w:t>
-      </w:r>
-    </w:p>
-    <w:p>
-      <w:r>
-        <w:rPr>
-          <w:sz w:val="24"/>
-        </w:rPr>
-        <w:t>② 能识别每方的权利</w:t>
-      </w:r>
-    </w:p>
-    <w:p>
-      <w:r>
-        <w:rPr>
-          <w:sz w:val="24"/>
-        </w:rPr>
-        <w:t>③ 有清晰的付款条款</w:t>
-      </w:r>
-    </w:p>
-    <w:p>
-      <w:r>
-        <w:rPr>
-          <w:sz w:val="24"/>
-        </w:rPr>
-        <w:t>④ 有商业实质</w:t>
-      </w:r>
-    </w:p>
-    <w:p>
-      <w:r>
-        <w:rPr>
-          <w:sz w:val="24"/>
-        </w:rPr>
-        <w:t>⑤ 企业很可能收到对价</w:t>
-      </w:r>
-    </w:p>
-    <w:p>
-      <w:r>
-        <w:rPr>
-          <w:sz w:val="24"/>
-        </w:rPr>
-      </w:r>
-    </w:p>
-    <w:p>
-      <w:r>
-        <w:rPr>
-          <w:sz w:val="24"/>
-        </w:rPr>
-        <w:t>全部满足，才走下面的步骤。</w:t>
+        <w:t>二、核心分录速查</w:t>
+      </w:r>
+    </w:p>
+    <w:p>
+      <w:r>
+        <w:rPr>
+          <w:sz w:val="24"/>
+        </w:rPr>
+      </w:r>
+    </w:p>
+    <w:p>
+      <w:r>
+        <w:rPr>
+          <w:sz w:val="24"/>
+        </w:rPr>
+        <w:t>【基础收入确认】</w:t>
+      </w:r>
+    </w:p>
+    <w:p>
+      <w:r>
+        <w:rPr>
+          <w:sz w:val="24"/>
+        </w:rPr>
+        <w:t>发货，收款100万：</w:t>
+      </w:r>
+    </w:p>
+    <w:p>
+      <w:r>
+        <w:rPr>
+          <w:sz w:val="24"/>
+        </w:rPr>
+        <w:t>借：应收账款/银行存款 100，贷：主营业务收入 100</w:t>
+      </w:r>
+    </w:p>
+    <w:p>
+      <w:r>
+        <w:rPr>
+          <w:sz w:val="24"/>
+        </w:rPr>
+        <w:t>结转成本60万：</w:t>
+      </w:r>
+    </w:p>
+    <w:p>
+      <w:r>
+        <w:rPr>
+          <w:sz w:val="24"/>
+        </w:rPr>
+        <w:t>借：主营业务成本 60，贷：库存商品 60</w:t>
+      </w:r>
+    </w:p>
+    <w:p>
+      <w:r>
+        <w:rPr>
+          <w:sz w:val="24"/>
+        </w:rPr>
+      </w:r>
+    </w:p>
+    <w:p>
+      <w:r>
+        <w:rPr>
+          <w:sz w:val="24"/>
+        </w:rPr>
+        <w:t>【合同负债（预收款）】</w:t>
+      </w:r>
+    </w:p>
+    <w:p>
+      <w:r>
+        <w:rPr>
+          <w:sz w:val="24"/>
+        </w:rPr>
+        <w:t>预收30万，未交货：</w:t>
+      </w:r>
+    </w:p>
+    <w:p>
+      <w:r>
+        <w:rPr>
+          <w:sz w:val="24"/>
+        </w:rPr>
+        <w:t>借：银行存款 30，贷：合同负债 30</w:t>
+      </w:r>
+    </w:p>
+    <w:p>
+      <w:r>
+        <w:rPr>
+          <w:sz w:val="24"/>
+        </w:rPr>
+        <w:t>交货，确认全额100万收入：</w:t>
+      </w:r>
+    </w:p>
+    <w:p>
+      <w:r>
+        <w:rPr>
+          <w:sz w:val="24"/>
+        </w:rPr>
+        <w:t>借：合同负债 30，银行存款 70，贷：主营业务收入 100</w:t>
+      </w:r>
+    </w:p>
+    <w:p>
+      <w:r>
+        <w:rPr>
+          <w:sz w:val="24"/>
+        </w:rPr>
+      </w:r>
+    </w:p>
+    <w:p>
+      <w:r>
+        <w:rPr>
+          <w:sz w:val="24"/>
+        </w:rPr>
+        <w:t>【合同资产（已交付，未到收款时点）】</w:t>
+      </w:r>
+    </w:p>
+    <w:p>
+      <w:r>
+        <w:rPr>
+          <w:sz w:val="24"/>
+        </w:rPr>
+        <w:t>先交货，后结算，收款条件未成熟：</w:t>
+      </w:r>
+    </w:p>
+    <w:p>
+      <w:r>
+        <w:rPr>
+          <w:sz w:val="24"/>
+        </w:rPr>
+        <w:t>借：合同资产 100，贷：主营业务收入 100</w:t>
+      </w:r>
+    </w:p>
+    <w:p>
+      <w:r>
+        <w:rPr>
+          <w:sz w:val="24"/>
+        </w:rPr>
+        <w:t>收款条件成熟后：</w:t>
+      </w:r>
+    </w:p>
+    <w:p>
+      <w:r>
+        <w:rPr>
+          <w:sz w:val="24"/>
+        </w:rPr>
+        <w:t>借：应收账款 100，贷：合同资产 100</w:t>
+      </w:r>
+    </w:p>
+    <w:p>
+      <w:r>
+        <w:rPr>
+          <w:sz w:val="24"/>
+        </w:rPr>
+      </w:r>
+    </w:p>
+    <w:p>
+      <w:r>
+        <w:rPr>
+          <w:sz w:val="24"/>
+        </w:rPr>
+        <w:t>【附有销售退回条款】</w:t>
+      </w:r>
+    </w:p>
+    <w:p>
+      <w:r>
+        <w:rPr>
+          <w:sz w:val="24"/>
+        </w:rPr>
+        <w:t>销售200万，退货率10%，成本120万：</w:t>
+      </w:r>
+    </w:p>
+    <w:p>
+      <w:r>
+        <w:rPr>
+          <w:sz w:val="24"/>
+        </w:rPr>
+        <w:t>借：银行存款 200，贷：主营业务收入 180，退货负债 20</w:t>
+      </w:r>
+    </w:p>
+    <w:p>
+      <w:r>
+        <w:rPr>
+          <w:sz w:val="24"/>
+        </w:rPr>
+        <w:t>借：主营业务成本 108，退货资产 12，贷：库存商品 120</w:t>
+      </w:r>
+    </w:p>
+    <w:p>
+      <w:r>
+        <w:rPr>
+          <w:sz w:val="24"/>
+        </w:rPr>
+      </w:r>
+    </w:p>
+    <w:p>
+      <w:r>
+        <w:rPr>
+          <w:sz w:val="24"/>
+        </w:rPr>
+        <w:t>【附有质量保证条款（保证类）】</w:t>
+      </w:r>
+    </w:p>
+    <w:p>
+      <w:r>
+        <w:rPr>
+          <w:sz w:val="24"/>
+        </w:rPr>
+        <w:t>销售100万，预计保修5万：</w:t>
+      </w:r>
+    </w:p>
+    <w:p>
+      <w:r>
+        <w:rPr>
+          <w:sz w:val="24"/>
+        </w:rPr>
+        <w:t>借：应收账款 100，贷：主营业务收入 100</w:t>
+      </w:r>
+    </w:p>
+    <w:p>
+      <w:r>
+        <w:rPr>
+          <w:sz w:val="24"/>
+        </w:rPr>
+        <w:t>借：销售费用 5，贷：预计负债 5</w:t>
+      </w:r>
+    </w:p>
+    <w:p>
+      <w:r>
+        <w:rPr>
+          <w:sz w:val="24"/>
+        </w:rPr>
+      </w:r>
+    </w:p>
+    <w:p>
+      <w:r>
+        <w:rPr>
+          <w:sz w:val="24"/>
+        </w:rPr>
+        <w:t>【主要责任人（全额法）】</w:t>
+      </w:r>
+    </w:p>
+    <w:p>
+      <w:r>
+        <w:rPr>
+          <w:sz w:val="24"/>
+        </w:rPr>
+        <w:t>销售100万，成本80万：</w:t>
+      </w:r>
+    </w:p>
+    <w:p>
+      <w:r>
+        <w:rPr>
+          <w:sz w:val="24"/>
+        </w:rPr>
+        <w:t>借：银行存款 100，贷：主营业务收入 100</w:t>
+      </w:r>
+    </w:p>
+    <w:p>
+      <w:r>
+        <w:rPr>
+          <w:sz w:val="24"/>
+        </w:rPr>
+        <w:t>借：主营业务成本 80，贷：库存商品 80</w:t>
+      </w:r>
+    </w:p>
+    <w:p>
+      <w:r>
+        <w:rPr>
+          <w:sz w:val="24"/>
+        </w:rPr>
+      </w:r>
+    </w:p>
+    <w:p>
+      <w:r>
+        <w:rPr>
+          <w:sz w:val="24"/>
+        </w:rPr>
+        <w:t>【代理人（净额法，佣金10万）】</w:t>
+      </w:r>
+    </w:p>
+    <w:p>
+      <w:r>
+        <w:rPr>
+          <w:sz w:val="24"/>
+        </w:rPr>
+        <w:t>收款100万，向委托方支付90万：</w:t>
+      </w:r>
+    </w:p>
+    <w:p>
+      <w:r>
+        <w:rPr>
+          <w:sz w:val="24"/>
+        </w:rPr>
+        <w:t>借：银行存款 100，贷：主营业务收入 10，应付账款 90</w:t>
       </w:r>
     </w:p>
     <w:p>
@@ -1641,53 +1904,69 @@
           <w:b/>
           <w:sz w:val="24"/>
         </w:rPr>
-        <w:t>三、第二步：识别履约义务</w:t>
-      </w:r>
-    </w:p>
-    <w:p>
-      <w:r>
-        <w:rPr>
-          <w:sz w:val="24"/>
-        </w:rPr>
-      </w:r>
-    </w:p>
-    <w:p>
-      <w:r>
-        <w:rPr>
-          <w:sz w:val="24"/>
-        </w:rPr>
-        <w:t>一份合同里可能有多个履约义务，识别标准：</w:t>
-      </w:r>
-    </w:p>
-    <w:p>
-      <w:r>
-        <w:rPr>
-          <w:sz w:val="24"/>
-        </w:rPr>
-        <w:t>- 该商品/服务能单独使用（单独有用）</w:t>
-      </w:r>
-    </w:p>
-    <w:p>
-      <w:r>
-        <w:rPr>
-          <w:sz w:val="24"/>
-        </w:rPr>
-        <w:t>- 且可以与合同中其他商品/服务分开（不高度相关）</w:t>
-      </w:r>
-    </w:p>
-    <w:p>
-      <w:r>
-        <w:rPr>
-          <w:sz w:val="24"/>
-        </w:rPr>
-      </w:r>
-    </w:p>
-    <w:p>
-      <w:r>
-        <w:rPr>
-          <w:sz w:val="24"/>
-        </w:rPr>
-        <w:t>例：卖机器+1年维护 → 两个独立义务，分别核算。</w:t>
+        <w:t>三、可变对价速记</w:t>
+      </w:r>
+    </w:p>
+    <w:p>
+      <w:r>
+        <w:rPr>
+          <w:sz w:val="24"/>
+        </w:rPr>
+      </w:r>
+    </w:p>
+    <w:p>
+      <w:r>
+        <w:rPr>
+          <w:sz w:val="24"/>
+        </w:rPr>
+        <w:t>可变对价包括：折扣、返利、退款、激励措施、违约金等。</w:t>
+      </w:r>
+    </w:p>
+    <w:p>
+      <w:r>
+        <w:rPr>
+          <w:sz w:val="24"/>
+        </w:rPr>
+        <w:t>计量方法：期望值法或最可能金额法（取能更好预测的那个）。</w:t>
+      </w:r>
+    </w:p>
+    <w:p>
+      <w:r>
+        <w:rPr>
+          <w:sz w:val="24"/>
+        </w:rPr>
+        <w:t>限制条件：只有"极可能不发生重大收入转回"时，才能确认可变对价。</w:t>
+      </w:r>
+    </w:p>
+    <w:p>
+      <w:r>
+        <w:rPr>
+          <w:sz w:val="24"/>
+        </w:rPr>
+      </w:r>
+    </w:p>
+    <w:p>
+      <w:r>
+        <w:rPr>
+          <w:sz w:val="24"/>
+        </w:rPr>
+        <w:t>例：合同价格100万，若提前付款给额外折扣5万（60%概率发生）：</w:t>
+      </w:r>
+    </w:p>
+    <w:p>
+      <w:r>
+        <w:rPr>
+          <w:sz w:val="24"/>
+        </w:rPr>
+        <w:t>期望值 = 5×60% + 0×40% = 3万（预期折扣）</w:t>
+      </w:r>
+    </w:p>
+    <w:p>
+      <w:r>
+        <w:rPr>
+          <w:sz w:val="24"/>
+        </w:rPr>
+        <w:t>确认收入 = 100 - 3 = 97万</w:t>
       </w:r>
     </w:p>
     <w:p>
@@ -1703,248 +1982,701 @@
           <w:b/>
           <w:sz w:val="24"/>
         </w:rPr>
-        <w:t>四、第三步：确定交易价格</w:t>
-      </w:r>
-    </w:p>
-    <w:p>
-      <w:r>
-        <w:rPr>
-          <w:sz w:val="24"/>
-        </w:rPr>
-      </w:r>
-    </w:p>
-    <w:p>
-      <w:r>
-        <w:rPr>
-          <w:sz w:val="24"/>
-        </w:rPr>
-        <w:t>固定对价：直接用合同金额。</w:t>
-      </w:r>
-    </w:p>
-    <w:p>
-      <w:r>
-        <w:rPr>
-          <w:sz w:val="24"/>
-        </w:rPr>
-        <w:t>可变对价：</w:t>
-      </w:r>
-    </w:p>
-    <w:p>
-      <w:r>
-        <w:rPr>
-          <w:sz w:val="24"/>
-        </w:rPr>
-        <w:t>- 预期值法 or 最大可能金额法，取更能反映现实的那个</w:t>
-      </w:r>
-    </w:p>
-    <w:p>
-      <w:r>
-        <w:rPr>
-          <w:sz w:val="24"/>
-        </w:rPr>
-        <w:t>- 但只能确认"大概率不会发生重大反转"的部分</w:t>
-      </w:r>
-    </w:p>
-    <w:p>
-      <w:r>
-        <w:rPr>
-          <w:sz w:val="24"/>
-        </w:rPr>
-      </w:r>
-    </w:p>
-    <w:p>
-      <w:r>
-        <w:rPr>
-          <w:sz w:val="24"/>
-        </w:rPr>
-        <w:t>常见可变对价：销售返利、折扣、奖金、退款权。</w:t>
-      </w:r>
-    </w:p>
-    <w:p>
-      <w:r>
-        <w:rPr>
-          <w:sz w:val="24"/>
-        </w:rPr>
+        <w:t>四、高频考点总结</w:t>
+      </w:r>
+    </w:p>
+    <w:p>
+      <w:r>
+        <w:rPr>
+          <w:sz w:val="24"/>
+        </w:rPr>
+      </w:r>
+    </w:p>
+    <w:p>
+      <w:r>
+        <w:rPr>
+          <w:sz w:val="24"/>
+        </w:rPr>
+        <w:t>①五步法顺序不能乱，必须依次完成</w:t>
+      </w:r>
+    </w:p>
+    <w:p>
+      <w:r>
+        <w:rPr>
+          <w:sz w:val="24"/>
+        </w:rPr>
+        <w:t>②预收款→合同负债，不得直接确认收入</w:t>
+      </w:r>
+    </w:p>
+    <w:p>
+      <w:r>
+        <w:rPr>
+          <w:sz w:val="24"/>
+        </w:rPr>
+        <w:t>③退货条款→收入=总价×(1-退货率)，差额→退货负债</w:t>
+      </w:r>
+    </w:p>
+    <w:p>
+      <w:r>
+        <w:rPr>
+          <w:sz w:val="24"/>
+        </w:rPr>
+        <w:t>④质保→区分保证类（→预计负债）和服务类（→单独履约义务）</w:t>
+      </w:r>
+    </w:p>
+    <w:p>
+      <w:r>
+        <w:rPr>
+          <w:sz w:val="24"/>
+        </w:rPr>
+        <w:t>⑤主代理人→控制权是关键，主要责任人确认总额，代理人确认净额</w:t>
+      </w:r>
+    </w:p>
+    <w:p>
+      <w:r>
+        <w:br w:type="page"/>
       </w:r>
     </w:p>
     <w:p>
       <w:r>
         <w:rPr>
           <w:b/>
-          <w:sz w:val="24"/>
-        </w:rPr>
-        <w:t>五、第四步：分摊交易价格</w:t>
-      </w:r>
-    </w:p>
-    <w:p>
-      <w:r>
-        <w:rPr>
-          <w:sz w:val="24"/>
-        </w:rPr>
-      </w:r>
-    </w:p>
-    <w:p>
-      <w:r>
-        <w:rPr>
-          <w:sz w:val="24"/>
-        </w:rPr>
-        <w:t>关键原则：按各履约义务的单独售价比例分摊。</w:t>
-      </w:r>
-    </w:p>
-    <w:p>
-      <w:r>
-        <w:rPr>
-          <w:sz w:val="24"/>
-        </w:rPr>
-      </w:r>
-    </w:p>
-    <w:p>
-      <w:r>
-        <w:rPr>
-          <w:sz w:val="24"/>
-        </w:rPr>
-        <w:t>例：</w:t>
-      </w:r>
-    </w:p>
-    <w:p>
-      <w:r>
-        <w:rPr>
-          <w:sz w:val="24"/>
-        </w:rPr>
-        <w:t>- 机器单独售价150万，维护单独售价50万</w:t>
-      </w:r>
-    </w:p>
-    <w:p>
-      <w:r>
-        <w:rPr>
-          <w:sz w:val="24"/>
-        </w:rPr>
-        <w:t>- 合同总价160万（折扣40万）</w:t>
-      </w:r>
-    </w:p>
-    <w:p>
-      <w:r>
-        <w:rPr>
-          <w:sz w:val="24"/>
-        </w:rPr>
-        <w:t>- 机器分摊=160×150/200=120万</w:t>
-      </w:r>
-    </w:p>
-    <w:p>
-      <w:r>
-        <w:rPr>
-          <w:sz w:val="24"/>
-        </w:rPr>
-        <w:t>- 维护分摊=160×50/200=40万</w:t>
-      </w:r>
-    </w:p>
-    <w:p>
-      <w:r>
-        <w:rPr>
-          <w:sz w:val="24"/>
-        </w:rPr>
-      </w:r>
-    </w:p>
-    <w:p>
-      <w:r>
-        <w:rPr>
-          <w:sz w:val="24"/>
-        </w:rPr>
-        <w:t>考试常见考法：给出单独售价，让你算每项义务分到的金额。</w:t>
-      </w:r>
-    </w:p>
-    <w:p>
-      <w:r>
-        <w:rPr>
-          <w:sz w:val="24"/>
-        </w:rPr>
+          <w:sz w:val="28"/>
+        </w:rPr>
+        <w:t>【账号④（副号3避坑吐槽）】</w:t>
+      </w:r>
+    </w:p>
+    <w:p>
+      <w:r>
+        <w:rPr>
+          <w:sz w:val="24"/>
+        </w:rPr>
+        <w:t>已选标题：这个坑，收入确认必扣分</w:t>
+      </w:r>
+    </w:p>
+    <w:p>
+      <w:r>
+        <w:rPr>
+          <w:sz w:val="24"/>
+        </w:rPr>
+      </w:r>
+    </w:p>
+    <w:p>
+      <w:r>
+        <w:rPr>
+          <w:sz w:val="24"/>
+        </w:rPr>
+        <w:t>每年中级考试，收入确认这章总有人栽跟头。整理五大高频踩坑点：</w:t>
+      </w:r>
+    </w:p>
+    <w:p>
+      <w:r>
+        <w:rPr>
+          <w:sz w:val="24"/>
+        </w:rPr>
+      </w:r>
+    </w:p>
+    <w:p>
+      <w:r>
+        <w:rPr>
+          <w:sz w:val="24"/>
+        </w:rPr>
+        <w:t>坑1：预收款直接确认收入</w:t>
+      </w:r>
+    </w:p>
+    <w:p>
+      <w:r>
+        <w:rPr>
+          <w:sz w:val="24"/>
+        </w:rPr>
+      </w:r>
+    </w:p>
+    <w:p>
+      <w:r>
+        <w:rPr>
+          <w:sz w:val="24"/>
+        </w:rPr>
+        <w:t>错误做法（非常常见！）：</w:t>
+      </w:r>
+    </w:p>
+    <w:p>
+      <w:r>
+        <w:rPr>
+          <w:sz w:val="24"/>
+        </w:rPr>
+        <w:t>客户预付30万，写成：</w:t>
+      </w:r>
+    </w:p>
+    <w:p>
+      <w:r>
+        <w:rPr>
+          <w:sz w:val="24"/>
+        </w:rPr>
+        <w:t>借：银行存款 30</w:t>
+      </w:r>
+    </w:p>
+    <w:p>
+      <w:r>
+        <w:rPr>
+          <w:sz w:val="24"/>
+        </w:rPr>
+        <w:t>贷：主营业务收入 30  ←  错！</w:t>
+      </w:r>
+    </w:p>
+    <w:p>
+      <w:r>
+        <w:rPr>
+          <w:sz w:val="24"/>
+        </w:rPr>
+      </w:r>
+    </w:p>
+    <w:p>
+      <w:r>
+        <w:rPr>
+          <w:sz w:val="24"/>
+        </w:rPr>
+        <w:t>正确做法：</w:t>
+      </w:r>
+    </w:p>
+    <w:p>
+      <w:r>
+        <w:rPr>
+          <w:sz w:val="24"/>
+        </w:rPr>
+        <w:t>预收款时：</w:t>
+      </w:r>
+    </w:p>
+    <w:p>
+      <w:r>
+        <w:rPr>
+          <w:sz w:val="24"/>
+        </w:rPr>
+        <w:t>借：银行存款 30</w:t>
+      </w:r>
+    </w:p>
+    <w:p>
+      <w:r>
+        <w:rPr>
+          <w:sz w:val="24"/>
+        </w:rPr>
+        <w:t>贷：合同负债 30  ← 先挂负债</w:t>
+      </w:r>
+    </w:p>
+    <w:p>
+      <w:r>
+        <w:rPr>
+          <w:sz w:val="24"/>
+        </w:rPr>
+      </w:r>
+    </w:p>
+    <w:p>
+      <w:r>
+        <w:rPr>
+          <w:sz w:val="24"/>
+        </w:rPr>
+        <w:t>发货后才确认收入：</w:t>
+      </w:r>
+    </w:p>
+    <w:p>
+      <w:r>
+        <w:rPr>
+          <w:sz w:val="24"/>
+        </w:rPr>
+        <w:t>借：合同负债 30</w:t>
+      </w:r>
+    </w:p>
+    <w:p>
+      <w:r>
+        <w:rPr>
+          <w:sz w:val="24"/>
+        </w:rPr>
+        <w:t xml:space="preserve">    银行存款 70</w:t>
+      </w:r>
+    </w:p>
+    <w:p>
+      <w:r>
+        <w:rPr>
+          <w:sz w:val="24"/>
+        </w:rPr>
+        <w:t>贷：主营业务收入 100  ← 完成履约才确认</w:t>
+      </w:r>
+    </w:p>
+    <w:p>
+      <w:r>
+        <w:rPr>
+          <w:sz w:val="24"/>
+        </w:rPr>
+      </w:r>
+    </w:p>
+    <w:p>
+      <w:r>
+        <w:rPr>
+          <w:sz w:val="24"/>
+        </w:rPr>
+        <w:t>核心原因：收入确认的核心是"履约义务完成"，不是"钱到手"。</w:t>
+      </w:r>
+    </w:p>
+    <w:p>
+      <w:r>
+        <w:rPr>
+          <w:sz w:val="24"/>
+        </w:rPr>
+      </w:r>
+    </w:p>
+    <w:p>
+      <w:r>
+        <w:rPr>
+          <w:sz w:val="24"/>
+        </w:rPr>
+        <w:t>坑2：退货条款按全额确认收入</w:t>
+      </w:r>
+    </w:p>
+    <w:p>
+      <w:r>
+        <w:rPr>
+          <w:sz w:val="24"/>
+        </w:rPr>
+      </w:r>
+    </w:p>
+    <w:p>
+      <w:r>
+        <w:rPr>
+          <w:sz w:val="24"/>
+        </w:rPr>
+        <w:t>错误做法：销售200万，全部确认200万收入</w:t>
+      </w:r>
+    </w:p>
+    <w:p>
+      <w:r>
+        <w:rPr>
+          <w:sz w:val="24"/>
+        </w:rPr>
+        <w:t>正确做法：有退货条款，按预计不退货部分确认</w:t>
+      </w:r>
+    </w:p>
+    <w:p>
+      <w:r>
+        <w:rPr>
+          <w:sz w:val="24"/>
+        </w:rPr>
+      </w:r>
+    </w:p>
+    <w:p>
+      <w:r>
+        <w:rPr>
+          <w:sz w:val="24"/>
+        </w:rPr>
+        <w:t>销售200万，退货率10%：</w:t>
+      </w:r>
+    </w:p>
+    <w:p>
+      <w:r>
+        <w:rPr>
+          <w:sz w:val="24"/>
+        </w:rPr>
+        <w:t>借：银行存款 200</w:t>
+      </w:r>
+    </w:p>
+    <w:p>
+      <w:r>
+        <w:rPr>
+          <w:sz w:val="24"/>
+        </w:rPr>
+        <w:t>贷：主营业务收入 180  ← 只确认180万</w:t>
+      </w:r>
+    </w:p>
+    <w:p>
+      <w:r>
+        <w:rPr>
+          <w:sz w:val="24"/>
+        </w:rPr>
+        <w:t xml:space="preserve">    退货负债 20  ← 预计退货20万挂负债</w:t>
+      </w:r>
+    </w:p>
+    <w:p>
+      <w:r>
+        <w:rPr>
+          <w:sz w:val="24"/>
+        </w:rPr>
+      </w:r>
+    </w:p>
+    <w:p>
+      <w:r>
+        <w:rPr>
+          <w:sz w:val="24"/>
+        </w:rPr>
+        <w:t>成本处理（成本120万）：</w:t>
+      </w:r>
+    </w:p>
+    <w:p>
+      <w:r>
+        <w:rPr>
+          <w:sz w:val="24"/>
+        </w:rPr>
+        <w:t>借：主营业务成本 108  ← 90%部分成本</w:t>
+      </w:r>
+    </w:p>
+    <w:p>
+      <w:r>
+        <w:rPr>
+          <w:sz w:val="24"/>
+        </w:rPr>
+        <w:t xml:space="preserve">    退货资产 12  ← 10%部分成本（等退货）</w:t>
+      </w:r>
+    </w:p>
+    <w:p>
+      <w:r>
+        <w:rPr>
+          <w:sz w:val="24"/>
+        </w:rPr>
+        <w:t>贷：库存商品 120</w:t>
+      </w:r>
+    </w:p>
+    <w:p>
+      <w:r>
+        <w:rPr>
+          <w:sz w:val="24"/>
+        </w:rPr>
+      </w:r>
+    </w:p>
+    <w:p>
+      <w:r>
+        <w:rPr>
+          <w:sz w:val="24"/>
+        </w:rPr>
+        <w:t>坑3：质保费用冲减收入</w:t>
+      </w:r>
+    </w:p>
+    <w:p>
+      <w:r>
+        <w:rPr>
+          <w:sz w:val="24"/>
+        </w:rPr>
+      </w:r>
+    </w:p>
+    <w:p>
+      <w:r>
+        <w:rPr>
+          <w:sz w:val="24"/>
+        </w:rPr>
+        <w:t>错误想法：质保条款会扣减收入。</w:t>
+      </w:r>
+    </w:p>
+    <w:p>
+      <w:r>
+        <w:rPr>
+          <w:sz w:val="24"/>
+        </w:rPr>
+        <w:t>正确做法：</w:t>
+      </w:r>
+    </w:p>
+    <w:p>
+      <w:r>
+        <w:rPr>
+          <w:sz w:val="24"/>
+        </w:rPr>
+        <w:t>保证类质保（只保证产品合格）：</w:t>
+      </w:r>
+    </w:p>
+    <w:p>
+      <w:r>
+        <w:rPr>
+          <w:sz w:val="24"/>
+        </w:rPr>
+        <w:t>→ 不分离，计入销售费用，计提预计负债</w:t>
+      </w:r>
+    </w:p>
+    <w:p>
+      <w:r>
+        <w:rPr>
+          <w:sz w:val="24"/>
+        </w:rPr>
+        <w:t>借：销售费用 5，贷：预计负债 5</w:t>
+      </w:r>
+    </w:p>
+    <w:p>
+      <w:r>
+        <w:rPr>
+          <w:sz w:val="24"/>
+        </w:rPr>
+        <w:t>（与收入无关！）</w:t>
+      </w:r>
+    </w:p>
+    <w:p>
+      <w:r>
+        <w:rPr>
+          <w:sz w:val="24"/>
+        </w:rPr>
+      </w:r>
+    </w:p>
+    <w:p>
+      <w:r>
+        <w:rPr>
+          <w:sz w:val="24"/>
+        </w:rPr>
+        <w:t>服务类质保（提供额外维修服务）：</w:t>
+      </w:r>
+    </w:p>
+    <w:p>
+      <w:r>
+        <w:rPr>
+          <w:sz w:val="24"/>
+        </w:rPr>
+        <w:t>→ 分离出来作为单独履约义务，分摊部分交易价格</w:t>
+      </w:r>
+    </w:p>
+    <w:p>
+      <w:r>
+        <w:rPr>
+          <w:sz w:val="24"/>
+        </w:rPr>
+        <w:t>→ 先挂合同负债，提供服务时再确认收入</w:t>
+      </w:r>
+    </w:p>
+    <w:p>
+      <w:r>
+        <w:rPr>
+          <w:sz w:val="24"/>
+        </w:rPr>
+      </w:r>
+    </w:p>
+    <w:p>
+      <w:r>
+        <w:rPr>
+          <w:sz w:val="24"/>
+        </w:rPr>
+        <w:t>坑4：代理人确认总额</w:t>
+      </w:r>
+    </w:p>
+    <w:p>
+      <w:r>
+        <w:rPr>
+          <w:sz w:val="24"/>
+        </w:rPr>
+      </w:r>
+    </w:p>
+    <w:p>
+      <w:r>
+        <w:rPr>
+          <w:sz w:val="24"/>
+        </w:rPr>
+        <w:t>错误做法：代理人帮客户卖了100万，全部确认收入100万。</w:t>
+      </w:r>
+    </w:p>
+    <w:p>
+      <w:r>
+        <w:rPr>
+          <w:sz w:val="24"/>
+        </w:rPr>
+        <w:t>正确做法：代理人只确认净额（佣金）。</w:t>
+      </w:r>
+    </w:p>
+    <w:p>
+      <w:r>
+        <w:rPr>
+          <w:sz w:val="24"/>
+        </w:rPr>
+      </w:r>
+    </w:p>
+    <w:p>
+      <w:r>
+        <w:rPr>
+          <w:sz w:val="24"/>
+        </w:rPr>
+        <w:t>代理人收款100万，支付委托方90万，佣金10万：</w:t>
+      </w:r>
+    </w:p>
+    <w:p>
+      <w:r>
+        <w:rPr>
+          <w:sz w:val="24"/>
+        </w:rPr>
+        <w:t>借：银行存款 100</w:t>
+      </w:r>
+    </w:p>
+    <w:p>
+      <w:r>
+        <w:rPr>
+          <w:sz w:val="24"/>
+        </w:rPr>
+        <w:t>贷：主营业务收入 10  ← 只确认佣金！</w:t>
+      </w:r>
+    </w:p>
+    <w:p>
+      <w:r>
+        <w:rPr>
+          <w:sz w:val="24"/>
+        </w:rPr>
+        <w:t xml:space="preserve">    应付账款 90  ← 应付委托方的款</w:t>
+      </w:r>
+    </w:p>
+    <w:p>
+      <w:r>
+        <w:rPr>
+          <w:sz w:val="24"/>
+        </w:rPr>
+      </w:r>
+    </w:p>
+    <w:p>
+      <w:r>
+        <w:rPr>
+          <w:sz w:val="24"/>
+        </w:rPr>
+        <w:t>关键判断：是否控制商品？控制了→主要责任人→总额法；没控制→代理人→净额法</w:t>
+      </w:r>
+    </w:p>
+    <w:p>
+      <w:r>
+        <w:rPr>
+          <w:sz w:val="24"/>
+        </w:rPr>
+      </w:r>
+    </w:p>
+    <w:p>
+      <w:r>
+        <w:rPr>
+          <w:sz w:val="24"/>
+        </w:rPr>
+        <w:t>坑5：合同资产和应收账款混淆</w:t>
+      </w:r>
+    </w:p>
+    <w:p>
+      <w:r>
+        <w:rPr>
+          <w:sz w:val="24"/>
+        </w:rPr>
+      </w:r>
+    </w:p>
+    <w:p>
+      <w:r>
+        <w:rPr>
+          <w:sz w:val="24"/>
+        </w:rPr>
+        <w:t>已交货，已有收款权→应收账款（无条件）</w:t>
+      </w:r>
+    </w:p>
+    <w:p>
+      <w:r>
+        <w:rPr>
+          <w:sz w:val="24"/>
+        </w:rPr>
+        <w:t>已交货，收款还有附加条件（比如还需完成另一项义务）→合同资产（有条件）</w:t>
+      </w:r>
+    </w:p>
+    <w:p>
+      <w:r>
+        <w:rPr>
+          <w:sz w:val="24"/>
+        </w:rPr>
+      </w:r>
+    </w:p>
+    <w:p>
+      <w:r>
+        <w:rPr>
+          <w:sz w:val="24"/>
+        </w:rPr>
+        <w:t>交货完成一半，收款权有附加条件：</w:t>
+      </w:r>
+    </w:p>
+    <w:p>
+      <w:r>
+        <w:rPr>
+          <w:sz w:val="24"/>
+        </w:rPr>
+        <w:t>借：合同资产 50，贷：主营业务收入 50</w:t>
+      </w:r>
+    </w:p>
+    <w:p>
+      <w:r>
+        <w:rPr>
+          <w:sz w:val="24"/>
+        </w:rPr>
+        <w:t>完成全部义务，收款权变为无条件：</w:t>
+      </w:r>
+    </w:p>
+    <w:p>
+      <w:r>
+        <w:rPr>
+          <w:sz w:val="24"/>
+        </w:rPr>
+        <w:t>借：应收账款 100，贷：合同资产 50，主营业务收入 50</w:t>
+      </w:r>
+    </w:p>
+    <w:p>
+      <w:r>
+        <w:rPr>
+          <w:sz w:val="24"/>
+        </w:rPr>
+      </w:r>
+    </w:p>
+    <w:p>
+      <w:r>
+        <w:rPr>
+          <w:sz w:val="24"/>
+        </w:rPr>
+        <w:t>总结：</w:t>
+      </w:r>
+    </w:p>
+    <w:p>
+      <w:r>
+        <w:rPr>
+          <w:sz w:val="24"/>
+        </w:rPr>
+        <w:t>①预收→合同负债，发货→转收入</w:t>
+      </w:r>
+    </w:p>
+    <w:p>
+      <w:r>
+        <w:rPr>
+          <w:sz w:val="24"/>
+        </w:rPr>
+        <w:t>②有退货→按净额确认收入</w:t>
+      </w:r>
+    </w:p>
+    <w:p>
+      <w:r>
+        <w:rPr>
+          <w:sz w:val="24"/>
+        </w:rPr>
+        <w:t>③质保→费用+预计负债，不扣收入</w:t>
+      </w:r>
+    </w:p>
+    <w:p>
+      <w:r>
+        <w:rPr>
+          <w:sz w:val="24"/>
+        </w:rPr>
+        <w:t>④代理人→只确认净额佣金</w:t>
+      </w:r>
+    </w:p>
+    <w:p>
+      <w:r>
+        <w:rPr>
+          <w:sz w:val="24"/>
+        </w:rPr>
+        <w:t>⑤有条件收款→合同资产，无条件→应收账款</w:t>
+      </w:r>
+    </w:p>
+    <w:p>
+      <w:r>
+        <w:br w:type="page"/>
       </w:r>
     </w:p>
     <w:p>
       <w:r>
         <w:rPr>
           <w:b/>
-          <w:sz w:val="24"/>
-        </w:rPr>
-        <w:t>六、第五步：履约时确认收入</w:t>
-      </w:r>
-    </w:p>
-    <w:p>
-      <w:r>
-        <w:rPr>
-          <w:sz w:val="24"/>
-        </w:rPr>
-      </w:r>
-    </w:p>
-    <w:p>
-      <w:r>
-        <w:rPr>
-          <w:sz w:val="24"/>
-        </w:rPr>
-        <w:t>时点确认（一次性交付）：</w:t>
-      </w:r>
-    </w:p>
-    <w:p>
-      <w:r>
-        <w:rPr>
-          <w:sz w:val="24"/>
-        </w:rPr>
-        <w:t>- 控制权转移给客户时确认</w:t>
-      </w:r>
-    </w:p>
-    <w:p>
-      <w:r>
-        <w:rPr>
-          <w:sz w:val="24"/>
-        </w:rPr>
-        <w:t>- 例：交货、验收签字</w:t>
-      </w:r>
-    </w:p>
-    <w:p>
-      <w:r>
-        <w:rPr>
-          <w:sz w:val="24"/>
-        </w:rPr>
-      </w:r>
-    </w:p>
-    <w:p>
-      <w:r>
-        <w:rPr>
-          <w:sz w:val="24"/>
-        </w:rPr>
-        <w:t>时段确认（持续性服务）：</w:t>
-      </w:r>
-    </w:p>
-    <w:p>
-      <w:r>
-        <w:rPr>
-          <w:sz w:val="24"/>
-        </w:rPr>
-        <w:t>- 符合以下任一条件：</w:t>
-      </w:r>
-    </w:p>
-    <w:p>
-      <w:r>
-        <w:rPr>
-          <w:sz w:val="24"/>
-        </w:rPr>
-        <w:t xml:space="preserve">  ① 客户同时获得并消耗利益</w:t>
-      </w:r>
-    </w:p>
-    <w:p>
-      <w:r>
-        <w:rPr>
-          <w:sz w:val="24"/>
-        </w:rPr>
-        <w:t xml:space="preserve">  ② 企业的履约创造了客户控制的资产</w:t>
-      </w:r>
-    </w:p>
-    <w:p>
-      <w:r>
-        <w:rPr>
-          <w:sz w:val="24"/>
-        </w:rPr>
-        <w:t xml:space="preserve">  ③ 企业的履约未创造企业另做他用的资产，且有权收取已完成部分的款项</w:t>
+          <w:sz w:val="28"/>
+        </w:rPr>
+        <w:t>【账号⑤（副号4考点总结）】</w:t>
+      </w:r>
+    </w:p>
+    <w:p>
+      <w:r>
+        <w:rPr>
+          <w:sz w:val="24"/>
+        </w:rPr>
+        <w:t>已选标题：收入考点速查完整清单</w:t>
       </w:r>
     </w:p>
     <w:p>
@@ -1960,116 +2692,92 @@
           <w:b/>
           <w:sz w:val="24"/>
         </w:rPr>
-        <w:t>七、分录汇总</w:t>
-      </w:r>
-    </w:p>
-    <w:p>
-      <w:r>
-        <w:rPr>
-          <w:sz w:val="24"/>
-        </w:rPr>
-      </w:r>
-    </w:p>
-    <w:p>
-      <w:r>
-        <w:rPr>
-          <w:sz w:val="24"/>
-        </w:rPr>
-        <w:t>收到款，未履约：</w:t>
-      </w:r>
-    </w:p>
-    <w:p>
-      <w:r>
-        <w:rPr>
-          <w:sz w:val="24"/>
-        </w:rPr>
-        <w:t>借：银行存款    160万</w:t>
-      </w:r>
-    </w:p>
-    <w:p>
-      <w:r>
-        <w:rPr>
-          <w:sz w:val="24"/>
-        </w:rPr>
-        <w:t>贷：合同负债    160万</w:t>
-      </w:r>
-    </w:p>
-    <w:p>
-      <w:r>
-        <w:rPr>
-          <w:sz w:val="24"/>
-        </w:rPr>
-      </w:r>
-    </w:p>
-    <w:p>
-      <w:r>
-        <w:rPr>
-          <w:sz w:val="24"/>
-        </w:rPr>
-        <w:t>交付机器（时点确认120万）：</w:t>
-      </w:r>
-    </w:p>
-    <w:p>
-      <w:r>
-        <w:rPr>
-          <w:sz w:val="24"/>
-        </w:rPr>
-        <w:t>借：合同负债    120万</w:t>
-      </w:r>
-    </w:p>
-    <w:p>
-      <w:r>
-        <w:rPr>
-          <w:sz w:val="24"/>
-        </w:rPr>
-        <w:t>贷：主营业务收入  120万</w:t>
-      </w:r>
-    </w:p>
-    <w:p>
-      <w:r>
-        <w:rPr>
-          <w:sz w:val="24"/>
-        </w:rPr>
-        <w:t>借：主营业务成本</w:t>
-      </w:r>
-    </w:p>
-    <w:p>
-      <w:r>
-        <w:rPr>
-          <w:sz w:val="24"/>
-        </w:rPr>
-        <w:t>贷：库存商品</w:t>
-      </w:r>
-    </w:p>
-    <w:p>
-      <w:r>
-        <w:rPr>
-          <w:sz w:val="24"/>
-        </w:rPr>
-      </w:r>
-    </w:p>
-    <w:p>
-      <w:r>
-        <w:rPr>
-          <w:sz w:val="24"/>
-        </w:rPr>
-        <w:t>每月维护（时段确认3.33万）：</w:t>
-      </w:r>
-    </w:p>
-    <w:p>
-      <w:r>
-        <w:rPr>
-          <w:sz w:val="24"/>
-        </w:rPr>
-        <w:t>借：合同负债    3.33万</w:t>
-      </w:r>
-    </w:p>
-    <w:p>
-      <w:r>
-        <w:rPr>
-          <w:sz w:val="24"/>
-        </w:rPr>
-        <w:t>贷：主营业务收入  3.33万</w:t>
+        <w:t>一、收入确认的核心框架</w:t>
+      </w:r>
+    </w:p>
+    <w:p>
+      <w:r>
+        <w:rPr>
+          <w:sz w:val="24"/>
+        </w:rPr>
+      </w:r>
+    </w:p>
+    <w:p>
+      <w:r>
+        <w:rPr>
+          <w:sz w:val="24"/>
+        </w:rPr>
+        <w:t>新收入准则采用五步法，彻底改变了原来"以风险报酬转移"为核心的收入确认方式，改为"以控制权转移"为核心：</w:t>
+      </w:r>
+    </w:p>
+    <w:p>
+      <w:r>
+        <w:rPr>
+          <w:sz w:val="24"/>
+        </w:rPr>
+      </w:r>
+    </w:p>
+    <w:p>
+      <w:r>
+        <w:rPr>
+          <w:sz w:val="24"/>
+        </w:rPr>
+        <w:t>控制权转移的判断（时点履行）：</w:t>
+      </w:r>
+    </w:p>
+    <w:p>
+      <w:r>
+        <w:rPr>
+          <w:sz w:val="24"/>
+        </w:rPr>
+        <w:t>①企业拥有现时收款权</w:t>
+      </w:r>
+    </w:p>
+    <w:p>
+      <w:r>
+        <w:rPr>
+          <w:sz w:val="24"/>
+        </w:rPr>
+        <w:t>②客户取得商品的法定所有权</w:t>
+      </w:r>
+    </w:p>
+    <w:p>
+      <w:r>
+        <w:rPr>
+          <w:sz w:val="24"/>
+        </w:rPr>
+        <w:t>③企业已将商品实物转移给客户</w:t>
+      </w:r>
+    </w:p>
+    <w:p>
+      <w:r>
+        <w:rPr>
+          <w:sz w:val="24"/>
+        </w:rPr>
+        <w:t>④客户承担了商品的重大风险和报酬</w:t>
+      </w:r>
+    </w:p>
+    <w:p>
+      <w:r>
+        <w:rPr>
+          <w:sz w:val="24"/>
+        </w:rPr>
+        <w:t>⑤客户已接受该商品</w:t>
+      </w:r>
+    </w:p>
+    <w:p>
+      <w:r>
+        <w:rPr>
+          <w:sz w:val="24"/>
+        </w:rPr>
+      </w:r>
+    </w:p>
+    <w:p>
+      <w:r>
+        <w:rPr>
+          <w:sz w:val="24"/>
+        </w:rPr>
+        <w:t>满足上述条件，方可在该时点确认收入。</w:t>
       </w:r>
     </w:p>
     <w:p>
@@ -2085,107 +2793,544 @@
           <w:b/>
           <w:sz w:val="24"/>
         </w:rPr>
-        <w:t>八、高频考点</w:t>
-      </w:r>
-    </w:p>
-    <w:p>
-      <w:r>
-        <w:rPr>
-          <w:sz w:val="24"/>
-        </w:rPr>
-      </w:r>
-    </w:p>
-    <w:p>
-      <w:r>
-        <w:rPr>
-          <w:sz w:val="24"/>
-        </w:rPr>
-        <w:t>① 合同负债 vs 合同资产：</w:t>
-      </w:r>
-    </w:p>
-    <w:p>
-      <w:r>
-        <w:rPr>
-          <w:sz w:val="24"/>
-        </w:rPr>
-        <w:t>- 合同负债：收了钱未履约</w:t>
-      </w:r>
-    </w:p>
-    <w:p>
-      <w:r>
-        <w:rPr>
-          <w:sz w:val="24"/>
-        </w:rPr>
-        <w:t>- 合同资产：履约了未收钱（尚未到结算节点）</w:t>
-      </w:r>
-    </w:p>
-    <w:p>
-      <w:r>
-        <w:rPr>
-          <w:sz w:val="24"/>
-        </w:rPr>
-        <w:t>- 应收账款：已到结算节点，无条件收款权</w:t>
-      </w:r>
-    </w:p>
-    <w:p>
-      <w:r>
-        <w:rPr>
-          <w:sz w:val="24"/>
-        </w:rPr>
-      </w:r>
-    </w:p>
-    <w:p>
-      <w:r>
-        <w:rPr>
-          <w:sz w:val="24"/>
-        </w:rPr>
-        <w:t>② 总额法 vs 净额法：</w:t>
-      </w:r>
-    </w:p>
-    <w:p>
-      <w:r>
-        <w:rPr>
-          <w:sz w:val="24"/>
-        </w:rPr>
-        <w:t>- 主要责任人（自己承担风险）→ 总额法</w:t>
-      </w:r>
-    </w:p>
-    <w:p>
-      <w:r>
-        <w:rPr>
-          <w:sz w:val="24"/>
-        </w:rPr>
-        <w:t>- 代理人（赚取佣金）→ 净额法（只记手续费收入）</w:t>
-      </w:r>
-    </w:p>
-    <w:p>
-      <w:r>
-        <w:rPr>
-          <w:sz w:val="24"/>
-        </w:rPr>
-      </w:r>
-    </w:p>
-    <w:p>
-      <w:r>
-        <w:rPr>
-          <w:sz w:val="24"/>
-        </w:rPr>
-        <w:t>③ 可变对价的限制：只确认不会发生重大反转的部分。</w:t>
-      </w:r>
-    </w:p>
-    <w:p>
-      <w:r>
-        <w:rPr>
-          <w:sz w:val="24"/>
-        </w:rPr>
-      </w:r>
-    </w:p>
-    <w:p>
-      <w:r>
-        <w:rPr>
-          <w:sz w:val="24"/>
-        </w:rPr>
-        <w:t>收入五步法的考点就在这里，理解+练题，考场不慌。</w:t>
+        <w:t>二、各类特殊销售方式</w:t>
+      </w:r>
+    </w:p>
+    <w:p>
+      <w:r>
+        <w:rPr>
+          <w:sz w:val="24"/>
+        </w:rPr>
+      </w:r>
+    </w:p>
+    <w:p>
+      <w:r>
+        <w:rPr>
+          <w:sz w:val="24"/>
+        </w:rPr>
+        <w:t>【附有销售退回条款】</w:t>
+      </w:r>
+    </w:p>
+    <w:p>
+      <w:r>
+        <w:rPr>
+          <w:sz w:val="24"/>
+        </w:rPr>
+        <w:t>分录要点：</w:t>
+      </w:r>
+    </w:p>
+    <w:p>
+      <w:r>
+        <w:rPr>
+          <w:sz w:val="24"/>
+        </w:rPr>
+        <w:t>收入 = 总销售额 × (1 - 预计退货率)</w:t>
+      </w:r>
+    </w:p>
+    <w:p>
+      <w:r>
+        <w:rPr>
+          <w:sz w:val="24"/>
+        </w:rPr>
+        <w:t>退货负债 = 总销售额 × 预计退货率</w:t>
+      </w:r>
+    </w:p>
+    <w:p>
+      <w:r>
+        <w:rPr>
+          <w:sz w:val="24"/>
+        </w:rPr>
+        <w:t>成本 = 总成本 × (1 - 预计退货率)</w:t>
+      </w:r>
+    </w:p>
+    <w:p>
+      <w:r>
+        <w:rPr>
+          <w:sz w:val="24"/>
+        </w:rPr>
+        <w:t>退货资产 = 总成本 × 预计退货率</w:t>
+      </w:r>
+    </w:p>
+    <w:p>
+      <w:r>
+        <w:rPr>
+          <w:sz w:val="24"/>
+        </w:rPr>
+      </w:r>
+    </w:p>
+    <w:p>
+      <w:r>
+        <w:rPr>
+          <w:sz w:val="24"/>
+        </w:rPr>
+        <w:t>退货期满后：</w:t>
+      </w:r>
+    </w:p>
+    <w:p>
+      <w:r>
+        <w:rPr>
+          <w:sz w:val="24"/>
+        </w:rPr>
+        <w:t>实际退货 &lt; 预计退货：多余的退货负债转入收入，多余的退货资产转入成本</w:t>
+      </w:r>
+    </w:p>
+    <w:p>
+      <w:r>
+        <w:rPr>
+          <w:sz w:val="24"/>
+        </w:rPr>
+        <w:t>实际退货 &gt; 预计退货：补确认退货负债和退货资产的差额</w:t>
+      </w:r>
+    </w:p>
+    <w:p>
+      <w:r>
+        <w:rPr>
+          <w:sz w:val="24"/>
+        </w:rPr>
+      </w:r>
+    </w:p>
+    <w:p>
+      <w:r>
+        <w:rPr>
+          <w:sz w:val="24"/>
+        </w:rPr>
+        <w:t>【附有质量保证条款】</w:t>
+      </w:r>
+    </w:p>
+    <w:p>
+      <w:r>
+        <w:rPr>
+          <w:sz w:val="24"/>
+        </w:rPr>
+        <w:t>保证类质保（合同法中的通常质保）：</w:t>
+      </w:r>
+    </w:p>
+    <w:p>
+      <w:r>
+        <w:rPr>
+          <w:sz w:val="24"/>
+        </w:rPr>
+        <w:t>→ 不单独识别为履约义务</w:t>
+      </w:r>
+    </w:p>
+    <w:p>
+      <w:r>
+        <w:rPr>
+          <w:sz w:val="24"/>
+        </w:rPr>
+        <w:t>→ 按预计发生的保修成本确认预计负债</w:t>
+      </w:r>
+    </w:p>
+    <w:p>
+      <w:r>
+        <w:rPr>
+          <w:sz w:val="24"/>
+        </w:rPr>
+        <w:t>借：销售费用，贷：预计负债</w:t>
+      </w:r>
+    </w:p>
+    <w:p>
+      <w:r>
+        <w:rPr>
+          <w:sz w:val="24"/>
+        </w:rPr>
+      </w:r>
+    </w:p>
+    <w:p>
+      <w:r>
+        <w:rPr>
+          <w:sz w:val="24"/>
+        </w:rPr>
+        <w:t>服务类质保（额外维修服务）：</w:t>
+      </w:r>
+    </w:p>
+    <w:p>
+      <w:r>
+        <w:rPr>
+          <w:sz w:val="24"/>
+        </w:rPr>
+        <w:t>→ 单独识别为履约义务</w:t>
+      </w:r>
+    </w:p>
+    <w:p>
+      <w:r>
+        <w:rPr>
+          <w:sz w:val="24"/>
+        </w:rPr>
+        <w:t>→ 按独立售价分摊交易价格，先记合同负债</w:t>
+      </w:r>
+    </w:p>
+    <w:p>
+      <w:r>
+        <w:rPr>
+          <w:sz w:val="24"/>
+        </w:rPr>
+        <w:t>→ 提供服务时确认收入</w:t>
+      </w:r>
+    </w:p>
+    <w:p>
+      <w:r>
+        <w:rPr>
+          <w:sz w:val="24"/>
+        </w:rPr>
+      </w:r>
+    </w:p>
+    <w:p>
+      <w:r>
+        <w:rPr>
+          <w:sz w:val="24"/>
+        </w:rPr>
+        <w:t>【主要责任人与代理人】</w:t>
+      </w:r>
+    </w:p>
+    <w:p>
+      <w:r>
+        <w:rPr>
+          <w:sz w:val="24"/>
+        </w:rPr>
+        <w:t>判断核心：在将商品或服务转让给客户之前，是否对其控制？</w:t>
+      </w:r>
+    </w:p>
+    <w:p>
+      <w:r>
+        <w:rPr>
+          <w:sz w:val="24"/>
+        </w:rPr>
+      </w:r>
+    </w:p>
+    <w:p>
+      <w:r>
+        <w:rPr>
+          <w:sz w:val="24"/>
+        </w:rPr>
+        <w:t>主要责任人（控制者）→ 总额法确认收入</w:t>
+      </w:r>
+    </w:p>
+    <w:p>
+      <w:r>
+        <w:rPr>
+          <w:sz w:val="24"/>
+        </w:rPr>
+        <w:t>代理人（撮合者）→ 净额法确认收入（仅佣金）</w:t>
+      </w:r>
+    </w:p>
+    <w:p>
+      <w:r>
+        <w:rPr>
+          <w:sz w:val="24"/>
+        </w:rPr>
+      </w:r>
+    </w:p>
+    <w:p>
+      <w:r>
+        <w:rPr>
+          <w:sz w:val="24"/>
+        </w:rPr>
+        <w:t>判断标志：</w:t>
+      </w:r>
+    </w:p>
+    <w:p>
+      <w:r>
+        <w:rPr>
+          <w:sz w:val="24"/>
+        </w:rPr>
+        <w:t>①是否承担库存风险 → 是→主要责任人</w:t>
+      </w:r>
+    </w:p>
+    <w:p>
+      <w:r>
+        <w:rPr>
+          <w:sz w:val="24"/>
+        </w:rPr>
+        <w:t>②是否拥有定价权 → 是→主要责任人</w:t>
+      </w:r>
+    </w:p>
+    <w:p>
+      <w:r>
+        <w:rPr>
+          <w:sz w:val="24"/>
+        </w:rPr>
+        <w:t>③是否以自己名义向客户提供商品 → 是→主要责任人</w:t>
+      </w:r>
+    </w:p>
+    <w:p>
+      <w:r>
+        <w:rPr>
+          <w:sz w:val="24"/>
+        </w:rPr>
+      </w:r>
+    </w:p>
+    <w:p>
+      <w:r>
+        <w:rPr>
+          <w:b/>
+          <w:sz w:val="24"/>
+        </w:rPr>
+        <w:t>三、可变对价汇总</w:t>
+      </w:r>
+    </w:p>
+    <w:p>
+      <w:r>
+        <w:rPr>
+          <w:sz w:val="24"/>
+        </w:rPr>
+      </w:r>
+    </w:p>
+    <w:p>
+      <w:r>
+        <w:rPr>
+          <w:sz w:val="24"/>
+        </w:rPr>
+        <w:t>可变对价类型：折扣、返利、退款、激励措施、罚款等</w:t>
+      </w:r>
+    </w:p>
+    <w:p>
+      <w:r>
+        <w:rPr>
+          <w:sz w:val="24"/>
+        </w:rPr>
+        <w:t>计量方法：期望值法 or 最可能金额法（选能更好预测的）</w:t>
+      </w:r>
+    </w:p>
+    <w:p>
+      <w:r>
+        <w:rPr>
+          <w:sz w:val="24"/>
+        </w:rPr>
+        <w:t>约束条件：确认的可变对价，不超过极可能不发生重大转回的金额</w:t>
+      </w:r>
+    </w:p>
+    <w:p>
+      <w:r>
+        <w:rPr>
+          <w:sz w:val="24"/>
+        </w:rPr>
+      </w:r>
+    </w:p>
+    <w:p>
+      <w:r>
+        <w:rPr>
+          <w:sz w:val="24"/>
+        </w:rPr>
+        <w:t>常见例题：销售100万，提前付款折扣5万（概率80%）</w:t>
+      </w:r>
+    </w:p>
+    <w:p>
+      <w:r>
+        <w:rPr>
+          <w:sz w:val="24"/>
+        </w:rPr>
+        <w:t>期望值 = 5×80% = 4万</w:t>
+      </w:r>
+    </w:p>
+    <w:p>
+      <w:r>
+        <w:rPr>
+          <w:sz w:val="24"/>
+        </w:rPr>
+        <w:t>确认收入 = 100 - 4 = 96万</w:t>
+      </w:r>
+    </w:p>
+    <w:p>
+      <w:r>
+        <w:rPr>
+          <w:sz w:val="24"/>
+        </w:rPr>
+        <w:t>借：银行存款 96，贷：主营业务收入 96</w:t>
+      </w:r>
+    </w:p>
+    <w:p>
+      <w:r>
+        <w:rPr>
+          <w:sz w:val="24"/>
+        </w:rPr>
+      </w:r>
+    </w:p>
+    <w:p>
+      <w:r>
+        <w:rPr>
+          <w:b/>
+          <w:sz w:val="24"/>
+        </w:rPr>
+        <w:t>四、建造合同与服务合同</w:t>
+      </w:r>
+    </w:p>
+    <w:p>
+      <w:r>
+        <w:rPr>
+          <w:sz w:val="24"/>
+        </w:rPr>
+      </w:r>
+    </w:p>
+    <w:p>
+      <w:r>
+        <w:rPr>
+          <w:sz w:val="24"/>
+        </w:rPr>
+        <w:t>建造合同（完工百分比法，时间段内履行）：</w:t>
+      </w:r>
+    </w:p>
+    <w:p>
+      <w:r>
+        <w:rPr>
+          <w:sz w:val="24"/>
+        </w:rPr>
+        <w:t>每期确认收入 = 合同总价 × 完工进度 - 已累计确认收入</w:t>
+      </w:r>
+    </w:p>
+    <w:p>
+      <w:r>
+        <w:rPr>
+          <w:sz w:val="24"/>
+        </w:rPr>
+        <w:t>完工进度 = 累计实际发生成本 / 预计总成本（投入法）</w:t>
+      </w:r>
+    </w:p>
+    <w:p>
+      <w:r>
+        <w:rPr>
+          <w:sz w:val="24"/>
+        </w:rPr>
+      </w:r>
+    </w:p>
+    <w:p>
+      <w:r>
+        <w:rPr>
+          <w:sz w:val="24"/>
+        </w:rPr>
+        <w:t>例：合同总价1000万，预计总成本800万，本期发生成本200万</w:t>
+      </w:r>
+    </w:p>
+    <w:p>
+      <w:r>
+        <w:rPr>
+          <w:sz w:val="24"/>
+        </w:rPr>
+        <w:t>完工进度 = 200/800 = 25%</w:t>
+      </w:r>
+    </w:p>
+    <w:p>
+      <w:r>
+        <w:rPr>
+          <w:sz w:val="24"/>
+        </w:rPr>
+        <w:t>本期确认收入 = 1000×25% = 250万</w:t>
+      </w:r>
+    </w:p>
+    <w:p>
+      <w:r>
+        <w:rPr>
+          <w:sz w:val="24"/>
+        </w:rPr>
+      </w:r>
+    </w:p>
+    <w:p>
+      <w:r>
+        <w:rPr>
+          <w:b/>
+          <w:sz w:val="24"/>
+        </w:rPr>
+        <w:t>五、考试高频分录速查</w:t>
+      </w:r>
+    </w:p>
+    <w:p>
+      <w:r>
+        <w:rPr>
+          <w:sz w:val="24"/>
+        </w:rPr>
+      </w:r>
+    </w:p>
+    <w:p>
+      <w:r>
+        <w:rPr>
+          <w:sz w:val="24"/>
+        </w:rPr>
+        <w:t>预收款→合同负债→发货确认：</w:t>
+      </w:r>
+    </w:p>
+    <w:p>
+      <w:r>
+        <w:rPr>
+          <w:sz w:val="24"/>
+        </w:rPr>
+        <w:t>借：银行存款 30，贷：合同负债 30（预收）</w:t>
+      </w:r>
+    </w:p>
+    <w:p>
+      <w:r>
+        <w:rPr>
+          <w:sz w:val="24"/>
+        </w:rPr>
+        <w:t>借：合同负债 30，银行存款 70，贷：主营业务收入 100（发货）</w:t>
+      </w:r>
+    </w:p>
+    <w:p>
+      <w:r>
+        <w:rPr>
+          <w:sz w:val="24"/>
+        </w:rPr>
+      </w:r>
+    </w:p>
+    <w:p>
+      <w:r>
+        <w:rPr>
+          <w:sz w:val="24"/>
+        </w:rPr>
+        <w:t>退货条款200万/退货率10%：</w:t>
+      </w:r>
+    </w:p>
+    <w:p>
+      <w:r>
+        <w:rPr>
+          <w:sz w:val="24"/>
+        </w:rPr>
+        <w:t>借：银行存款 200，贷：主营业务收入 180，退货负债 20</w:t>
+      </w:r>
+    </w:p>
+    <w:p>
+      <w:r>
+        <w:rPr>
+          <w:sz w:val="24"/>
+        </w:rPr>
+      </w:r>
+    </w:p>
+    <w:p>
+      <w:r>
+        <w:rPr>
+          <w:sz w:val="24"/>
+        </w:rPr>
+        <w:t>质保5万（保证类）：</w:t>
+      </w:r>
+    </w:p>
+    <w:p>
+      <w:r>
+        <w:rPr>
+          <w:sz w:val="24"/>
+        </w:rPr>
+        <w:t>借：销售费用 5，贷：预计负债 5</w:t>
+      </w:r>
+    </w:p>
+    <w:p>
+      <w:r>
+        <w:rPr>
+          <w:sz w:val="24"/>
+        </w:rPr>
+      </w:r>
+    </w:p>
+    <w:p>
+      <w:r>
+        <w:rPr>
+          <w:sz w:val="24"/>
+        </w:rPr>
+        <w:t>代理人佣金10万：</w:t>
+      </w:r>
+    </w:p>
+    <w:p>
+      <w:r>
+        <w:rPr>
+          <w:sz w:val="24"/>
+        </w:rPr>
+        <w:t>借：银行存款 100，贷：主营业务收入 10，应付账款 90</w:t>
       </w:r>
     </w:p>
     <w:p>
@@ -2194,827 +3339,35 @@
       </w:r>
     </w:p>
     <w:p>
-      <w:pPr>
-        <w:pStyle w:val="Heading1"/>
-      </w:pPr>
-      <w:r>
-        <w:t>第4组_副号3避坑吐槽  标题：收入确认四大坑，考前必须绕过</w:t>
-      </w:r>
-    </w:p>
-    <w:p>
-      <w:r>
-        <w:rPr>
-          <w:sz w:val="24"/>
-        </w:rPr>
-        <w:t>已选标题：收入确认四大坑，考前必须绕过</w:t>
-      </w:r>
-    </w:p>
-    <w:p>
-      <w:r>
-        <w:rPr>
-          <w:sz w:val="24"/>
-        </w:rPr>
-      </w:r>
-    </w:p>
-    <w:p>
-      <w:r>
-        <w:rPr>
-          <w:sz w:val="24"/>
-        </w:rPr>
-        <w:t>【账号④ 副号3·避坑吐槽版】</w:t>
-      </w:r>
-    </w:p>
-    <w:p>
-      <w:r>
-        <w:rPr>
-          <w:sz w:val="24"/>
-        </w:rPr>
-      </w:r>
-    </w:p>
-    <w:p>
-      <w:r>
-        <w:rPr>
-          <w:sz w:val="24"/>
-        </w:rPr>
-        <w:t>中级收入确认这章，坑特别多。不踩一遍，考场很难不出错。今天把四个最经典的坑全部摆出来，考前务必看完。</w:t>
-      </w:r>
-    </w:p>
-    <w:p>
-      <w:r>
-        <w:rPr>
-          <w:sz w:val="24"/>
-        </w:rPr>
-      </w:r>
-    </w:p>
-    <w:p>
-      <w:r>
-        <w:rPr>
-          <w:sz w:val="24"/>
-        </w:rPr>
-        <w:t>坑一：收到钱就确认收入</w:t>
-      </w:r>
-    </w:p>
-    <w:p>
-      <w:r>
-        <w:rPr>
-          <w:sz w:val="24"/>
-        </w:rPr>
-      </w:r>
-    </w:p>
-    <w:p>
-      <w:r>
-        <w:rPr>
-          <w:sz w:val="24"/>
-        </w:rPr>
-        <w:t>"钱到账了就是我的收入"——这个想法，错了。</w:t>
-      </w:r>
-    </w:p>
-    <w:p>
-      <w:r>
-        <w:rPr>
-          <w:sz w:val="24"/>
-        </w:rPr>
-      </w:r>
-    </w:p>
-    <w:p>
-      <w:r>
-        <w:rPr>
-          <w:sz w:val="24"/>
-        </w:rPr>
-        <w:t>真实场景：A公司收到客户预付款160万，机器还在仓库没发货。</w:t>
-      </w:r>
-    </w:p>
-    <w:p>
-      <w:r>
-        <w:rPr>
-          <w:sz w:val="24"/>
-        </w:rPr>
-      </w:r>
-    </w:p>
-    <w:p>
-      <w:r>
-        <w:rPr>
-          <w:sz w:val="24"/>
-        </w:rPr>
-        <w:t>错误做法：</w:t>
-      </w:r>
-    </w:p>
-    <w:p>
-      <w:r>
-        <w:rPr>
-          <w:sz w:val="24"/>
-        </w:rPr>
-        <w:t>借：银行存款    160万</w:t>
-      </w:r>
-    </w:p>
-    <w:p>
-      <w:r>
-        <w:rPr>
-          <w:sz w:val="24"/>
-        </w:rPr>
-        <w:t>贷：主营业务收入  160万（❌）</w:t>
-      </w:r>
-    </w:p>
-    <w:p>
-      <w:r>
-        <w:rPr>
-          <w:sz w:val="24"/>
-        </w:rPr>
-      </w:r>
-    </w:p>
-    <w:p>
-      <w:r>
-        <w:rPr>
-          <w:sz w:val="24"/>
-        </w:rPr>
-        <w:t>正确做法：</w:t>
-      </w:r>
-    </w:p>
-    <w:p>
-      <w:r>
-        <w:rPr>
-          <w:sz w:val="24"/>
-        </w:rPr>
-        <w:t>借：银行存款    160万</w:t>
-      </w:r>
-    </w:p>
-    <w:p>
-      <w:r>
-        <w:rPr>
-          <w:sz w:val="24"/>
-        </w:rPr>
-        <w:t>贷：合同负债    160万（✅）</w:t>
-      </w:r>
-    </w:p>
-    <w:p>
-      <w:r>
-        <w:rPr>
-          <w:sz w:val="24"/>
-        </w:rPr>
-      </w:r>
-    </w:p>
-    <w:p>
-      <w:r>
-        <w:rPr>
-          <w:sz w:val="24"/>
-        </w:rPr>
-        <w:t>收到钱≠履约。还没交货，这笔钱是欠客户的，应该记"合同负债"。等到机器实际交付，控制权转移，再从合同负债转收入。</w:t>
-      </w:r>
-    </w:p>
-    <w:p>
-      <w:r>
-        <w:rPr>
-          <w:sz w:val="24"/>
-        </w:rPr>
-      </w:r>
-    </w:p>
-    <w:p>
-      <w:r>
-        <w:rPr>
-          <w:sz w:val="24"/>
-        </w:rPr>
-        <w:t>坑的本质：把"收款时点"和"履约时点"混淆了。</w:t>
-      </w:r>
-    </w:p>
-    <w:p>
-      <w:r>
-        <w:rPr>
-          <w:sz w:val="24"/>
-        </w:rPr>
-      </w:r>
-    </w:p>
-    <w:p>
-      <w:r>
-        <w:rPr>
-          <w:sz w:val="24"/>
-        </w:rPr>
-        <w:t>坑二：打包价直接分配，不按单独售价比例</w:t>
-      </w:r>
-    </w:p>
-    <w:p>
-      <w:r>
-        <w:rPr>
-          <w:sz w:val="24"/>
-        </w:rPr>
-      </w:r>
-    </w:p>
-    <w:p>
-      <w:r>
-        <w:rPr>
-          <w:sz w:val="24"/>
-        </w:rPr>
-        <w:t>场景：A公司机器150万+维护50万，打包价160万，直接把160万给机器，维护0元？</w:t>
-      </w:r>
-    </w:p>
-    <w:p>
-      <w:r>
-        <w:rPr>
-          <w:sz w:val="24"/>
-        </w:rPr>
-      </w:r>
-    </w:p>
-    <w:p>
-      <w:r>
-        <w:rPr>
-          <w:sz w:val="24"/>
-        </w:rPr>
-        <w:t>错误做法：机器=160万，维护=0万（❌）</w:t>
-      </w:r>
-    </w:p>
-    <w:p>
-      <w:r>
-        <w:rPr>
-          <w:sz w:val="24"/>
-        </w:rPr>
-      </w:r>
-    </w:p>
-    <w:p>
-      <w:r>
-        <w:rPr>
-          <w:sz w:val="24"/>
-        </w:rPr>
-        <w:t>正确做法：按单独售价比例：</w:t>
-      </w:r>
-    </w:p>
-    <w:p>
-      <w:r>
-        <w:rPr>
-          <w:sz w:val="24"/>
-        </w:rPr>
-        <w:t>- 机器=160×150/200=120万</w:t>
-      </w:r>
-    </w:p>
-    <w:p>
-      <w:r>
-        <w:rPr>
-          <w:sz w:val="24"/>
-        </w:rPr>
-        <w:t>- 维护=160×50/200=40万</w:t>
-      </w:r>
-    </w:p>
-    <w:p>
-      <w:r>
-        <w:rPr>
-          <w:sz w:val="24"/>
-        </w:rPr>
-      </w:r>
-    </w:p>
-    <w:p>
-      <w:r>
-        <w:rPr>
-          <w:sz w:val="24"/>
-        </w:rPr>
-        <w:t>为什么要按比例？打包折扣要公平分给每项义务，不能让一项独吞。</w:t>
-      </w:r>
-    </w:p>
-    <w:p>
-      <w:r>
-        <w:rPr>
-          <w:sz w:val="24"/>
-        </w:rPr>
-      </w:r>
-    </w:p>
-    <w:p>
-      <w:r>
-        <w:rPr>
-          <w:sz w:val="24"/>
-        </w:rPr>
-        <w:t>坑的本质：忘记了"多履约义务要分摊"这一步。</w:t>
-      </w:r>
-    </w:p>
-    <w:p>
-      <w:r>
-        <w:rPr>
-          <w:sz w:val="24"/>
-        </w:rPr>
-      </w:r>
-    </w:p>
-    <w:p>
-      <w:r>
-        <w:rPr>
-          <w:sz w:val="24"/>
-        </w:rPr>
-        <w:t>坑三：代理人按全额确认收入</w:t>
-      </w:r>
-    </w:p>
-    <w:p>
-      <w:r>
-        <w:rPr>
-          <w:sz w:val="24"/>
-        </w:rPr>
-      </w:r>
-    </w:p>
-    <w:p>
-      <w:r>
-        <w:rPr>
-          <w:sz w:val="24"/>
-        </w:rPr>
-        <w:t>场景：B公司是代理人，帮客户买了一批货，价格100万，B公司抽5万手续费。</w:t>
-      </w:r>
-    </w:p>
-    <w:p>
-      <w:r>
-        <w:rPr>
-          <w:sz w:val="24"/>
-        </w:rPr>
-      </w:r>
-    </w:p>
-    <w:p>
-      <w:r>
-        <w:rPr>
-          <w:sz w:val="24"/>
-        </w:rPr>
-        <w:t>错误做法：</w:t>
-      </w:r>
-    </w:p>
-    <w:p>
-      <w:r>
-        <w:rPr>
-          <w:sz w:val="24"/>
-        </w:rPr>
-        <w:t>借：银行存款    100万</w:t>
-      </w:r>
-    </w:p>
-    <w:p>
-      <w:r>
-        <w:rPr>
-          <w:sz w:val="24"/>
-        </w:rPr>
-        <w:t>贷：主营业务收入  100万（❌）</w:t>
-      </w:r>
-    </w:p>
-    <w:p>
-      <w:r>
-        <w:rPr>
-          <w:sz w:val="24"/>
-        </w:rPr>
-      </w:r>
-    </w:p>
-    <w:p>
-      <w:r>
-        <w:rPr>
-          <w:sz w:val="24"/>
-        </w:rPr>
-        <w:t>正确做法（净额法）：</w:t>
-      </w:r>
-    </w:p>
-    <w:p>
-      <w:r>
-        <w:rPr>
-          <w:sz w:val="24"/>
-        </w:rPr>
-        <w:t>借：银行存款    5万</w:t>
-      </w:r>
-    </w:p>
-    <w:p>
-      <w:r>
-        <w:rPr>
-          <w:sz w:val="24"/>
-        </w:rPr>
-        <w:t>贷：主营业务收入  5万（✅）</w:t>
-      </w:r>
-    </w:p>
-    <w:p>
-      <w:r>
-        <w:rPr>
-          <w:sz w:val="24"/>
-        </w:rPr>
-      </w:r>
-    </w:p>
-    <w:p>
-      <w:r>
-        <w:rPr>
-          <w:sz w:val="24"/>
-        </w:rPr>
-        <w:t>代理人不控制货物，不承担主要风险，只能确认手续费净额。</w:t>
-      </w:r>
-    </w:p>
-    <w:p>
-      <w:r>
-        <w:rPr>
-          <w:sz w:val="24"/>
-        </w:rPr>
-      </w:r>
-    </w:p>
-    <w:p>
-      <w:r>
-        <w:rPr>
-          <w:sz w:val="24"/>
-        </w:rPr>
-        <w:t>判断是主要责任人还是代理人：</w:t>
-      </w:r>
-    </w:p>
-    <w:p>
-      <w:r>
-        <w:rPr>
-          <w:sz w:val="24"/>
-        </w:rPr>
-        <w:t>✅ 主要责任人（全额）：自己控制商品，自己承担损失风险</w:t>
-      </w:r>
-    </w:p>
-    <w:p>
-      <w:r>
-        <w:rPr>
-          <w:sz w:val="24"/>
-        </w:rPr>
-        <w:t>✅ 代理人（净额）：撮合交易，赚差价/佣金</w:t>
-      </w:r>
-    </w:p>
-    <w:p>
-      <w:r>
-        <w:rPr>
-          <w:sz w:val="24"/>
-        </w:rPr>
-      </w:r>
-    </w:p>
-    <w:p>
-      <w:r>
-        <w:rPr>
-          <w:sz w:val="24"/>
-        </w:rPr>
-        <w:t>坑的本质：没判断清楚企业角色，主代混淆。</w:t>
-      </w:r>
-    </w:p>
-    <w:p>
-      <w:r>
-        <w:rPr>
-          <w:sz w:val="24"/>
-        </w:rPr>
-      </w:r>
-    </w:p>
-    <w:p>
-      <w:r>
-        <w:rPr>
-          <w:sz w:val="24"/>
-        </w:rPr>
-        <w:t>坑四：所有收入都是时点确认</w:t>
-      </w:r>
-    </w:p>
-    <w:p>
-      <w:r>
-        <w:rPr>
-          <w:sz w:val="24"/>
-        </w:rPr>
-      </w:r>
-    </w:p>
-    <w:p>
-      <w:r>
-        <w:rPr>
-          <w:sz w:val="24"/>
-        </w:rPr>
-        <w:t>"交货就确认"——如果是服务类合同就错了。</w:t>
-      </w:r>
-    </w:p>
-    <w:p>
-      <w:r>
-        <w:rPr>
-          <w:sz w:val="24"/>
-        </w:rPr>
-      </w:r>
-    </w:p>
-    <w:p>
-      <w:r>
-        <w:rPr>
-          <w:sz w:val="24"/>
-        </w:rPr>
-        <w:t>时段确认的条件（满足其中一项即可）：</w:t>
-      </w:r>
-    </w:p>
-    <w:p>
-      <w:r>
-        <w:rPr>
-          <w:sz w:val="24"/>
-        </w:rPr>
-        <w:t>① 客户同时获得并消耗利益（如保洁、咨询服务）</w:t>
-      </w:r>
-    </w:p>
-    <w:p>
-      <w:r>
-        <w:rPr>
-          <w:sz w:val="24"/>
-        </w:rPr>
-        <w:t>② 企业履约创造了客户控制的资产（如按客户要求定制的建设）</w:t>
-      </w:r>
-    </w:p>
-    <w:p>
-      <w:r>
-        <w:rPr>
-          <w:sz w:val="24"/>
-        </w:rPr>
-        <w:t>③ 企业履约未创造本企业另做他用的资产，且有权收取已完成部分的款项</w:t>
-      </w:r>
-    </w:p>
-    <w:p>
-      <w:r>
-        <w:rPr>
-          <w:sz w:val="24"/>
-        </w:rPr>
-      </w:r>
-    </w:p>
-    <w:p>
-      <w:r>
-        <w:rPr>
-          <w:sz w:val="24"/>
-        </w:rPr>
-        <w:t>符合时段确认的，要在整个服务期间分摊，不能等结束再一次性确认。</w:t>
-      </w:r>
-    </w:p>
-    <w:p>
-      <w:r>
-        <w:rPr>
-          <w:sz w:val="24"/>
-        </w:rPr>
-      </w:r>
-    </w:p>
-    <w:p>
-      <w:r>
-        <w:rPr>
-          <w:sz w:val="24"/>
-        </w:rPr>
-        <w:t>例：1年维护服务40万，每月确认3.33万，不是等1年后确认40万。</w:t>
-      </w:r>
-    </w:p>
-    <w:p>
-      <w:r>
-        <w:rPr>
-          <w:sz w:val="24"/>
-        </w:rPr>
-      </w:r>
-    </w:p>
-    <w:p>
-      <w:r>
-        <w:rPr>
-          <w:sz w:val="24"/>
-        </w:rPr>
-        <w:t>坑的本质：把持续性服务当成一次性交付处理。</w:t>
-      </w:r>
-    </w:p>
-    <w:p>
-      <w:r>
-        <w:rPr>
-          <w:sz w:val="24"/>
-        </w:rPr>
-      </w:r>
-    </w:p>
-    <w:p>
-      <w:r>
-        <w:rPr>
-          <w:sz w:val="24"/>
-        </w:rPr>
-        <w:t>总结：四大坑的共同根源——没把握"履约"这个核心。</w:t>
-      </w:r>
-    </w:p>
-    <w:p>
-      <w:r>
-        <w:rPr>
-          <w:sz w:val="24"/>
-        </w:rPr>
-      </w:r>
-    </w:p>
-    <w:p>
-      <w:r>
-        <w:rPr>
-          <w:sz w:val="24"/>
-        </w:rPr>
-        <w:t>收入不是钱来了就有，而是义务完成了才算。</w:t>
-      </w:r>
-    </w:p>
-    <w:p>
-      <w:r>
-        <w:rPr>
-          <w:sz w:val="24"/>
-        </w:rPr>
-        <w:t>下次遇到收入题，先问自己：履约了吗？</w:t>
-      </w:r>
-    </w:p>
-    <w:p>
-      <w:r>
-        <w:br w:type="page"/>
-      </w:r>
-    </w:p>
-    <w:p>
-      <w:pPr>
-        <w:pStyle w:val="Heading1"/>
-      </w:pPr>
-      <w:r>
-        <w:t>第5组_副号4考点总结  标题：中级收入高频考点整理，收藏备用</w:t>
-      </w:r>
-    </w:p>
-    <w:p>
-      <w:r>
-        <w:rPr>
-          <w:sz w:val="24"/>
-        </w:rPr>
-        <w:t>已选标题：中级收入高频考点整理，收藏备用</w:t>
-      </w:r>
-    </w:p>
-    <w:p>
-      <w:r>
-        <w:rPr>
-          <w:sz w:val="24"/>
-        </w:rPr>
-      </w:r>
-    </w:p>
-    <w:p>
-      <w:r>
-        <w:rPr>
-          <w:sz w:val="24"/>
-        </w:rPr>
-        <w:t>【账号⑤ 副号4·考点总结版】</w:t>
-      </w:r>
-    </w:p>
-    <w:p>
-      <w:r>
-        <w:rPr>
-          <w:sz w:val="24"/>
-        </w:rPr>
-      </w:r>
-    </w:p>
-    <w:p>
-      <w:r>
-        <w:rPr>
-          <w:sz w:val="24"/>
-        </w:rPr>
-        <w:t>收入确认是中级会计考试的高频章节，考点集中。这篇整理了最核心的考点，备考时收藏，考前回看。</w:t>
-      </w:r>
-    </w:p>
-    <w:p>
-      <w:r>
-        <w:rPr>
-          <w:sz w:val="24"/>
-        </w:rPr>
-      </w:r>
-    </w:p>
-    <w:p>
       <w:r>
         <w:rPr>
           <w:b/>
-          <w:sz w:val="24"/>
-        </w:rPr>
-        <w:t>一、五步法框架（必须背熟）</w:t>
-      </w:r>
-    </w:p>
-    <w:p>
-      <w:r>
-        <w:rPr>
-          <w:sz w:val="24"/>
-        </w:rPr>
-      </w:r>
-    </w:p>
-    <w:p>
-      <w:r>
-        <w:rPr>
-          <w:sz w:val="24"/>
-        </w:rPr>
-        <w:t>第一步：识别合同</w:t>
-      </w:r>
-    </w:p>
-    <w:p>
-      <w:r>
-        <w:rPr>
-          <w:sz w:val="24"/>
-        </w:rPr>
-        <w:t>- 合同成立5条件：批准+权利+付款条款+商业实质+可能收到对价</w:t>
-      </w:r>
-    </w:p>
-    <w:p>
-      <w:r>
-        <w:rPr>
-          <w:sz w:val="24"/>
-        </w:rPr>
-      </w:r>
-    </w:p>
-    <w:p>
-      <w:r>
-        <w:rPr>
-          <w:sz w:val="24"/>
-        </w:rPr>
-        <w:t>第二步：识别履约义务</w:t>
-      </w:r>
-    </w:p>
-    <w:p>
-      <w:r>
-        <w:rPr>
-          <w:sz w:val="24"/>
-        </w:rPr>
-        <w:t>- 可区分性判断：单独有用+可与其他商品分开</w:t>
-      </w:r>
-    </w:p>
-    <w:p>
-      <w:r>
-        <w:rPr>
-          <w:sz w:val="24"/>
-        </w:rPr>
-        <w:t>- 一系列商品可合并为一个义务（如建筑工程中的砖块）</w:t>
-      </w:r>
-    </w:p>
-    <w:p>
-      <w:r>
-        <w:rPr>
-          <w:sz w:val="24"/>
-        </w:rPr>
-      </w:r>
-    </w:p>
-    <w:p>
-      <w:r>
-        <w:rPr>
-          <w:sz w:val="24"/>
-        </w:rPr>
-        <w:t>第三步：确定交易价格</w:t>
-      </w:r>
-    </w:p>
-    <w:p>
-      <w:r>
-        <w:rPr>
-          <w:sz w:val="24"/>
-        </w:rPr>
-        <w:t>- 固定对价直接用</w:t>
-      </w:r>
-    </w:p>
-    <w:p>
-      <w:r>
-        <w:rPr>
-          <w:sz w:val="24"/>
-        </w:rPr>
-        <w:t>- 可变对价：估计值，但不能超过"大概率不会反转"的部分</w:t>
-      </w:r>
-    </w:p>
-    <w:p>
-      <w:r>
-        <w:rPr>
-          <w:sz w:val="24"/>
-        </w:rPr>
-        <w:t>- 重大融资成分：合同中有融资成分时，要调整收入（利息收入/财务费用分开）</w:t>
-      </w:r>
-    </w:p>
-    <w:p>
-      <w:r>
-        <w:rPr>
-          <w:sz w:val="24"/>
-        </w:rPr>
-      </w:r>
-    </w:p>
-    <w:p>
-      <w:r>
-        <w:rPr>
-          <w:sz w:val="24"/>
-        </w:rPr>
-        <w:t>第四步：分摊交易价格</w:t>
-      </w:r>
-    </w:p>
-    <w:p>
-      <w:r>
-        <w:rPr>
-          <w:sz w:val="24"/>
-        </w:rPr>
-        <w:t>- 核心：按各履约义务的单独售价比例分摊</w:t>
-      </w:r>
-    </w:p>
-    <w:p>
-      <w:r>
-        <w:rPr>
-          <w:sz w:val="24"/>
-        </w:rPr>
-        <w:t>- 单独售价观察不到时：调整市场评估法/预期成本加成法/余值法</w:t>
-      </w:r>
-    </w:p>
-    <w:p>
-      <w:r>
-        <w:rPr>
-          <w:sz w:val="24"/>
-        </w:rPr>
-        <w:t>- 折扣分配：有证据显示折扣与某义务相关，可专门分配</w:t>
-      </w:r>
-    </w:p>
-    <w:p>
-      <w:r>
-        <w:rPr>
-          <w:sz w:val="24"/>
-        </w:rPr>
-      </w:r>
-    </w:p>
-    <w:p>
-      <w:r>
-        <w:rPr>
-          <w:sz w:val="24"/>
-        </w:rPr>
-        <w:t>第五步：履约时确认收入</w:t>
-      </w:r>
-    </w:p>
-    <w:p>
-      <w:r>
-        <w:rPr>
-          <w:sz w:val="24"/>
-        </w:rPr>
-        <w:t>- 时点确认：控制权转移时（交货验收、客户接受）</w:t>
-      </w:r>
-    </w:p>
-    <w:p>
-      <w:r>
-        <w:rPr>
-          <w:sz w:val="24"/>
-        </w:rPr>
-        <w:t>- 时段确认：满足三条件之一时，在整个履约期间确认</w:t>
+          <w:sz w:val="28"/>
+        </w:rPr>
+        <w:t>【账号⑥（副号5考前冲刺）】</w:t>
+      </w:r>
+    </w:p>
+    <w:p>
+      <w:r>
+        <w:rPr>
+          <w:sz w:val="24"/>
+        </w:rPr>
+        <w:t>已选标题：距中级还有72天收入考点冲刺</w:t>
+      </w:r>
+    </w:p>
+    <w:p>
+      <w:r>
+        <w:rPr>
+          <w:sz w:val="24"/>
+        </w:rPr>
+      </w:r>
+    </w:p>
+    <w:p>
+      <w:r>
+        <w:rPr>
+          <w:sz w:val="24"/>
+        </w:rPr>
+        <w:t>距中级会计考试还有72天！收入确认和金融工具并列为历年最高频考点之一，今天系统冲刺！</w:t>
       </w:r>
     </w:p>
     <w:p>
@@ -3030,69 +3383,54 @@
           <w:b/>
           <w:sz w:val="24"/>
         </w:rPr>
-        <w:t>二、合同负债 vs 合同资产 vs 应收账款</w:t>
-      </w:r>
-    </w:p>
-    <w:p>
-      <w:r>
-        <w:rPr>
-          <w:sz w:val="24"/>
-        </w:rPr>
-      </w:r>
-    </w:p>
-    <w:p>
-      <w:r>
-        <w:rPr>
-          <w:sz w:val="24"/>
-        </w:rPr>
-        <w:t>| 科目 | 含义 | 触发条件 |</w:t>
-      </w:r>
-    </w:p>
-    <w:p>
-      <w:r>
-        <w:rPr>
-          <w:sz w:val="24"/>
-        </w:rPr>
-        <w:t>|------|------|---------|</w:t>
-      </w:r>
-    </w:p>
-    <w:p>
-      <w:r>
-        <w:rPr>
-          <w:sz w:val="24"/>
-        </w:rPr>
-        <w:t>| 合同负债 | 收款在先，履约在后 | 收了预付款，未交货 |</w:t>
-      </w:r>
-    </w:p>
-    <w:p>
-      <w:r>
-        <w:rPr>
-          <w:sz w:val="24"/>
-        </w:rPr>
-        <w:t>| 合同资产 | 履约在先，收款在后 | 交货了，但未到结算节点 |</w:t>
-      </w:r>
-    </w:p>
-    <w:p>
-      <w:r>
-        <w:rPr>
-          <w:sz w:val="24"/>
-        </w:rPr>
-        <w:t>| 应收账款 | 无条件的收款权利 | 到了结算节点，客户确认欠款 |</w:t>
-      </w:r>
-    </w:p>
-    <w:p>
-      <w:r>
-        <w:rPr>
-          <w:sz w:val="24"/>
-        </w:rPr>
-      </w:r>
-    </w:p>
-    <w:p>
-      <w:r>
-        <w:rPr>
-          <w:sz w:val="24"/>
-        </w:rPr>
-        <w:t>关键区分：合同资产和应收账款都是"客户欠我"，但应收账款是无条件的，合同资产还有条件（如另一项义务完成）。</w:t>
+        <w:t>一、72天冲刺必背：五步法框架</w:t>
+      </w:r>
+    </w:p>
+    <w:p>
+      <w:r>
+        <w:rPr>
+          <w:sz w:val="24"/>
+        </w:rPr>
+      </w:r>
+    </w:p>
+    <w:p>
+      <w:r>
+        <w:rPr>
+          <w:sz w:val="24"/>
+        </w:rPr>
+        <w:t>第一步：识别合同（合同成立条件）</w:t>
+      </w:r>
+    </w:p>
+    <w:p>
+      <w:r>
+        <w:rPr>
+          <w:sz w:val="24"/>
+        </w:rPr>
+        <w:t>第二步：识别各单项履约义务（能独立→单独识别）</w:t>
+      </w:r>
+    </w:p>
+    <w:p>
+      <w:r>
+        <w:rPr>
+          <w:sz w:val="24"/>
+        </w:rPr>
+        <w:t>第三步：确定交易价格（固定/可变/融资成分）</w:t>
+      </w:r>
+    </w:p>
+    <w:p>
+      <w:r>
+        <w:rPr>
+          <w:sz w:val="24"/>
+        </w:rPr>
+        <w:t>第四步：按独立售价比例分摊交易价格</w:t>
+      </w:r>
+    </w:p>
+    <w:p>
+      <w:r>
+        <w:rPr>
+          <w:sz w:val="24"/>
+        </w:rPr>
+        <w:t>第五步：在履行履约义务时确认收入（时点or时段）</w:t>
       </w:r>
     </w:p>
     <w:p>
@@ -3108,85 +3446,178 @@
           <w:b/>
           <w:sz w:val="24"/>
         </w:rPr>
-        <w:t>三、总额法 vs 净额法</w:t>
-      </w:r>
-    </w:p>
-    <w:p>
-      <w:r>
-        <w:rPr>
-          <w:sz w:val="24"/>
-        </w:rPr>
-      </w:r>
-    </w:p>
-    <w:p>
-      <w:r>
-        <w:rPr>
-          <w:sz w:val="24"/>
-        </w:rPr>
-        <w:t>主要责任人：</w:t>
-      </w:r>
-    </w:p>
-    <w:p>
-      <w:r>
-        <w:rPr>
-          <w:sz w:val="24"/>
-        </w:rPr>
-        <w:t>- 控制商品的风险（价格风险、库存风险）</w:t>
-      </w:r>
-    </w:p>
-    <w:p>
-      <w:r>
-        <w:rPr>
-          <w:sz w:val="24"/>
-        </w:rPr>
-        <w:t>- 对商品/服务的质量负责</w:t>
-      </w:r>
-    </w:p>
-    <w:p>
-      <w:r>
-        <w:rPr>
-          <w:sz w:val="24"/>
-        </w:rPr>
-        <w:t>- → 总额法，确认全部收入</w:t>
-      </w:r>
-    </w:p>
-    <w:p>
-      <w:r>
-        <w:rPr>
-          <w:sz w:val="24"/>
-        </w:rPr>
-      </w:r>
-    </w:p>
-    <w:p>
-      <w:r>
-        <w:rPr>
-          <w:sz w:val="24"/>
-        </w:rPr>
-        <w:t>代理人：</w:t>
-      </w:r>
-    </w:p>
-    <w:p>
-      <w:r>
-        <w:rPr>
-          <w:sz w:val="24"/>
-        </w:rPr>
-        <w:t>- 撮合交易，赚取手续费/佣金</w:t>
-      </w:r>
-    </w:p>
-    <w:p>
-      <w:r>
-        <w:rPr>
-          <w:sz w:val="24"/>
-        </w:rPr>
-        <w:t>- 不控制商品，不承担主要风险</w:t>
-      </w:r>
-    </w:p>
-    <w:p>
-      <w:r>
-        <w:rPr>
-          <w:sz w:val="24"/>
-        </w:rPr>
-        <w:t>- → 净额法，只确认净额（手续费部分）</w:t>
+        <w:t>二、72天冲刺分录速背</w:t>
+      </w:r>
+    </w:p>
+    <w:p>
+      <w:r>
+        <w:rPr>
+          <w:sz w:val="24"/>
+        </w:rPr>
+      </w:r>
+    </w:p>
+    <w:p>
+      <w:r>
+        <w:rPr>
+          <w:sz w:val="24"/>
+        </w:rPr>
+        <w:t>【基础发货收入】</w:t>
+      </w:r>
+    </w:p>
+    <w:p>
+      <w:r>
+        <w:rPr>
+          <w:sz w:val="24"/>
+        </w:rPr>
+        <w:t>借：应收账款/银行存款 100，贷：主营业务收入 100</w:t>
+      </w:r>
+    </w:p>
+    <w:p>
+      <w:r>
+        <w:rPr>
+          <w:sz w:val="24"/>
+        </w:rPr>
+        <w:t>借：主营业务成本 60，贷：库存商品 60</w:t>
+      </w:r>
+    </w:p>
+    <w:p>
+      <w:r>
+        <w:rPr>
+          <w:sz w:val="24"/>
+        </w:rPr>
+      </w:r>
+    </w:p>
+    <w:p>
+      <w:r>
+        <w:rPr>
+          <w:sz w:val="24"/>
+        </w:rPr>
+        <w:t>【预收款处理】</w:t>
+      </w:r>
+    </w:p>
+    <w:p>
+      <w:r>
+        <w:rPr>
+          <w:sz w:val="24"/>
+        </w:rPr>
+        <w:t>预收：借：银行存款 30，贷：合同负债 30</w:t>
+      </w:r>
+    </w:p>
+    <w:p>
+      <w:r>
+        <w:rPr>
+          <w:sz w:val="24"/>
+        </w:rPr>
+        <w:t>发货：借：合同负债 30，银行存款 70，贷：主营业务收入 100</w:t>
+      </w:r>
+    </w:p>
+    <w:p>
+      <w:r>
+        <w:rPr>
+          <w:sz w:val="24"/>
+        </w:rPr>
+      </w:r>
+    </w:p>
+    <w:p>
+      <w:r>
+        <w:rPr>
+          <w:sz w:val="24"/>
+        </w:rPr>
+        <w:t>【退货条款（退货率10%，销售200万，成本120万）】</w:t>
+      </w:r>
+    </w:p>
+    <w:p>
+      <w:r>
+        <w:rPr>
+          <w:sz w:val="24"/>
+        </w:rPr>
+        <w:t>借：银行存款 200</w:t>
+      </w:r>
+    </w:p>
+    <w:p>
+      <w:r>
+        <w:rPr>
+          <w:sz w:val="24"/>
+        </w:rPr>
+        <w:t>贷：主营业务收入 180</w:t>
+      </w:r>
+    </w:p>
+    <w:p>
+      <w:r>
+        <w:rPr>
+          <w:sz w:val="24"/>
+        </w:rPr>
+        <w:t xml:space="preserve">    退货负债 20</w:t>
+      </w:r>
+    </w:p>
+    <w:p>
+      <w:r>
+        <w:rPr>
+          <w:sz w:val="24"/>
+        </w:rPr>
+        <w:t>借：主营业务成本 108</w:t>
+      </w:r>
+    </w:p>
+    <w:p>
+      <w:r>
+        <w:rPr>
+          <w:sz w:val="24"/>
+        </w:rPr>
+        <w:t xml:space="preserve">    退货资产 12</w:t>
+      </w:r>
+    </w:p>
+    <w:p>
+      <w:r>
+        <w:rPr>
+          <w:sz w:val="24"/>
+        </w:rPr>
+        <w:t>贷：库存商品 120</w:t>
+      </w:r>
+    </w:p>
+    <w:p>
+      <w:r>
+        <w:rPr>
+          <w:sz w:val="24"/>
+        </w:rPr>
+      </w:r>
+    </w:p>
+    <w:p>
+      <w:r>
+        <w:rPr>
+          <w:sz w:val="24"/>
+        </w:rPr>
+        <w:t>【保证类质保（预计保修5万）】</w:t>
+      </w:r>
+    </w:p>
+    <w:p>
+      <w:r>
+        <w:rPr>
+          <w:sz w:val="24"/>
+        </w:rPr>
+        <w:t>借：销售费用 5，贷：预计负债 5</w:t>
+      </w:r>
+    </w:p>
+    <w:p>
+      <w:r>
+        <w:rPr>
+          <w:sz w:val="24"/>
+        </w:rPr>
+      </w:r>
+    </w:p>
+    <w:p>
+      <w:r>
+        <w:rPr>
+          <w:sz w:val="24"/>
+        </w:rPr>
+        <w:t>【代理人（佣金10万，代销100万）】</w:t>
+      </w:r>
+    </w:p>
+    <w:p>
+      <w:r>
+        <w:rPr>
+          <w:sz w:val="24"/>
+        </w:rPr>
+        <w:t>借：银行存款 100，贷：主营业务收入 10，应付账款 90</w:t>
       </w:r>
     </w:p>
     <w:p>
@@ -3202,68 +3633,46 @@
           <w:b/>
           <w:sz w:val="24"/>
         </w:rPr>
-        <w:t>四、可变对价处理</w:t>
-      </w:r>
-    </w:p>
-    <w:p>
-      <w:r>
-        <w:rPr>
-          <w:sz w:val="24"/>
-        </w:rPr>
-      </w:r>
-    </w:p>
-    <w:p>
-      <w:r>
-        <w:rPr>
-          <w:sz w:val="24"/>
-        </w:rPr>
-        <w:t>可变对价来源：折扣、返利、奖励、退款权、罚款等</w:t>
-      </w:r>
-    </w:p>
-    <w:p>
-      <w:r>
-        <w:rPr>
-          <w:sz w:val="24"/>
-        </w:rPr>
-      </w:r>
-    </w:p>
-    <w:p>
-      <w:r>
-        <w:rPr>
-          <w:sz w:val="24"/>
-        </w:rPr>
-        <w:t>两种估计方法：</w:t>
-      </w:r>
-    </w:p>
-    <w:p>
-      <w:r>
-        <w:rPr>
-          <w:sz w:val="24"/>
-        </w:rPr>
-        <w:t>① 预期值法（样本多时用）</w:t>
-      </w:r>
-    </w:p>
-    <w:p>
-      <w:r>
-        <w:rPr>
-          <w:sz w:val="24"/>
-        </w:rPr>
-        <w:t>② 最大可能金额法（只有两种结果时用）</w:t>
-      </w:r>
-    </w:p>
-    <w:p>
-      <w:r>
-        <w:rPr>
-          <w:sz w:val="24"/>
-        </w:rPr>
-      </w:r>
-    </w:p>
-    <w:p>
-      <w:r>
-        <w:rPr>
-          <w:sz w:val="24"/>
-        </w:rPr>
-        <w:t>限制原则：只能确认大概率不会发生重大反转的金额。</w:t>
+        <w:t>三、72天冲刺行动计划</w:t>
+      </w:r>
+    </w:p>
+    <w:p>
+      <w:r>
+        <w:rPr>
+          <w:sz w:val="24"/>
+        </w:rPr>
+      </w:r>
+    </w:p>
+    <w:p>
+      <w:r>
+        <w:rPr>
+          <w:sz w:val="24"/>
+        </w:rPr>
+        <w:t>第1周：背熟五步法框架和合同负债、退货条款分录</w:t>
+      </w:r>
+    </w:p>
+    <w:p>
+      <w:r>
+        <w:rPr>
+          <w:sz w:val="24"/>
+        </w:rPr>
+        <w:t>第2周：主代理人判断+可变对价计算</w:t>
+      </w:r>
+    </w:p>
+    <w:p>
+      <w:r>
+        <w:rPr>
+          <w:sz w:val="24"/>
+        </w:rPr>
+        <w:t>第3周：做历年真题，重点练计算题（退货条款+完工进度）</w:t>
+      </w:r>
+    </w:p>
+    <w:p>
+      <w:r>
+        <w:rPr>
+          <w:sz w:val="24"/>
+        </w:rPr>
+        <w:t>第4周：整理错题，查漏补缺</w:t>
       </w:r>
     </w:p>
     <w:p>
@@ -3279,706 +3688,77 @@
           <w:b/>
           <w:sz w:val="24"/>
         </w:rPr>
-        <w:t>五、重大融资成分</w:t>
-      </w:r>
-    </w:p>
-    <w:p>
-      <w:r>
-        <w:rPr>
-          <w:sz w:val="24"/>
-        </w:rPr>
-      </w:r>
-    </w:p>
-    <w:p>
-      <w:r>
-        <w:rPr>
-          <w:sz w:val="24"/>
-        </w:rPr>
-        <w:t>当付款时间与交付时间差超过1年时，需要考虑：</w:t>
-      </w:r>
-    </w:p>
-    <w:p>
-      <w:r>
-        <w:rPr>
-          <w:sz w:val="24"/>
-        </w:rPr>
-        <w:t>- 客户提前付款 → 企业获得融资利益 → 确认利息费用，调低收入</w:t>
-      </w:r>
-    </w:p>
-    <w:p>
-      <w:r>
-        <w:rPr>
-          <w:sz w:val="24"/>
-        </w:rPr>
-        <w:t>- 客户延迟付款 → 客户获得融资 → 确认利息收入，调高收入</w:t>
-      </w:r>
-    </w:p>
-    <w:p>
-      <w:r>
-        <w:rPr>
-          <w:sz w:val="24"/>
-        </w:rPr>
-      </w:r>
-    </w:p>
-    <w:p>
-      <w:r>
-        <w:rPr>
-          <w:b/>
-          <w:sz w:val="24"/>
-        </w:rPr>
-        <w:t>六、数字例题（高频）</w:t>
-      </w:r>
-    </w:p>
-    <w:p>
-      <w:r>
-        <w:rPr>
-          <w:sz w:val="24"/>
-        </w:rPr>
-      </w:r>
-    </w:p>
-    <w:p>
-      <w:r>
-        <w:rPr>
-          <w:sz w:val="24"/>
-        </w:rPr>
-        <w:t>A公司：机器150万（单独售价）+1年维护50万（单独售价）=打包价160万</w:t>
-      </w:r>
-    </w:p>
-    <w:p>
-      <w:r>
-        <w:rPr>
-          <w:sz w:val="24"/>
-        </w:rPr>
-      </w:r>
-    </w:p>
-    <w:p>
-      <w:r>
-        <w:rPr>
-          <w:sz w:val="24"/>
-        </w:rPr>
-        <w:t>分摊：</w:t>
-      </w:r>
-    </w:p>
-    <w:p>
-      <w:r>
-        <w:rPr>
-          <w:sz w:val="24"/>
-        </w:rPr>
-        <w:t>- 机器：160×150/200=120万</w:t>
-      </w:r>
-    </w:p>
-    <w:p>
-      <w:r>
-        <w:rPr>
-          <w:sz w:val="24"/>
-        </w:rPr>
-        <w:t>- 维护：160×50/200=40万</w:t>
-      </w:r>
-    </w:p>
-    <w:p>
-      <w:r>
-        <w:rPr>
-          <w:sz w:val="24"/>
-        </w:rPr>
-      </w:r>
-    </w:p>
-    <w:p>
-      <w:r>
-        <w:rPr>
-          <w:sz w:val="24"/>
-        </w:rPr>
-        <w:t>分录：</w:t>
-      </w:r>
-    </w:p>
-    <w:p>
-      <w:r>
-        <w:rPr>
-          <w:sz w:val="24"/>
-        </w:rPr>
-        <w:t>① 收款：借银行160，贷合同负债160</w:t>
-      </w:r>
-    </w:p>
-    <w:p>
-      <w:r>
-        <w:rPr>
-          <w:sz w:val="24"/>
-        </w:rPr>
-        <w:t>② 交机器：借合同负债120，贷主营收入120；结转成本</w:t>
-      </w:r>
-    </w:p>
-    <w:p>
-      <w:r>
-        <w:rPr>
-          <w:sz w:val="24"/>
-        </w:rPr>
-        <w:t>③ 每月维护：借合同负债3.33，贷主营收入3.33</w:t>
-      </w:r>
-    </w:p>
-    <w:p>
-      <w:r>
-        <w:rPr>
-          <w:sz w:val="24"/>
-        </w:rPr>
-      </w:r>
-    </w:p>
-    <w:p>
-      <w:r>
-        <w:rPr>
-          <w:sz w:val="24"/>
-        </w:rPr>
-        <w:t>收入章节考点就这些，背熟框架，练几道例题，考场稳拿分。</w:t>
-      </w:r>
-    </w:p>
-    <w:p>
-      <w:r>
-        <w:br w:type="page"/>
-      </w:r>
-    </w:p>
-    <w:p>
-      <w:pPr>
-        <w:pStyle w:val="Heading1"/>
-      </w:pPr>
-      <w:r>
-        <w:t>第6组_副号5考前冲刺  标题：距中级还有73天，收入今天拿下</w:t>
-      </w:r>
-    </w:p>
-    <w:p>
-      <w:r>
-        <w:rPr>
-          <w:sz w:val="24"/>
-        </w:rPr>
-        <w:t>已选标题：距中级还有73天，收入今天拿下</w:t>
-      </w:r>
-    </w:p>
-    <w:p>
-      <w:r>
-        <w:rPr>
-          <w:sz w:val="24"/>
-        </w:rPr>
-      </w:r>
-    </w:p>
-    <w:p>
-      <w:r>
-        <w:rPr>
-          <w:sz w:val="24"/>
-        </w:rPr>
-        <w:t>【账号⑥ 副号5·考前冲刺版】</w:t>
-      </w:r>
-    </w:p>
-    <w:p>
-      <w:r>
-        <w:rPr>
-          <w:sz w:val="24"/>
-        </w:rPr>
-      </w:r>
-    </w:p>
-    <w:p>
-      <w:r>
-        <w:rPr>
-          <w:sz w:val="24"/>
-        </w:rPr>
-        <w:t>距中级会计考试还有73天。</w:t>
-      </w:r>
-    </w:p>
-    <w:p>
-      <w:r>
-        <w:rPr>
-          <w:sz w:val="24"/>
-        </w:rPr>
-      </w:r>
-    </w:p>
-    <w:p>
-      <w:r>
-        <w:rPr>
-          <w:sz w:val="24"/>
-        </w:rPr>
-        <w:t>收入确认章节，每年必考，分值稳定在15-20分。今天用一篇文章，把收入章节核心内容过一遍，从现在开始还完全来得及。</w:t>
-      </w:r>
-    </w:p>
-    <w:p>
-      <w:r>
-        <w:rPr>
-          <w:sz w:val="24"/>
-        </w:rPr>
-      </w:r>
-    </w:p>
-    <w:p>
-      <w:r>
-        <w:rPr>
-          <w:b/>
-          <w:sz w:val="24"/>
-        </w:rPr>
-        <w:t>一、收入确认的底层逻辑</w:t>
-      </w:r>
-    </w:p>
-    <w:p>
-      <w:r>
-        <w:rPr>
-          <w:sz w:val="24"/>
-        </w:rPr>
-      </w:r>
-    </w:p>
-    <w:p>
-      <w:r>
-        <w:rPr>
-          <w:sz w:val="24"/>
-        </w:rPr>
-        <w:t>旧准则：收到钱就能确认收入。</w:t>
-      </w:r>
-    </w:p>
-    <w:p>
-      <w:r>
-        <w:rPr>
-          <w:sz w:val="24"/>
-        </w:rPr>
-        <w:t>新准则（2017年起）：要等到履约，才能确认收入。</w:t>
-      </w:r>
-    </w:p>
-    <w:p>
-      <w:r>
-        <w:rPr>
-          <w:sz w:val="24"/>
-        </w:rPr>
-      </w:r>
-    </w:p>
-    <w:p>
-      <w:r>
-        <w:rPr>
-          <w:sz w:val="24"/>
-        </w:rPr>
-        <w:t>这个改变，影响了所有有"多个义务"或"收款在交付前"的业务。</w:t>
-      </w:r>
-    </w:p>
-    <w:p>
-      <w:r>
-        <w:rPr>
-          <w:sz w:val="24"/>
-        </w:rPr>
-      </w:r>
-    </w:p>
-    <w:p>
-      <w:r>
-        <w:rPr>
-          <w:sz w:val="24"/>
-        </w:rPr>
-        <w:t>考试考的，就是这个新逻辑的各种应用场景。</w:t>
-      </w:r>
-    </w:p>
-    <w:p>
-      <w:r>
-        <w:rPr>
-          <w:sz w:val="24"/>
-        </w:rPr>
-      </w:r>
-    </w:p>
-    <w:p>
-      <w:r>
-        <w:rPr>
-          <w:b/>
-          <w:sz w:val="24"/>
-        </w:rPr>
-        <w:t>二、五步法（你必须闭着眼睛背出来的）</w:t>
-      </w:r>
-    </w:p>
-    <w:p>
-      <w:r>
-        <w:rPr>
-          <w:sz w:val="24"/>
-        </w:rPr>
-      </w:r>
-    </w:p>
-    <w:p>
-      <w:r>
-        <w:rPr>
-          <w:sz w:val="24"/>
-        </w:rPr>
-        <w:t>第一步：识别合同（合同有效才走下一步）</w:t>
-      </w:r>
-    </w:p>
-    <w:p>
-      <w:r>
-        <w:rPr>
-          <w:sz w:val="24"/>
-        </w:rPr>
-        <w:t>第二步：识别履约义务（拆分合同里的每个独立任务）</w:t>
-      </w:r>
-    </w:p>
-    <w:p>
-      <w:r>
-        <w:rPr>
-          <w:sz w:val="24"/>
-        </w:rPr>
-        <w:t>第三步：确定交易价格（固定or可变，小心可变对价的限制）</w:t>
-      </w:r>
-    </w:p>
-    <w:p>
-      <w:r>
-        <w:rPr>
-          <w:sz w:val="24"/>
-        </w:rPr>
-        <w:t>第四步：分摊交易价格（按单独售价比例）</w:t>
-      </w:r>
-    </w:p>
-    <w:p>
-      <w:r>
-        <w:rPr>
-          <w:sz w:val="24"/>
-        </w:rPr>
-        <w:t>第五步：履约时确认收入（时点/时段区分清楚）</w:t>
-      </w:r>
-    </w:p>
-    <w:p>
-      <w:r>
-        <w:rPr>
-          <w:sz w:val="24"/>
-        </w:rPr>
-      </w:r>
-    </w:p>
-    <w:p>
-      <w:r>
-        <w:rPr>
-          <w:sz w:val="24"/>
-        </w:rPr>
-        <w:t>73天倒计时，五步法是你在这章的第一个必背内容。</w:t>
-      </w:r>
-    </w:p>
-    <w:p>
-      <w:r>
-        <w:rPr>
-          <w:sz w:val="24"/>
-        </w:rPr>
-      </w:r>
-    </w:p>
-    <w:p>
-      <w:r>
-        <w:rPr>
-          <w:b/>
-          <w:sz w:val="24"/>
-        </w:rPr>
-        <w:t>三、最经典的考试场景：多履约义务分摊</w:t>
-      </w:r>
-    </w:p>
-    <w:p>
-      <w:r>
-        <w:rPr>
-          <w:sz w:val="24"/>
-        </w:rPr>
-      </w:r>
-    </w:p>
-    <w:p>
-      <w:r>
-        <w:rPr>
-          <w:sz w:val="24"/>
-        </w:rPr>
-        <w:t>场景：A公司卖机器+1年维护，打包价160万。</w:t>
-      </w:r>
-    </w:p>
-    <w:p>
-      <w:r>
-        <w:rPr>
-          <w:sz w:val="24"/>
-        </w:rPr>
-        <w:t>机器单独售价150万，维护单独售价50万。</w:t>
-      </w:r>
-    </w:p>
-    <w:p>
-      <w:r>
-        <w:rPr>
-          <w:sz w:val="24"/>
-        </w:rPr>
-      </w:r>
-    </w:p>
-    <w:p>
-      <w:r>
-        <w:rPr>
-          <w:sz w:val="24"/>
-        </w:rPr>
-        <w:t>第一步：先收款，没交货，记合同负债：</w:t>
-      </w:r>
-    </w:p>
-    <w:p>
-      <w:r>
-        <w:rPr>
-          <w:sz w:val="24"/>
-        </w:rPr>
-        <w:t>借：银行存款    160万</w:t>
-      </w:r>
-    </w:p>
-    <w:p>
-      <w:r>
-        <w:rPr>
-          <w:sz w:val="24"/>
-        </w:rPr>
-        <w:t>贷：合同负债    160万</w:t>
-      </w:r>
-    </w:p>
-    <w:p>
-      <w:r>
-        <w:rPr>
-          <w:sz w:val="24"/>
-        </w:rPr>
-      </w:r>
-    </w:p>
-    <w:p>
-      <w:r>
-        <w:rPr>
-          <w:sz w:val="24"/>
-        </w:rPr>
-        <w:t>第二步：按单独售价比例分摊：</w:t>
-      </w:r>
-    </w:p>
-    <w:p>
-      <w:r>
-        <w:rPr>
-          <w:sz w:val="24"/>
-        </w:rPr>
-        <w:t>机器=160×150/200=120万</w:t>
-      </w:r>
-    </w:p>
-    <w:p>
-      <w:r>
-        <w:rPr>
-          <w:sz w:val="24"/>
-        </w:rPr>
-        <w:t>维护=160×50/200=40万</w:t>
-      </w:r>
-    </w:p>
-    <w:p>
-      <w:r>
-        <w:rPr>
-          <w:sz w:val="24"/>
-        </w:rPr>
-      </w:r>
-    </w:p>
-    <w:p>
-      <w:r>
-        <w:rPr>
-          <w:sz w:val="24"/>
-        </w:rPr>
-        <w:t>第三步：机器交付时（时点确认）：</w:t>
-      </w:r>
-    </w:p>
-    <w:p>
-      <w:r>
-        <w:rPr>
-          <w:sz w:val="24"/>
-        </w:rPr>
-        <w:t>借：合同负债    120万</w:t>
-      </w:r>
-    </w:p>
-    <w:p>
-      <w:r>
-        <w:rPr>
-          <w:sz w:val="24"/>
-        </w:rPr>
-        <w:t>贷：主营业务收入  120万</w:t>
-      </w:r>
-    </w:p>
-    <w:p>
-      <w:r>
-        <w:rPr>
-          <w:sz w:val="24"/>
-        </w:rPr>
-      </w:r>
-    </w:p>
-    <w:p>
-      <w:r>
-        <w:rPr>
-          <w:sz w:val="24"/>
-        </w:rPr>
-        <w:t>第四步：每月维护时（时段确认）：</w:t>
-      </w:r>
-    </w:p>
-    <w:p>
-      <w:r>
-        <w:rPr>
-          <w:sz w:val="24"/>
-        </w:rPr>
-        <w:t>借：合同负债    3.33万</w:t>
-      </w:r>
-    </w:p>
-    <w:p>
-      <w:r>
-        <w:rPr>
-          <w:sz w:val="24"/>
-        </w:rPr>
-        <w:t>贷：主营业务收入  3.33万</w:t>
-      </w:r>
-    </w:p>
-    <w:p>
-      <w:r>
-        <w:rPr>
-          <w:sz w:val="24"/>
-        </w:rPr>
-      </w:r>
-    </w:p>
-    <w:p>
-      <w:r>
-        <w:rPr>
-          <w:sz w:val="24"/>
-        </w:rPr>
-        <w:t>这道题考试原题会加上细节和干扰选项，但核心逻辑就这些。</w:t>
-      </w:r>
-    </w:p>
-    <w:p>
-      <w:r>
-        <w:rPr>
-          <w:sz w:val="24"/>
-        </w:rPr>
-      </w:r>
-    </w:p>
-    <w:p>
-      <w:r>
-        <w:rPr>
-          <w:b/>
-          <w:sz w:val="24"/>
-        </w:rPr>
-        <w:t>四、73天剩余时间，收入这样学</w:t>
-      </w:r>
-    </w:p>
-    <w:p>
-      <w:r>
-        <w:rPr>
-          <w:sz w:val="24"/>
-        </w:rPr>
-      </w:r>
-    </w:p>
-    <w:p>
-      <w:r>
-        <w:rPr>
-          <w:sz w:val="24"/>
-        </w:rPr>
-        <w:t>今天（今晚）：看懂五步法逻辑，背下来。</w:t>
-      </w:r>
-    </w:p>
-    <w:p>
-      <w:r>
-        <w:rPr>
-          <w:sz w:val="24"/>
-        </w:rPr>
-        <w:t>明天：做3-5道例题，重点练多义务分摊。</w:t>
-      </w:r>
-    </w:p>
-    <w:p>
-      <w:r>
-        <w:rPr>
-          <w:sz w:val="24"/>
-        </w:rPr>
-        <w:t>后天：练合同负债vs合同资产vs应收账款的判断题。</w:t>
-      </w:r>
-    </w:p>
-    <w:p>
-      <w:r>
-        <w:rPr>
-          <w:sz w:val="24"/>
-        </w:rPr>
-        <w:t>第四天：做历年真题，找到自己的错误模式。</w:t>
-      </w:r>
-    </w:p>
-    <w:p>
-      <w:r>
-        <w:rPr>
-          <w:sz w:val="24"/>
-        </w:rPr>
-      </w:r>
-    </w:p>
-    <w:p>
-      <w:r>
-        <w:rPr>
-          <w:sz w:val="24"/>
-        </w:rPr>
-        <w:t>收入章节的考题有规律：给数字+多个义务+问分录/金额，按步骤来就不会错。</w:t>
-      </w:r>
-    </w:p>
-    <w:p>
-      <w:r>
-        <w:rPr>
-          <w:sz w:val="24"/>
-        </w:rPr>
-      </w:r>
-    </w:p>
-    <w:p>
-      <w:r>
-        <w:rPr>
-          <w:b/>
-          <w:sz w:val="24"/>
-        </w:rPr>
-        <w:t>五、今天的行动</w:t>
-      </w:r>
-    </w:p>
-    <w:p>
-      <w:r>
-        <w:rPr>
-          <w:sz w:val="24"/>
-        </w:rPr>
-      </w:r>
-    </w:p>
-    <w:p>
-      <w:r>
-        <w:rPr>
-          <w:sz w:val="24"/>
-        </w:rPr>
-        <w:t>今天看这篇，记住：</w:t>
-      </w:r>
-    </w:p>
-    <w:p>
-      <w:r>
-        <w:rPr>
-          <w:sz w:val="24"/>
-        </w:rPr>
-        <w:t>✅ 收到钱→合同负债（不是收入）</w:t>
-      </w:r>
-    </w:p>
-    <w:p>
-      <w:r>
-        <w:rPr>
-          <w:sz w:val="24"/>
-        </w:rPr>
-        <w:t>✅ 交货/完成服务→从合同负债转主营收入</w:t>
-      </w:r>
-    </w:p>
-    <w:p>
-      <w:r>
-        <w:rPr>
-          <w:sz w:val="24"/>
-        </w:rPr>
-        <w:t>✅ 多义务→按单独售价比例分摊</w:t>
-      </w:r>
-    </w:p>
-    <w:p>
-      <w:r>
-        <w:rPr>
-          <w:sz w:val="24"/>
-        </w:rPr>
-        <w:t>✅ 持续服务→时段确认，每期分摊</w:t>
-      </w:r>
-    </w:p>
-    <w:p>
-      <w:r>
-        <w:rPr>
-          <w:sz w:val="24"/>
-        </w:rPr>
-      </w:r>
-    </w:p>
-    <w:p>
-      <w:r>
-        <w:rPr>
-          <w:sz w:val="24"/>
-        </w:rPr>
-        <w:t>距考试73天，今天把收入搞定，下一章接着来。</w:t>
-      </w:r>
-    </w:p>
-    <w:p>
-      <w:r>
-        <w:rPr>
-          <w:sz w:val="24"/>
-        </w:rPr>
-        <w:t>考场上，收入章节要稳拿分，不丢冤枉分。</w:t>
-      </w:r>
-    </w:p>
-    <w:p>
-      <w:r>
-        <w:br w:type="page"/>
+        <w:t>四、高频易错点速记</w:t>
+      </w:r>
+    </w:p>
+    <w:p>
+      <w:r>
+        <w:rPr>
+          <w:sz w:val="24"/>
+        </w:rPr>
+      </w:r>
+    </w:p>
+    <w:p>
+      <w:r>
+        <w:rPr>
+          <w:sz w:val="24"/>
+        </w:rPr>
+        <w:t>×预收款直接确认收入（应先记合同负债）</w:t>
+      </w:r>
+    </w:p>
+    <w:p>
+      <w:r>
+        <w:rPr>
+          <w:sz w:val="24"/>
+        </w:rPr>
+        <w:t>×退货条款按全额确认（应按净额确认，差额记退货负债）</w:t>
+      </w:r>
+    </w:p>
+    <w:p>
+      <w:r>
+        <w:rPr>
+          <w:sz w:val="24"/>
+        </w:rPr>
+        <w:t>×保证类质保分摊交易价格（应计入销售费用+预计负债）</w:t>
+      </w:r>
+    </w:p>
+    <w:p>
+      <w:r>
+        <w:rPr>
+          <w:sz w:val="24"/>
+        </w:rPr>
+        <w:t>×代理人确认总额（只确认佣金净额）</w:t>
+      </w:r>
+    </w:p>
+    <w:p>
+      <w:r>
+        <w:rPr>
+          <w:sz w:val="24"/>
+        </w:rPr>
+        <w:t>×合同资产与应收账款不分（有条件→合同资产；无条件→应收账款）</w:t>
+      </w:r>
+    </w:p>
+    <w:p>
+      <w:r>
+        <w:rPr>
+          <w:sz w:val="24"/>
+        </w:rPr>
+      </w:r>
+    </w:p>
+    <w:p>
+      <w:r>
+        <w:rPr>
+          <w:sz w:val="24"/>
+        </w:rPr>
+        <w:t>72天后进考场，收入确认必拿满分！</w:t>
+      </w:r>
+    </w:p>
+    <w:p>
+      <w:r>
+        <w:rPr>
+          <w:sz w:val="24"/>
+        </w:rPr>
+        <w:t>今天搞懂一个，考场不慌！</w:t>
       </w:r>
     </w:p>
     <w:sectPr>
